--- a/Books/RPG_Books/ThePrincessAndTheMonsterChef/Book_ThePrincessAndTheMonsterChef.docx
+++ b/Books/RPG_Books/ThePrincessAndTheMonsterChef/Book_ThePrincessAndTheMonsterChef.docx
@@ -379,7 +379,7 @@
         <w:t xml:space="preserve"> It was getting dark and</w:t>
       </w:r>
       <w:r>
-        <w:t xml:space="preserve"> time to return to return to the camp grounds.</w:t>
+        <w:t xml:space="preserve"> time to return to the camp grounds.</w:t>
       </w:r>
     </w:p>
     <w:p>
@@ -426,7 +426,13 @@
         <w:t>blood-red eyes</w:t>
       </w:r>
       <w:r>
-        <w:t xml:space="preserve"> with vertical slits</w:t>
+        <w:t xml:space="preserve"> with vertical </w:t>
+      </w:r>
+      <w:r>
+        <w:t xml:space="preserve">blinking </w:t>
+      </w:r>
+      <w:r>
+        <w:t>slits</w:t>
       </w:r>
       <w:r>
         <w:t>.</w:t>
@@ -560,6 +566,11 @@
         <w:t xml:space="preserve">Shadows swirled around Luke as he waited. </w:t>
       </w:r>
       <w:r>
+        <w:t>However, these shadows were friendly.</w:t>
+      </w:r>
+    </w:p>
+    <w:p>
+      <w:r>
         <w:t>The woman looked away.</w:t>
       </w:r>
     </w:p>
@@ -619,9 +630,13 @@
       <w:r>
         <w:t>his tent and put them on.</w:t>
       </w:r>
-    </w:p>
-    <w:p>
-      <w:r>
+      <w:r>
+        <w:t xml:space="preserve"> Unfortunately, being still wet, putting them on was tricky.</w:t>
+      </w:r>
+    </w:p>
+    <w:p>
+      <w:r>
+        <w:lastRenderedPageBreak/>
         <w:t xml:space="preserve">Breathing a sigh of relief, Luke looked at his legs. They were </w:t>
       </w:r>
       <w:r>
@@ -630,98 +645,98 @@
     </w:p>
     <w:p>
       <w:r>
+        <w:t xml:space="preserve">However, lingering scars leaked shadows. The shadows disappeared, leaving </w:t>
+      </w:r>
+      <w:r>
+        <w:t>smooth skin</w:t>
+      </w:r>
+      <w:r>
+        <w:t>.</w:t>
+      </w:r>
+    </w:p>
+    <w:p>
+      <w:r>
+        <w:t>“Luke, I didn’t see you come,” Molly, Luke’s mother said. “Dinner is ready.”</w:t>
+      </w:r>
+    </w:p>
+    <w:p>
+      <w:r>
+        <w:t>Luke at his mother, confused. He streaked right in front of Molly and a dozen people.</w:t>
+      </w:r>
+    </w:p>
+    <w:p>
+      <w:r>
+        <w:t>“Thanks mum,” Luke said and grabbed a plate.</w:t>
+      </w:r>
+    </w:p>
+    <w:p>
+      <w:r>
+        <w:t>“Luke, you looked ripped,” Henry, Luke’s father said.</w:t>
+      </w:r>
+    </w:p>
+    <w:p>
+      <w:r>
+        <w:t>“You’re right,” Molly said. “When did you lose your fat?”</w:t>
+      </w:r>
+    </w:p>
+    <w:p>
+      <w:r>
+        <w:t>His brother and two sisters said the same thing.</w:t>
+      </w:r>
+    </w:p>
+    <w:p>
+      <w:r>
+        <w:t>Luke looked down at himself and re</w:t>
+      </w:r>
+      <w:r>
+        <w:t>a</w:t>
+      </w:r>
+      <w:r>
+        <w:t>l</w:t>
+      </w:r>
+      <w:r>
+        <w:t>i</w:t>
+      </w:r>
+      <w:r>
+        <w:t>sed his</w:t>
+      </w:r>
+      <w:r>
+        <w:t xml:space="preserve"> fat was gone. He even had abs and defined muscles.</w:t>
+      </w:r>
+    </w:p>
+    <w:p>
+      <w:r>
+        <w:t>“Thanks,” Luke said, not knowing what else to say.</w:t>
+      </w:r>
+    </w:p>
+    <w:p>
+      <w:r>
+        <w:t>There was a screech, followed by screaming.</w:t>
+      </w:r>
+    </w:p>
+    <w:p>
+      <w:r>
+        <w:t>“Damn,” Luke cursed. The gremlins had followed him. It was his fault.</w:t>
+      </w:r>
+    </w:p>
+    <w:p>
+      <w:r>
+        <w:t>Luke grabbed two kitchen knives and dashed in the direction of the commotion, hiding the blades against his forearms.</w:t>
+      </w:r>
+    </w:p>
+    <w:p>
+      <w:r>
+        <w:t>The gremlins were there, screeching. People huddled in terror as the monsters cackled at them. Apparently, they were playing with their victims before the kill.</w:t>
+      </w:r>
+    </w:p>
+    <w:p>
+      <w:r>
+        <w:t>Luke charged in and swung knives. He would not let people die because of his stupidity.</w:t>
+      </w:r>
+    </w:p>
+    <w:p>
+      <w:r>
         <w:lastRenderedPageBreak/>
-        <w:t xml:space="preserve">However, lingering scars leaked shadows. The shadows disappeared, leaving </w:t>
-      </w:r>
-      <w:r>
-        <w:t>smooth skin</w:t>
-      </w:r>
-      <w:r>
-        <w:t>.</w:t>
-      </w:r>
-    </w:p>
-    <w:p>
-      <w:r>
-        <w:t>“Luke, I didn’t see you come,” Molly, Luke’s mother said. “Dinner is ready.”</w:t>
-      </w:r>
-    </w:p>
-    <w:p>
-      <w:r>
-        <w:t>Luke at his mother, confused. He streaked right in front of Molly and a dozen people.</w:t>
-      </w:r>
-    </w:p>
-    <w:p>
-      <w:r>
-        <w:t>“Thanks mum,” Luke said and grabbed a plate.</w:t>
-      </w:r>
-    </w:p>
-    <w:p>
-      <w:r>
-        <w:t>“Luke, you looked ripped,” Henry, Luke’s father said.</w:t>
-      </w:r>
-    </w:p>
-    <w:p>
-      <w:r>
-        <w:t>“You’re right,” Molly said. “When did you lose your fat?”</w:t>
-      </w:r>
-    </w:p>
-    <w:p>
-      <w:r>
-        <w:t>His brother and two sisters said the same thing.</w:t>
-      </w:r>
-    </w:p>
-    <w:p>
-      <w:r>
-        <w:t>Luke looked down at himself and re</w:t>
-      </w:r>
-      <w:r>
-        <w:t>a</w:t>
-      </w:r>
-      <w:r>
-        <w:t>l</w:t>
-      </w:r>
-      <w:r>
-        <w:t>i</w:t>
-      </w:r>
-      <w:r>
-        <w:t>sed his</w:t>
-      </w:r>
-      <w:r>
-        <w:t xml:space="preserve"> fat was gone. He even had abs and defined muscles.</w:t>
-      </w:r>
-    </w:p>
-    <w:p>
-      <w:r>
-        <w:t>“Thanks,” Luke said, not knowing what else to say.</w:t>
-      </w:r>
-    </w:p>
-    <w:p>
-      <w:r>
-        <w:t>There was a screech, followed by screaming.</w:t>
-      </w:r>
-    </w:p>
-    <w:p>
-      <w:r>
-        <w:t>“Damn,” Luke cursed. The gremlins had followed him. It was his fault.</w:t>
-      </w:r>
-    </w:p>
-    <w:p>
-      <w:r>
-        <w:t>Luke grabbed two kitchen knives and dashed in the direction of the commotion, hiding the blades against his forearms.</w:t>
-      </w:r>
-    </w:p>
-    <w:p>
-      <w:r>
-        <w:t>The gremlins were there, screeching. People huddled in terror as the monsters cackled at them. Apparently, they were playing with their victims before the kill.</w:t>
-      </w:r>
-    </w:p>
-    <w:p>
-      <w:r>
-        <w:t>Luke charged in and swung knives. He would not let people die because of his stupidity.</w:t>
-      </w:r>
-    </w:p>
-    <w:p>
-      <w:r>
         <w:t>Two knives rammed into a gremlin, ripping guts out</w:t>
       </w:r>
       <w:r>
@@ -730,93 +745,93 @@
     </w:p>
     <w:p>
       <w:r>
+        <w:t>The other monsters weren’t waiting to get killed. Instead, they attacked Luke all at once.</w:t>
+      </w:r>
+    </w:p>
+    <w:p>
+      <w:r>
+        <w:t xml:space="preserve">Luke spun around and intercepted a gremlin trying to jump on his back. </w:t>
+      </w:r>
+      <w:r>
+        <w:t>The monster</w:t>
+      </w:r>
+      <w:r>
+        <w:t xml:space="preserve"> got a knife to the face and a second to the throat.</w:t>
+      </w:r>
+    </w:p>
+    <w:p>
+      <w:r>
+        <w:t>Sharp pain shot through Luke’s leg as a third gremlin bit into his leg. Down came the blades on the gremlin’s back.</w:t>
+      </w:r>
+    </w:p>
+    <w:p>
+      <w:r>
+        <w:t xml:space="preserve">The </w:t>
+      </w:r>
+      <w:r>
+        <w:t>rest of the pack</w:t>
+      </w:r>
+      <w:r>
+        <w:t xml:space="preserve"> paused a moment before jumping at Luke.</w:t>
+      </w:r>
+    </w:p>
+    <w:p>
+      <w:r>
+        <w:t>Luke felt weighed down by the monsters</w:t>
+      </w:r>
+      <w:r>
+        <w:t xml:space="preserve"> as they stabbed and bit</w:t>
+      </w:r>
+      <w:r>
+        <w:t xml:space="preserve"> every available appendage</w:t>
+      </w:r>
+      <w:r>
+        <w:t>. The intense pain was overridden by sear terror.</w:t>
+      </w:r>
+    </w:p>
+    <w:p>
+      <w:r>
+        <w:t xml:space="preserve">Luke dropped to the ground and rolled. Fighting for survival, he slashed out with his two knives. </w:t>
+      </w:r>
+      <w:r>
+        <w:t>The close proximity caused Luke to absorb more of the black fog when the monsters died.</w:t>
+      </w:r>
+    </w:p>
+    <w:p>
+      <w:r>
+        <w:t>Through deadly experience, Luke’s skills ballooned and he fought more intensely. Finally, the last monster disintegrated, leaving only black mist.</w:t>
+      </w:r>
+      <w:r>
+        <w:t xml:space="preserve"> The mist dispersed in the wind.</w:t>
+      </w:r>
+    </w:p>
+    <w:p>
+      <w:r>
+        <w:t xml:space="preserve">Luke painfully </w:t>
+      </w:r>
+      <w:r>
+        <w:t>sat</w:t>
+      </w:r>
+      <w:r>
+        <w:t xml:space="preserve"> up. His torso, arms and legs were shredded. Blood was soaking his body and the ground. He had entirely too many openings.</w:t>
+      </w:r>
+    </w:p>
+    <w:p>
+      <w:r>
+        <w:t>“Oh my God, what happed?” Molly screamed as she arrived. “You’re covered in blood.”</w:t>
+      </w:r>
+    </w:p>
+    <w:p>
+      <w:r>
+        <w:t>“We were attacked by racoons and your son chased them away</w:t>
+      </w:r>
+      <w:r>
+        <w:t>,” a man said.</w:t>
+      </w:r>
+    </w:p>
+    <w:p>
+      <w:r>
         <w:lastRenderedPageBreak/>
-        <w:t>The other monsters weren’t waiting to get killed. Instead, they attacked Luke all at once.</w:t>
-      </w:r>
-    </w:p>
-    <w:p>
-      <w:r>
-        <w:t xml:space="preserve">Luke spun around and intercepted a gremlin trying to jump on his back. </w:t>
-      </w:r>
-      <w:r>
-        <w:t>The monster</w:t>
-      </w:r>
-      <w:r>
-        <w:t xml:space="preserve"> got a knife to the face and a second to the throat.</w:t>
-      </w:r>
-    </w:p>
-    <w:p>
-      <w:r>
-        <w:t>Sharp pain shot through Luke’s leg as a third gremlin bit into his leg. Down came the blades on the gremlin’s back.</w:t>
-      </w:r>
-    </w:p>
-    <w:p>
-      <w:r>
-        <w:t xml:space="preserve">The </w:t>
-      </w:r>
-      <w:r>
-        <w:t>rest of the pack</w:t>
-      </w:r>
-      <w:r>
-        <w:t xml:space="preserve"> paused a moment before jumping at Luke.</w:t>
-      </w:r>
-    </w:p>
-    <w:p>
-      <w:r>
-        <w:t>Luke felt weighed down by the monsters</w:t>
-      </w:r>
-      <w:r>
-        <w:t xml:space="preserve"> as they stabbed and bit</w:t>
-      </w:r>
-      <w:r>
-        <w:t xml:space="preserve"> every available appendage</w:t>
-      </w:r>
-      <w:r>
-        <w:t>. The intense pain was overridden by sear terror.</w:t>
-      </w:r>
-    </w:p>
-    <w:p>
-      <w:r>
-        <w:t xml:space="preserve">Luke dropped to the ground and rolled. Fighting for survival, he slashed out with his two knives. </w:t>
-      </w:r>
-      <w:r>
-        <w:t>The close proximity caused Luke to absorb more of the black fog when the monsters died.</w:t>
-      </w:r>
-    </w:p>
-    <w:p>
-      <w:r>
-        <w:t>Through deadly experience, Luke’s skills ballooned and he fought more intensely. Finally, the last monster disintegrated, leaving only black mist.</w:t>
-      </w:r>
-      <w:r>
-        <w:t xml:space="preserve"> The mist dispersed in the wind.</w:t>
-      </w:r>
-    </w:p>
-    <w:p>
-      <w:r>
-        <w:t xml:space="preserve">Luke painfully </w:t>
-      </w:r>
-      <w:r>
-        <w:t>sat</w:t>
-      </w:r>
-      <w:r>
-        <w:t xml:space="preserve"> up. His torso, arms and legs were shredded. Blood was soaking his body and the ground. He had entirely too many openings.</w:t>
-      </w:r>
-    </w:p>
-    <w:p>
-      <w:r>
-        <w:t>“Oh my God, what happed?” Molly screamed as she arrived. “You’re covered in blood.”</w:t>
-      </w:r>
-    </w:p>
-    <w:p>
-      <w:r>
-        <w:t>“We were attacked by racoons and your son chased them away</w:t>
-      </w:r>
-      <w:r>
-        <w:t>,” a man said.</w:t>
-      </w:r>
-    </w:p>
-    <w:p>
-      <w:r>
         <w:t>Luke looked at the man incredulously. How the hell could you mistake racoons for gremlins?</w:t>
       </w:r>
       <w:r>
@@ -825,122 +840,121 @@
     </w:p>
     <w:p>
       <w:r>
+        <w:t xml:space="preserve">The scratches, gouges and openings visibly closed. </w:t>
+      </w:r>
+      <w:r>
+        <w:t>T</w:t>
+      </w:r>
+      <w:r>
+        <w:t>hing</w:t>
+      </w:r>
+      <w:r>
+        <w:t>s</w:t>
+      </w:r>
+      <w:r>
+        <w:t xml:space="preserve"> that should</w:t>
+      </w:r>
+      <w:r>
+        <w:t xml:space="preserve"> never</w:t>
+      </w:r>
+      <w:r>
+        <w:t xml:space="preserve"> be out </w:t>
+      </w:r>
+      <w:r>
+        <w:t>got</w:t>
+      </w:r>
+      <w:r>
+        <w:t xml:space="preserve"> sucked back in.</w:t>
+      </w:r>
+    </w:p>
+    <w:p>
+      <w:r>
+        <w:t xml:space="preserve">Within seconds, </w:t>
+      </w:r>
+      <w:r>
+        <w:t>Luke was whole</w:t>
+      </w:r>
+      <w:r>
+        <w:t>. Was the black smoke within his body healing him? None of it made any sense.</w:t>
+      </w:r>
+    </w:p>
+    <w:p>
+      <w:r>
+        <w:t>Luke hid the knives against his forearms and said, “I’m fine mum. This isn’t blood. It’s ketchup</w:t>
+      </w:r>
+      <w:r>
+        <w:t>. I spilled some on myself.”</w:t>
+      </w:r>
+    </w:p>
+    <w:p>
+      <w:r>
+        <w:t xml:space="preserve">Ralph, Luke’s </w:t>
+      </w:r>
+      <w:r>
+        <w:t xml:space="preserve">younger </w:t>
+      </w:r>
+      <w:r>
+        <w:t>brother rubbed Luke’s arm and said; “He isn’t injured mum.”</w:t>
+      </w:r>
+    </w:p>
+    <w:p>
+      <w:r>
+        <w:t>“Thanks goodness,” Molly said with a sigh of relief.</w:t>
+      </w:r>
+    </w:p>
+    <w:p>
+      <w:r>
+        <w:t>Amy, Luke’s younger sister smelled Luke and said; “It is ketchup.”</w:t>
+      </w:r>
+    </w:p>
+    <w:p>
+      <w:r>
+        <w:t>“Why the hell are you covered in ketchup?” Brenda, Luke older sister asked.</w:t>
+      </w:r>
+    </w:p>
+    <w:p>
+      <w:r>
+        <w:t>Molly frowned at Luke and said, “Go take a bath. Dinner is getting cold.”</w:t>
+      </w:r>
+    </w:p>
+    <w:p>
+      <w:r>
+        <w:t>Luke did as instructed.</w:t>
+      </w:r>
+    </w:p>
+    <w:p>
+      <w:r>
+        <w:t>Back at camp, Luke put the kitchen knives away and ate.</w:t>
+      </w:r>
+    </w:p>
+    <w:p>
+      <w:r>
+        <w:t>“Luke, you’re rather quiet,” Brenda said.</w:t>
+      </w:r>
+    </w:p>
+    <w:p>
+      <w:r>
+        <w:t>“I’m feeling tired after the swim,” Luke said. How could he tell his mother he was going mad?</w:t>
+      </w:r>
+    </w:p>
+    <w:p>
+      <w:r>
+        <w:t>Luke sat on rock and absent-mindedly toasted marshmallows. Marshmallows tasted disgusting, but they were fun to burn.</w:t>
+      </w:r>
+    </w:p>
+    <w:p>
+      <w:r>
+        <w:t>The night grew late and everyone went to bed.</w:t>
+      </w:r>
+    </w:p>
+    <w:p>
+      <w:r>
         <w:lastRenderedPageBreak/>
-        <w:t xml:space="preserve">The scratches, gouges and openings visibly closed. </w:t>
-      </w:r>
-      <w:r>
-        <w:t>T</w:t>
-      </w:r>
-      <w:r>
-        <w:t>hing</w:t>
-      </w:r>
-      <w:r>
-        <w:t>s</w:t>
-      </w:r>
-      <w:r>
-        <w:t xml:space="preserve"> that should</w:t>
-      </w:r>
-      <w:r>
-        <w:t xml:space="preserve"> never</w:t>
-      </w:r>
-      <w:r>
-        <w:t xml:space="preserve"> be out </w:t>
-      </w:r>
-      <w:r>
-        <w:t>got</w:t>
-      </w:r>
-      <w:r>
-        <w:t xml:space="preserve"> sucked back in.</w:t>
-      </w:r>
-    </w:p>
-    <w:p>
-      <w:r>
-        <w:t xml:space="preserve">Within seconds, </w:t>
-      </w:r>
-      <w:r>
-        <w:t>Luke was whole</w:t>
-      </w:r>
-      <w:r>
-        <w:t>. Was the black smoke within his body healing him? None of it made any sense.</w:t>
-      </w:r>
-    </w:p>
-    <w:p>
-      <w:r>
-        <w:t>Luke hid the knives against his forearms and said, “I’m fine mum. This isn’t blood. It’s ketchup</w:t>
-      </w:r>
-      <w:r>
-        <w:t>. I spilled some on myself.”</w:t>
-      </w:r>
-    </w:p>
-    <w:p>
-      <w:r>
-        <w:t xml:space="preserve">Ralph, Luke’s </w:t>
-      </w:r>
-      <w:r>
-        <w:t xml:space="preserve">younger </w:t>
-      </w:r>
-      <w:r>
-        <w:t>brother rubbed Luke’s arm and said; “He isn’t injured mum.”</w:t>
-      </w:r>
-    </w:p>
-    <w:p>
-      <w:r>
-        <w:t>“Thanks goodness,” Molly said with a sigh of relief.</w:t>
-      </w:r>
-    </w:p>
-    <w:p>
-      <w:r>
-        <w:t>Amy, Luke’s younger sister smelled Luke and said; “It is ketchup.”</w:t>
-      </w:r>
-    </w:p>
-    <w:p>
-      <w:r>
-        <w:t>“Why the hell are you covered in ketchup?” Brenda, Luke older sister asked.</w:t>
-      </w:r>
-    </w:p>
-    <w:p>
-      <w:r>
-        <w:t>Molly frowned at Luke and said, “Go take a bath. Dinner is getting cold.”</w:t>
-      </w:r>
-    </w:p>
-    <w:p>
-      <w:r>
-        <w:t>Luke did as instructed.</w:t>
-      </w:r>
-    </w:p>
-    <w:p>
-      <w:r>
-        <w:t>Back at camp, Luke put the kitchen knives away and ate.</w:t>
-      </w:r>
-    </w:p>
-    <w:p>
-      <w:r>
-        <w:t>“Luke, you’re rather quiet,” Brenda said.</w:t>
-      </w:r>
-    </w:p>
-    <w:p>
-      <w:r>
-        <w:t>“I’m feeling tired after the swim,” Luke said. How could he tell his mother he was going mad?</w:t>
-      </w:r>
-    </w:p>
-    <w:p>
-      <w:r>
-        <w:t>Luke sat on rock and absent-mindedly toasted marshmallows. Marshmallows tasted disgusting, but they were fun to burn.</w:t>
-      </w:r>
-    </w:p>
-    <w:p>
-      <w:r>
-        <w:t>The night grew late and everyone went to bed.</w:t>
-      </w:r>
-    </w:p>
-    <w:p>
-      <w:r>
         <w:t>“Don’t stay up too late, Luke,” Brenda said and headed for her tent.</w:t>
       </w:r>
     </w:p>
     <w:p>
       <w:r>
-        <w:lastRenderedPageBreak/>
         <w:t xml:space="preserve">Luke sat on his dad’s picnic chair and looked at his 6-pack. Within him churned the strange shadows. They leaked out, surrounding him like a giant cocoon. </w:t>
       </w:r>
       <w:r>
@@ -1087,6 +1101,7 @@
     </w:p>
     <w:p>
       <w:r>
+        <w:lastRenderedPageBreak/>
         <w:t xml:space="preserve">Luke arrived at the </w:t>
       </w:r>
       <w:r>
@@ -1104,7 +1119,6 @@
     </w:p>
     <w:p>
       <w:r>
-        <w:lastRenderedPageBreak/>
         <w:t xml:space="preserve">Another painful walk brought him to his </w:t>
       </w:r>
       <w:r>
@@ -3358,7 +3372,7 @@
             <w:rPr>
               <w:noProof/>
             </w:rPr>
-            <w:t>18</w:t>
+            <w:t>2</w:t>
           </w:r>
         </w:fldSimple>
       </w:p>
@@ -3388,7 +3402,7 @@
             <w:rPr>
               <w:noProof/>
             </w:rPr>
-            <w:t>15</w:t>
+            <w:t>25</w:t>
           </w:r>
         </w:fldSimple>
       </w:p>
@@ -5879,7 +5893,7 @@
 </file>
 
 <file path=customXml/itemProps1.xml><?xml version="1.0" encoding="utf-8"?>
-<ds:datastoreItem xmlns:ds="http://schemas.openxmlformats.org/officeDocument/2006/customXml" ds:itemID="{55239238-B272-4542-A0FF-F43C082C6E40}">
+<ds:datastoreItem xmlns:ds="http://schemas.openxmlformats.org/officeDocument/2006/customXml" ds:itemID="{8016465F-255F-4FFF-AD6A-3E8A491E12A6}">
   <ds:schemaRefs>
     <ds:schemaRef ds:uri="http://schemas.openxmlformats.org/officeDocument/2006/bibliography"/>
   </ds:schemaRefs>

--- a/Books/RPG_Books/ThePrincessAndTheMonsterChef/Book_ThePrincessAndTheMonsterChef.docx
+++ b/Books/RPG_Books/ThePrincessAndTheMonsterChef/Book_ThePrincessAndTheMonsterChef.docx
@@ -364,10 +364,25 @@
         <w:t>mountains north of Vancouver a</w:t>
       </w:r>
       <w:r>
-        <w:t xml:space="preserve"> college graduate </w:t>
-      </w:r>
-      <w:r>
-        <w:t xml:space="preserve">swam in a small lake </w:t>
+        <w:t>n overweight teen</w:t>
+      </w:r>
+      <w:r>
+        <w:t xml:space="preserve"> </w:t>
+      </w:r>
+      <w:r>
+        <w:t>swam in a</w:t>
+      </w:r>
+      <w:r>
+        <w:t>n</w:t>
+      </w:r>
+      <w:r>
+        <w:t xml:space="preserve"> </w:t>
+      </w:r>
+      <w:r>
+        <w:t>artificial pond</w:t>
+      </w:r>
+      <w:r>
+        <w:t xml:space="preserve"> </w:t>
       </w:r>
       <w:r>
         <w:t>o</w:t>
@@ -376,10 +391,29 @@
         <w:t>n private property.</w:t>
       </w:r>
       <w:r>
-        <w:t xml:space="preserve"> It was getting dark and</w:t>
-      </w:r>
-      <w:r>
-        <w:t xml:space="preserve"> time to return to the camp grounds.</w:t>
+        <w:t xml:space="preserve"> All thoughts left him as he enjoyed the relaxation. He had graduated high school and in September he would enter college to train on his new profession.</w:t>
+      </w:r>
+    </w:p>
+    <w:p>
+      <w:r>
+        <w:t>But now it was relaxation time.</w:t>
+      </w:r>
+    </w:p>
+    <w:p>
+      <w:r>
+        <w:t>The sun set and the sky darkened. It was past time he</w:t>
+      </w:r>
+      <w:r>
+        <w:t xml:space="preserve"> return</w:t>
+      </w:r>
+      <w:r>
+        <w:t>ed</w:t>
+      </w:r>
+      <w:r>
+        <w:t xml:space="preserve"> to the camp grounds.</w:t>
+      </w:r>
+      <w:r>
+        <w:t xml:space="preserve"> His parents would get angry if he stayed too late.</w:t>
       </w:r>
     </w:p>
     <w:p>
@@ -394,7 +428,13 @@
     </w:p>
     <w:p>
       <w:r>
-        <w:t>In the bushes creatures stared at Luke. They seemed made of shadows and darkness</w:t>
+        <w:t xml:space="preserve">In the </w:t>
+      </w:r>
+      <w:r>
+        <w:t xml:space="preserve">deepening shadows of the </w:t>
+      </w:r>
+      <w:r>
+        <w:t>bushes creatures stared at Luke. They seemed made of shadows and darkness</w:t>
       </w:r>
       <w:r>
         <w:t>, condensed into gremlin-like monstrosities</w:t>
@@ -465,6 +505,9 @@
       <w:r>
         <w:t>.</w:t>
       </w:r>
+      <w:r>
+        <w:t xml:space="preserve"> Darkness closed in on him as the first stars appeared overhead.</w:t>
+      </w:r>
     </w:p>
     <w:p>
       <w:r>
@@ -476,6 +519,7 @@
     </w:p>
     <w:p>
       <w:r>
+        <w:lastRenderedPageBreak/>
         <w:t>Terror flooded Luke’s body and he ran for dear life. He pulled aw</w:t>
       </w:r>
       <w:r>
@@ -495,17 +539,187 @@
     </w:p>
     <w:p>
       <w:r>
+        <w:t xml:space="preserve">Far in the distance were the gates of the private property. He increased his pace, running faster than he thought possible. It wasn’t fast enough. The </w:t>
+      </w:r>
+      <w:r>
+        <w:t>copse ravens were overhead</w:t>
+      </w:r>
+      <w:r>
+        <w:t>, screeching</w:t>
+      </w:r>
+      <w:r>
+        <w:t>.</w:t>
+      </w:r>
+    </w:p>
+    <w:p>
+      <w:r>
+        <w:t xml:space="preserve">Luke </w:t>
+      </w:r>
+      <w:r>
+        <w:t>couldn’t stop. The Gremlins had his scent.</w:t>
+      </w:r>
+    </w:p>
+    <w:p>
+      <w:r>
+        <w:t xml:space="preserve">Back on public property, Luke </w:t>
+      </w:r>
+      <w:r>
+        <w:t>charged</w:t>
+      </w:r>
+      <w:r>
+        <w:t xml:space="preserve"> for the camp grounds. As he approached the camp site, he realized he wasn’t being followed. Also, the terrifying shadows were gone.</w:t>
+      </w:r>
+      <w:r>
+        <w:t xml:space="preserve"> All that remained was the innocent shadows of night.</w:t>
+      </w:r>
+    </w:p>
+    <w:p>
+      <w:r>
+        <w:t xml:space="preserve">Heart pounding, </w:t>
+      </w:r>
+      <w:r>
+        <w:t>Luke stealthily approached his camp site</w:t>
+      </w:r>
+      <w:r>
+        <w:t>. Lacking clothes, he didn’t want people seeing him.</w:t>
+      </w:r>
+    </w:p>
+    <w:p>
+      <w:r>
+        <w:t>Unfortunately, the camp site was teaming with people enjoying the pleasant weather.</w:t>
+      </w:r>
+      <w:r>
+        <w:t xml:space="preserve"> Worst yet, every camp was flooded with light, making spotting him easy.</w:t>
+      </w:r>
+    </w:p>
+    <w:p>
+      <w:r>
+        <w:t>Luke crept near the ground</w:t>
+      </w:r>
+      <w:r>
+        <w:t xml:space="preserve">, </w:t>
+      </w:r>
+      <w:r>
+        <w:t>next to</w:t>
+      </w:r>
+      <w:r>
+        <w:t xml:space="preserve"> bushes. Kids r</w:t>
+      </w:r>
+      <w:r>
+        <w:t>an</w:t>
+      </w:r>
+      <w:r>
+        <w:t xml:space="preserve"> wild.</w:t>
+      </w:r>
+    </w:p>
+    <w:p>
+      <w:r>
+        <w:t xml:space="preserve">An old woman looked in Luke’s direction. Luke froze, wishing he could blend into the shadows. </w:t>
+      </w:r>
+      <w:r>
+        <w:t>Shadows swirled around Luke as he waited.</w:t>
+      </w:r>
+    </w:p>
+    <w:p>
+      <w:r>
+        <w:t>The woman looked away.</w:t>
+      </w:r>
+    </w:p>
+    <w:p>
+      <w:r>
+        <w:t xml:space="preserve">Breathing a sigh of relief, Luke </w:t>
+      </w:r>
+      <w:r>
+        <w:t>crept</w:t>
+      </w:r>
+      <w:r>
+        <w:t xml:space="preserve"> forward.</w:t>
+      </w:r>
+    </w:p>
+    <w:p>
+      <w:r>
+        <w:t>Next came the hard part. He had to enter the camp grounds proper</w:t>
+      </w:r>
+      <w:r>
+        <w:t xml:space="preserve"> where the light was brightest and filled with strangers</w:t>
+      </w:r>
+      <w:r>
+        <w:t>.</w:t>
+      </w:r>
+    </w:p>
+    <w:p>
+      <w:r>
         <w:lastRenderedPageBreak/>
-        <w:t xml:space="preserve">Far in the distance were the gates of the private property. He increased his pace, running faster than he thought possible. It wasn’t fast enough. The </w:t>
-      </w:r>
-      <w:r>
-        <w:t>copse ravens were overhead</w:t>
-      </w:r>
-      <w:r>
-        <w:t>, screeching</w:t>
-      </w:r>
-      <w:r>
-        <w:t>.</w:t>
+        <w:t>For a moment, panic gripped Luke. Racking his brain for a solution,</w:t>
+      </w:r>
+      <w:r>
+        <w:t xml:space="preserve"> </w:t>
+      </w:r>
+      <w:r>
+        <w:t>h</w:t>
+      </w:r>
+      <w:r>
+        <w:t>e thought of the psychological test people did in the past where a man in a gorilla suit walked through a scene, and no one watching noticed.</w:t>
+      </w:r>
+    </w:p>
+    <w:p>
+      <w:r>
+        <w:t xml:space="preserve">Taking a deep breath, Luke stood up and walked confidently from the bushes, past </w:t>
+      </w:r>
+      <w:r>
+        <w:t>campers</w:t>
+      </w:r>
+      <w:r>
+        <w:t xml:space="preserve"> and into his camp site.</w:t>
+      </w:r>
+    </w:p>
+    <w:p>
+      <w:r>
+        <w:t>It worked. No one looked in his direction.</w:t>
+      </w:r>
+    </w:p>
+    <w:p>
+      <w:r>
+        <w:t xml:space="preserve">Luke grabbed shorts </w:t>
+      </w:r>
+      <w:r>
+        <w:t xml:space="preserve">drying on </w:t>
+      </w:r>
+      <w:r>
+        <w:t>his tent and put them on.</w:t>
+      </w:r>
+      <w:r>
+        <w:t xml:space="preserve"> Unfortunately, being still wet, putting them on was tricky.</w:t>
+      </w:r>
+    </w:p>
+    <w:p>
+      <w:r>
+        <w:t xml:space="preserve">Breathing a sigh of relief, Luke looked at his legs. They were </w:t>
+      </w:r>
+      <w:r>
+        <w:t>covered in blood, but seemed unharmed. At least they weren’t hurting.</w:t>
+      </w:r>
+    </w:p>
+    <w:p>
+      <w:r>
+        <w:t xml:space="preserve">However, lingering scars leaked shadows. The shadows disappeared, leaving </w:t>
+      </w:r>
+      <w:r>
+        <w:t>smooth skin</w:t>
+      </w:r>
+      <w:r>
+        <w:t>, and with it the pain.</w:t>
+      </w:r>
+    </w:p>
+    <w:p>
+      <w:r>
+        <w:t xml:space="preserve">“Luke, I didn’t see you come,” Molly, Luke’s mother said. “Dinner is </w:t>
+      </w:r>
+      <w:r>
+        <w:t>getting cold</w:t>
+      </w:r>
+      <w:r>
+        <w:t>.”</w:t>
       </w:r>
     </w:p>
     <w:p>
@@ -513,209 +727,68 @@
         <w:t xml:space="preserve">Luke </w:t>
       </w:r>
       <w:r>
-        <w:t>couldn’t stop. The Gremlins had his scent.</w:t>
-      </w:r>
-    </w:p>
-    <w:p>
-      <w:r>
-        <w:t xml:space="preserve">Back on public property, Luke </w:t>
-      </w:r>
-      <w:r>
-        <w:t>charged</w:t>
-      </w:r>
-      <w:r>
-        <w:t xml:space="preserve"> for the camp grounds. As he approached the camp site, he realized he wasn’t being followed. Also, the terrifying shadows were gone.</w:t>
-      </w:r>
-    </w:p>
-    <w:p>
-      <w:r>
-        <w:t xml:space="preserve">Heart pounding, </w:t>
-      </w:r>
-      <w:r>
-        <w:t>Luke stealthily approached his camp site</w:t>
-      </w:r>
-      <w:r>
-        <w:t>. Lacking clothes, he didn’t want people seeing him. Unfortunately, the camp site was teaming with people enjoying the pleasant weather.</w:t>
-      </w:r>
-    </w:p>
-    <w:p>
-      <w:r>
-        <w:t>Luke crept near the ground</w:t>
-      </w:r>
-      <w:r>
-        <w:t xml:space="preserve">, </w:t>
-      </w:r>
-      <w:r>
-        <w:t>next to</w:t>
-      </w:r>
-      <w:r>
-        <w:t xml:space="preserve"> bushes. Kids r</w:t>
-      </w:r>
-      <w:r>
-        <w:t>an</w:t>
-      </w:r>
-      <w:r>
-        <w:t xml:space="preserve"> wild.</w:t>
-      </w:r>
-    </w:p>
-    <w:p>
-      <w:r>
-        <w:t xml:space="preserve">An old woman looked in Luke’s direction. Luke froze, wishing he could blend into the shadows. </w:t>
-      </w:r>
-      <w:r>
-        <w:t xml:space="preserve">Shadows swirled around Luke as he waited. </w:t>
-      </w:r>
-      <w:r>
-        <w:t>However, these shadows were friendly.</w:t>
-      </w:r>
-    </w:p>
-    <w:p>
-      <w:r>
-        <w:t>The woman looked away.</w:t>
-      </w:r>
-    </w:p>
-    <w:p>
-      <w:r>
-        <w:t xml:space="preserve">Breathing a sigh of relief, Luke </w:t>
-      </w:r>
-      <w:r>
-        <w:t>crept</w:t>
-      </w:r>
-      <w:r>
-        <w:t xml:space="preserve"> forward.</w:t>
-      </w:r>
-    </w:p>
-    <w:p>
-      <w:r>
-        <w:t>Next came the hard part. He had to enter the camp grounds proper.</w:t>
-      </w:r>
-    </w:p>
-    <w:p>
-      <w:r>
-        <w:t>For a moment, panic gripped Luke. Racking his brain for a solution,</w:t>
-      </w:r>
-      <w:r>
-        <w:t xml:space="preserve"> </w:t>
-      </w:r>
-      <w:r>
-        <w:t>h</w:t>
-      </w:r>
-      <w:r>
-        <w:t>e thought of the psychological test people did in the past where a man in a gorilla suit walked through a scene, and no one watching noticed.</w:t>
-      </w:r>
-    </w:p>
-    <w:p>
-      <w:r>
-        <w:t xml:space="preserve">Taking a deep breath, Luke stood up and walked confidently from the bushes, past </w:t>
-      </w:r>
-      <w:r>
-        <w:t>campers</w:t>
-      </w:r>
-      <w:r>
-        <w:t xml:space="preserve"> and into his camp site.</w:t>
-      </w:r>
-    </w:p>
-    <w:p>
-      <w:r>
-        <w:t>It worked. No one looked in his direction.</w:t>
-      </w:r>
-    </w:p>
-    <w:p>
-      <w:r>
-        <w:t xml:space="preserve">Luke grabbed shorts </w:t>
-      </w:r>
-      <w:r>
-        <w:t xml:space="preserve">drying on </w:t>
-      </w:r>
-      <w:r>
-        <w:t>his tent and put them on.</w:t>
-      </w:r>
-      <w:r>
-        <w:t xml:space="preserve"> Unfortunately, being still wet, putting them on was tricky.</w:t>
+        <w:t xml:space="preserve">stared </w:t>
+      </w:r>
+      <w:r>
+        <w:t>at his mother, confused. He streaked right in front of Molly and a dozen people.</w:t>
+      </w:r>
+    </w:p>
+    <w:p>
+      <w:r>
+        <w:t>“Thanks mum,” Luke said and grabbed a plate.</w:t>
+      </w:r>
+    </w:p>
+    <w:p>
+      <w:r>
+        <w:t>“Luke, you looked ripped,” Henry, Luke’s father said.</w:t>
+      </w:r>
+    </w:p>
+    <w:p>
+      <w:r>
+        <w:t>“You’re right,” Molly said. “When did you lose your fat?”</w:t>
+      </w:r>
+    </w:p>
+    <w:p>
+      <w:r>
+        <w:t>His brother and two sisters said the same thing.</w:t>
+      </w:r>
+    </w:p>
+    <w:p>
+      <w:r>
+        <w:t>Luke looked down at himself and re</w:t>
+      </w:r>
+      <w:r>
+        <w:t>a</w:t>
+      </w:r>
+      <w:r>
+        <w:t>l</w:t>
+      </w:r>
+      <w:r>
+        <w:t>i</w:t>
+      </w:r>
+      <w:r>
+        <w:t>sed his</w:t>
+      </w:r>
+      <w:r>
+        <w:t xml:space="preserve"> fat was gone. He even had abs and defined muscles.</w:t>
+      </w:r>
+    </w:p>
+    <w:p>
+      <w:r>
+        <w:t>“Thanks,” Luke said, not knowing what else to say.</w:t>
+      </w:r>
+      <w:r>
+        <w:t xml:space="preserve"> He felt he was still in a dream.</w:t>
+      </w:r>
+    </w:p>
+    <w:p>
+      <w:r>
+        <w:t>There was a screech, followed by screaming.</w:t>
       </w:r>
     </w:p>
     <w:p>
       <w:r>
         <w:lastRenderedPageBreak/>
-        <w:t xml:space="preserve">Breathing a sigh of relief, Luke looked at his legs. They were </w:t>
-      </w:r>
-      <w:r>
-        <w:t>covered in blood, but seemed unharmed. At least they weren’t hurting.</w:t>
-      </w:r>
-    </w:p>
-    <w:p>
-      <w:r>
-        <w:t xml:space="preserve">However, lingering scars leaked shadows. The shadows disappeared, leaving </w:t>
-      </w:r>
-      <w:r>
-        <w:t>smooth skin</w:t>
-      </w:r>
-      <w:r>
-        <w:t>.</w:t>
-      </w:r>
-    </w:p>
-    <w:p>
-      <w:r>
-        <w:t>“Luke, I didn’t see you come,” Molly, Luke’s mother said. “Dinner is ready.”</w:t>
-      </w:r>
-    </w:p>
-    <w:p>
-      <w:r>
-        <w:t>Luke at his mother, confused. He streaked right in front of Molly and a dozen people.</w:t>
-      </w:r>
-    </w:p>
-    <w:p>
-      <w:r>
-        <w:t>“Thanks mum,” Luke said and grabbed a plate.</w:t>
-      </w:r>
-    </w:p>
-    <w:p>
-      <w:r>
-        <w:t>“Luke, you looked ripped,” Henry, Luke’s father said.</w:t>
-      </w:r>
-    </w:p>
-    <w:p>
-      <w:r>
-        <w:t>“You’re right,” Molly said. “When did you lose your fat?”</w:t>
-      </w:r>
-    </w:p>
-    <w:p>
-      <w:r>
-        <w:t>His brother and two sisters said the same thing.</w:t>
-      </w:r>
-    </w:p>
-    <w:p>
-      <w:r>
-        <w:t>Luke looked down at himself and re</w:t>
-      </w:r>
-      <w:r>
-        <w:t>a</w:t>
-      </w:r>
-      <w:r>
-        <w:t>l</w:t>
-      </w:r>
-      <w:r>
-        <w:t>i</w:t>
-      </w:r>
-      <w:r>
-        <w:t>sed his</w:t>
-      </w:r>
-      <w:r>
-        <w:t xml:space="preserve"> fat was gone. He even had abs and defined muscles.</w:t>
-      </w:r>
-    </w:p>
-    <w:p>
-      <w:r>
-        <w:t>“Thanks,” Luke said, not knowing what else to say.</w:t>
-      </w:r>
-    </w:p>
-    <w:p>
-      <w:r>
-        <w:t>There was a screech, followed by screaming.</w:t>
-      </w:r>
-    </w:p>
-    <w:p>
-      <w:r>
         <w:t>“Damn,” Luke cursed. The gremlins had followed him. It was his fault.</w:t>
       </w:r>
     </w:p>
@@ -736,73 +809,76 @@
     </w:p>
     <w:p>
       <w:r>
+        <w:t>Two knives rammed into a gremlin, ripping guts out</w:t>
+      </w:r>
+      <w:r>
+        <w:t>. The gremlin disintegrated into black smoke. Most of the smoke dispersed, but some entered Luke.</w:t>
+      </w:r>
+    </w:p>
+    <w:p>
+      <w:r>
+        <w:t>The other monsters weren’t waiting to get killed. Instead, they attacked Luke all at once.</w:t>
+      </w:r>
+    </w:p>
+    <w:p>
+      <w:r>
+        <w:t xml:space="preserve">Luke spun around and intercepted a gremlin trying to jump on his back. </w:t>
+      </w:r>
+      <w:r>
+        <w:t>The monster</w:t>
+      </w:r>
+      <w:r>
+        <w:t xml:space="preserve"> got a knife to the face and a second to the throat.</w:t>
+      </w:r>
+    </w:p>
+    <w:p>
+      <w:r>
+        <w:t>Sharp pain shot through Luke’s leg as a third gremlin bit into his leg. Down came the blades on the gremlin’s back.</w:t>
+      </w:r>
+    </w:p>
+    <w:p>
+      <w:r>
+        <w:t xml:space="preserve">The </w:t>
+      </w:r>
+      <w:r>
+        <w:t>rest of the pack</w:t>
+      </w:r>
+      <w:r>
+        <w:t xml:space="preserve"> paused a moment before jumping at Luke.</w:t>
+      </w:r>
+    </w:p>
+    <w:p>
+      <w:r>
+        <w:t>Luke felt weighed down by the monsters</w:t>
+      </w:r>
+      <w:r>
+        <w:t xml:space="preserve"> as they stabbed and bit</w:t>
+      </w:r>
+      <w:r>
+        <w:t xml:space="preserve"> every available appendage</w:t>
+      </w:r>
+      <w:r>
+        <w:t>. The intense pain was overridden by sear terror.</w:t>
+      </w:r>
+    </w:p>
+    <w:p>
+      <w:r>
+        <w:t xml:space="preserve">Luke dropped to the ground and rolled. Fighting for survival, he slashed out with his two knives. </w:t>
+      </w:r>
+      <w:r>
+        <w:t>The close proximity caused Luke to absorb more of the black fog when the monsters died.</w:t>
+      </w:r>
+    </w:p>
+    <w:p>
+      <w:r>
+        <w:t xml:space="preserve">Through deadly experience, Luke’s skills ballooned and he fought more intensely. Finally, the last monster disintegrated, leaving only </w:t>
+      </w:r>
+      <w:r>
         <w:lastRenderedPageBreak/>
-        <w:t>Two knives rammed into a gremlin, ripping guts out</w:t>
-      </w:r>
-      <w:r>
-        <w:t>. The gremlin disintegrated into black smoke. Most of the smoke dispersed, but some entered Luke.</w:t>
-      </w:r>
-    </w:p>
-    <w:p>
-      <w:r>
-        <w:t>The other monsters weren’t waiting to get killed. Instead, they attacked Luke all at once.</w:t>
-      </w:r>
-    </w:p>
-    <w:p>
-      <w:r>
-        <w:t xml:space="preserve">Luke spun around and intercepted a gremlin trying to jump on his back. </w:t>
-      </w:r>
-      <w:r>
-        <w:t>The monster</w:t>
-      </w:r>
-      <w:r>
-        <w:t xml:space="preserve"> got a knife to the face and a second to the throat.</w:t>
-      </w:r>
-    </w:p>
-    <w:p>
-      <w:r>
-        <w:t>Sharp pain shot through Luke’s leg as a third gremlin bit into his leg. Down came the blades on the gremlin’s back.</w:t>
-      </w:r>
-    </w:p>
-    <w:p>
-      <w:r>
-        <w:t xml:space="preserve">The </w:t>
-      </w:r>
-      <w:r>
-        <w:t>rest of the pack</w:t>
-      </w:r>
-      <w:r>
-        <w:t xml:space="preserve"> paused a moment before jumping at Luke.</w:t>
-      </w:r>
-    </w:p>
-    <w:p>
-      <w:r>
-        <w:t>Luke felt weighed down by the monsters</w:t>
-      </w:r>
-      <w:r>
-        <w:t xml:space="preserve"> as they stabbed and bit</w:t>
-      </w:r>
-      <w:r>
-        <w:t xml:space="preserve"> every available appendage</w:t>
-      </w:r>
-      <w:r>
-        <w:t>. The intense pain was overridden by sear terror.</w:t>
-      </w:r>
-    </w:p>
-    <w:p>
-      <w:r>
-        <w:t xml:space="preserve">Luke dropped to the ground and rolled. Fighting for survival, he slashed out with his two knives. </w:t>
-      </w:r>
-      <w:r>
-        <w:t>The close proximity caused Luke to absorb more of the black fog when the monsters died.</w:t>
-      </w:r>
-    </w:p>
-    <w:p>
-      <w:r>
-        <w:t>Through deadly experience, Luke’s skills ballooned and he fought more intensely. Finally, the last monster disintegrated, leaving only black mist.</w:t>
-      </w:r>
-      <w:r>
-        <w:t xml:space="preserve"> The mist dispersed in the wind.</w:t>
+        <w:t>black mist.</w:t>
+      </w:r>
+      <w:r>
+        <w:t xml:space="preserve"> The mist dispersed in the wind but most got sucked into his body.</w:t>
       </w:r>
     </w:p>
     <w:p>
@@ -815,6 +891,9 @@
       <w:r>
         <w:t xml:space="preserve"> up. His torso, arms and legs were shredded. Blood was soaking his body and the ground. He had entirely too many openings.</w:t>
       </w:r>
+      <w:r>
+        <w:t xml:space="preserve"> Then the pain hit him. Damn, that hurt.</w:t>
+      </w:r>
     </w:p>
     <w:p>
       <w:r>
@@ -831,160 +910,199 @@
     </w:p>
     <w:p>
       <w:r>
+        <w:t>Luke looked at the man incredulously. How the hell could you mistake racoons for gremlins?</w:t>
+      </w:r>
+      <w:r>
+        <w:t xml:space="preserve"> Also, shouldn’t someone call an ambulance?</w:t>
+      </w:r>
+    </w:p>
+    <w:p>
+      <w:r>
+        <w:t xml:space="preserve">The scratches, gouges and openings visibly closed. </w:t>
+      </w:r>
+      <w:r>
+        <w:t>T</w:t>
+      </w:r>
+      <w:r>
+        <w:t>hing</w:t>
+      </w:r>
+      <w:r>
+        <w:t>s</w:t>
+      </w:r>
+      <w:r>
+        <w:t xml:space="preserve"> that should</w:t>
+      </w:r>
+      <w:r>
+        <w:t xml:space="preserve"> never</w:t>
+      </w:r>
+      <w:r>
+        <w:t xml:space="preserve"> be out </w:t>
+      </w:r>
+      <w:r>
+        <w:t>got</w:t>
+      </w:r>
+      <w:r>
+        <w:t xml:space="preserve"> sucked back in.</w:t>
+      </w:r>
+    </w:p>
+    <w:p>
+      <w:r>
+        <w:t xml:space="preserve">Within seconds, </w:t>
+      </w:r>
+      <w:r>
+        <w:t>Luke was whole</w:t>
+      </w:r>
+      <w:r>
+        <w:t>. Was the black smoke within his body healing him? None of it made any sense.</w:t>
+      </w:r>
+    </w:p>
+    <w:p>
+      <w:r>
+        <w:t>Luke hid the knives against his forearms and said, “I’m fine mum. This isn’t blood. It’s ketchup</w:t>
+      </w:r>
+      <w:r>
+        <w:t>. I spilled some on myself.”</w:t>
+      </w:r>
+    </w:p>
+    <w:p>
+      <w:r>
+        <w:t xml:space="preserve">Ralph, Luke’s </w:t>
+      </w:r>
+      <w:r>
+        <w:t xml:space="preserve">younger </w:t>
+      </w:r>
+      <w:r>
+        <w:t>brother rubbed Luke’s arm and said; “He isn’t injured mum.”</w:t>
+      </w:r>
+    </w:p>
+    <w:p>
+      <w:r>
+        <w:t>“Thanks goodness,” Molly said with a sigh of relief.</w:t>
+      </w:r>
+    </w:p>
+    <w:p>
+      <w:r>
+        <w:t>Amy, Luke’s younger sister smelled Luke and said; “It is ketchup.”</w:t>
+      </w:r>
+    </w:p>
+    <w:p>
+      <w:r>
+        <w:t>“Why the hell are you covered in ketchup?” Brenda, Luke older sister asked.</w:t>
+      </w:r>
+    </w:p>
+    <w:p>
+      <w:r>
+        <w:t>Molly frowned at Luke and said, “Go take a bath. Dinner is getting cold.”</w:t>
+      </w:r>
+    </w:p>
+    <w:p>
+      <w:r>
         <w:lastRenderedPageBreak/>
-        <w:t>Luke looked at the man incredulously. How the hell could you mistake racoons for gremlins?</w:t>
-      </w:r>
-      <w:r>
-        <w:t xml:space="preserve"> Also, shouldn’t someone call an ambulance?</w:t>
-      </w:r>
-    </w:p>
-    <w:p>
-      <w:r>
-        <w:t xml:space="preserve">The scratches, gouges and openings visibly closed. </w:t>
+        <w:t xml:space="preserve">“Yes, Mum, </w:t>
+      </w:r>
+      <w:r>
+        <w:t xml:space="preserve">Luke </w:t>
+      </w:r>
+      <w:r>
+        <w:t xml:space="preserve">said and </w:t>
+      </w:r>
+      <w:r>
+        <w:t>did as instructed.</w:t>
+      </w:r>
+    </w:p>
+    <w:p>
+      <w:r>
+        <w:t>Back at camp, Luke put the kitchen knives away and ate.</w:t>
+      </w:r>
+    </w:p>
+    <w:p>
+      <w:r>
+        <w:t xml:space="preserve">“Luke, </w:t>
+      </w:r>
+      <w:r>
+        <w:t>I still can’t believe how ripped you are</w:t>
+      </w:r>
+      <w:r>
+        <w:t>,” Brenda said.</w:t>
+      </w:r>
+      <w:r>
+        <w:t xml:space="preserve"> “All my friends will love you. And without that fat and acne, you finally look like my brother.</w:t>
+      </w:r>
+    </w:p>
+    <w:p>
+      <w:r>
+        <w:t>“Thanks Brenda,” Luke said.</w:t>
+      </w:r>
+    </w:p>
+    <w:p>
+      <w:r>
+        <w:t>“Luke, you’re awfully quiet,” Molly said.</w:t>
+      </w:r>
+    </w:p>
+    <w:p>
+      <w:r>
+        <w:t>“Today was very strange. I feel like I’m in a dream,” Luke said. He pointed at himself and said, “This doesn’t seem real.”</w:t>
+      </w:r>
+    </w:p>
+    <w:p>
+      <w:r>
+        <w:t>How could he tell his mother he was going mad?</w:t>
+      </w:r>
+      <w:r>
+        <w:t xml:space="preserve"> Also, who the hell got a ripped body after fighting imaginary monsters?</w:t>
+      </w:r>
+      <w:r>
+        <w:t xml:space="preserve"> Even now, he could feel the shadows within and around him. They called to him. They owned him.</w:t>
+      </w:r>
+    </w:p>
+    <w:p>
+      <w:r>
+        <w:t>Luke sat on rock and absent-mindedly toasted marshmallows. Marshmallows tasted disgusting, but they were fun to burn.</w:t>
+      </w:r>
+    </w:p>
+    <w:p>
+      <w:r>
+        <w:t>The night grew late and everyone went to bed.</w:t>
+      </w:r>
+    </w:p>
+    <w:p>
+      <w:r>
+        <w:t>“Don’t stay up too late, Luke,” Brenda said and headed for her tent.</w:t>
+      </w:r>
+    </w:p>
+    <w:p>
+      <w:r>
+        <w:t xml:space="preserve">Luke sat on his dad’s picnic chair and looked at his 6-pack. Within him churned the strange shadows. They leaked out, surrounding him like a giant cocoon. </w:t>
       </w:r>
       <w:r>
         <w:t>T</w:t>
       </w:r>
       <w:r>
-        <w:t>hing</w:t>
-      </w:r>
-      <w:r>
-        <w:t>s</w:t>
-      </w:r>
-      <w:r>
-        <w:t xml:space="preserve"> that should</w:t>
-      </w:r>
-      <w:r>
-        <w:t xml:space="preserve"> never</w:t>
-      </w:r>
-      <w:r>
-        <w:t xml:space="preserve"> be out </w:t>
-      </w:r>
-      <w:r>
-        <w:t>got</w:t>
-      </w:r>
-      <w:r>
-        <w:t xml:space="preserve"> sucked back in.</w:t>
-      </w:r>
-    </w:p>
-    <w:p>
-      <w:r>
-        <w:t xml:space="preserve">Within seconds, </w:t>
-      </w:r>
-      <w:r>
-        <w:t>Luke was whole</w:t>
-      </w:r>
-      <w:r>
-        <w:t>. Was the black smoke within his body healing him? None of it made any sense.</w:t>
-      </w:r>
-    </w:p>
-    <w:p>
-      <w:r>
-        <w:t>Luke hid the knives against his forearms and said, “I’m fine mum. This isn’t blood. It’s ketchup</w:t>
-      </w:r>
-      <w:r>
-        <w:t>. I spilled some on myself.”</w:t>
-      </w:r>
-    </w:p>
-    <w:p>
-      <w:r>
-        <w:t xml:space="preserve">Ralph, Luke’s </w:t>
-      </w:r>
-      <w:r>
-        <w:t xml:space="preserve">younger </w:t>
-      </w:r>
-      <w:r>
-        <w:t>brother rubbed Luke’s arm and said; “He isn’t injured mum.”</w:t>
-      </w:r>
-    </w:p>
-    <w:p>
-      <w:r>
-        <w:t>“Thanks goodness,” Molly said with a sigh of relief.</w:t>
-      </w:r>
-    </w:p>
-    <w:p>
-      <w:r>
-        <w:t>Amy, Luke’s younger sister smelled Luke and said; “It is ketchup.”</w:t>
-      </w:r>
-    </w:p>
-    <w:p>
-      <w:r>
-        <w:t>“Why the hell are you covered in ketchup?” Brenda, Luke older sister asked.</w:t>
-      </w:r>
-    </w:p>
-    <w:p>
-      <w:r>
-        <w:t>Molly frowned at Luke and said, “Go take a bath. Dinner is getting cold.”</w:t>
-      </w:r>
-    </w:p>
-    <w:p>
-      <w:r>
-        <w:t>Luke did as instructed.</w:t>
-      </w:r>
-    </w:p>
-    <w:p>
-      <w:r>
-        <w:t>Back at camp, Luke put the kitchen knives away and ate.</w:t>
-      </w:r>
-    </w:p>
-    <w:p>
-      <w:r>
-        <w:t>“Luke, you’re rather quiet,” Brenda said.</w:t>
-      </w:r>
-    </w:p>
-    <w:p>
-      <w:r>
-        <w:t>“I’m feeling tired after the swim,” Luke said. How could he tell his mother he was going mad?</w:t>
-      </w:r>
-    </w:p>
-    <w:p>
-      <w:r>
-        <w:t>Luke sat on rock and absent-mindedly toasted marshmallows. Marshmallows tasted disgusting, but they were fun to burn.</w:t>
-      </w:r>
-    </w:p>
-    <w:p>
-      <w:r>
-        <w:t>The night grew late and everyone went to bed.</w:t>
+        <w:t xml:space="preserve">he </w:t>
+      </w:r>
+      <w:r>
+        <w:t>shadows were</w:t>
+      </w:r>
+      <w:r>
+        <w:t xml:space="preserve"> comforting, like extensions of his own body.</w:t>
+      </w:r>
+    </w:p>
+    <w:p>
+      <w:r>
+        <w:t>There was no question. Luke was going mad.</w:t>
+      </w:r>
+    </w:p>
+    <w:p>
+      <w:r>
+        <w:t>Luke drew out the shadows and they condensed into a large pile of claws on his lap. He grabbed two and combined them. Adding more claws, he formed them into a knife.</w:t>
+      </w:r>
+      <w:r>
+        <w:t xml:space="preserve"> It was natural. The claws were compatible.</w:t>
       </w:r>
     </w:p>
     <w:p>
       <w:r>
         <w:lastRenderedPageBreak/>
-        <w:t>“Don’t stay up too late, Luke,” Brenda said and headed for her tent.</w:t>
-      </w:r>
-    </w:p>
-    <w:p>
-      <w:r>
-        <w:t xml:space="preserve">Luke sat on his dad’s picnic chair and looked at his 6-pack. Within him churned the strange shadows. They leaked out, surrounding him like a giant cocoon. </w:t>
-      </w:r>
-      <w:r>
-        <w:t>T</w:t>
-      </w:r>
-      <w:r>
-        <w:t xml:space="preserve">he </w:t>
-      </w:r>
-      <w:r>
-        <w:t>shadows were</w:t>
-      </w:r>
-      <w:r>
-        <w:t xml:space="preserve"> comforting, like extensions of his own body.</w:t>
-      </w:r>
-    </w:p>
-    <w:p>
-      <w:r>
-        <w:t>There was no question. Luke was going mad.</w:t>
-      </w:r>
-    </w:p>
-    <w:p>
-      <w:r>
-        <w:t>Luke drew out the shadows and they condensed into a large pile of claws on his lap. He grabbed two and combined them. Adding more claws, he formed them into a knife.</w:t>
-      </w:r>
-      <w:r>
-        <w:t xml:space="preserve"> It was natural. The claws were compatible.</w:t>
-      </w:r>
-    </w:p>
-    <w:p>
-      <w:r>
         <w:t xml:space="preserve">After almost half an hour of playing around, he was able to form two beautiful daggers </w:t>
       </w:r>
       <w:r>
@@ -1079,7 +1197,10 @@
     </w:p>
     <w:p>
       <w:r>
-        <w:t>The next day</w:t>
+        <w:t xml:space="preserve">The next </w:t>
+      </w:r>
+      <w:r>
+        <w:t>morning</w:t>
       </w:r>
       <w:r>
         <w:t xml:space="preserve"> Luke reluctantly headed for the swimming hole. He needed to retrieve his chair-backpack</w:t>
@@ -1101,84 +1222,133 @@
     </w:p>
     <w:p>
       <w:r>
+        <w:t xml:space="preserve">Luke arrived at the </w:t>
+      </w:r>
+      <w:r>
+        <w:t>open gate</w:t>
+      </w:r>
+      <w:r>
+        <w:t xml:space="preserve"> and hesitated. Holding kitchen knives in each hand, he gingerly </w:t>
+      </w:r>
+      <w:r>
+        <w:t xml:space="preserve">entered </w:t>
+      </w:r>
+      <w:r>
+        <w:t xml:space="preserve">the </w:t>
+      </w:r>
+      <w:r>
+        <w:t>private property</w:t>
+      </w:r>
+      <w:r>
+        <w:t xml:space="preserve"> and headed for his stuff.</w:t>
+      </w:r>
+    </w:p>
+    <w:p>
+      <w:r>
+        <w:t xml:space="preserve">Another painful walk brought him to his </w:t>
+      </w:r>
+      <w:r>
+        <w:t>loot</w:t>
+      </w:r>
+      <w:r>
+        <w:t>. The first thing Luke did was put his shoes on. Next he put his stuff away into his backpack.</w:t>
+      </w:r>
+    </w:p>
+    <w:p>
+      <w:r>
+        <w:t xml:space="preserve">With </w:t>
+      </w:r>
+      <w:r>
+        <w:t>knives</w:t>
+      </w:r>
+      <w:r>
+        <w:t xml:space="preserve"> in hand, Luke headed back to camp.</w:t>
+      </w:r>
+    </w:p>
+    <w:p>
+      <w:r>
+        <w:t xml:space="preserve">Fortunately, nothing suspicious showed up. </w:t>
+      </w:r>
+      <w:r>
+        <w:t>T</w:t>
+      </w:r>
+      <w:r>
+        <w:t xml:space="preserve">he cell tower </w:t>
+      </w:r>
+      <w:r>
+        <w:t>no longer emitted the shadow</w:t>
+      </w:r>
+      <w:r>
+        <w:t xml:space="preserve"> smoke</w:t>
+      </w:r>
+      <w:r>
+        <w:t xml:space="preserve">. Instead, it emitted a </w:t>
+      </w:r>
+      <w:r>
+        <w:t xml:space="preserve">strange </w:t>
+      </w:r>
+      <w:r>
+        <w:t xml:space="preserve">kaleidoscope </w:t>
+      </w:r>
+      <w:r>
+        <w:t xml:space="preserve">of rainbow </w:t>
+      </w:r>
+      <w:r>
+        <w:t>smoke</w:t>
+      </w:r>
+      <w:r>
+        <w:t xml:space="preserve">, smoke that felt like fire, wind, light, earth, </w:t>
+      </w:r>
+      <w:r>
+        <w:t xml:space="preserve">and </w:t>
+      </w:r>
+      <w:r>
+        <w:t>electricity</w:t>
+      </w:r>
+      <w:r>
+        <w:t>, to name a few elements</w:t>
+      </w:r>
+      <w:r>
+        <w:t>.</w:t>
+      </w:r>
+    </w:p>
+    <w:p>
+      <w:r>
+        <w:t>“Damn, I really am going mad,” Luke muttered as he exited the private compound.</w:t>
+      </w:r>
+    </w:p>
+    <w:p>
+      <w:r>
         <w:lastRenderedPageBreak/>
-        <w:t xml:space="preserve">Luke arrived at the </w:t>
-      </w:r>
-      <w:r>
-        <w:t>open gate</w:t>
-      </w:r>
-      <w:r>
-        <w:t xml:space="preserve"> and hesitated. Holding kitchen knives in each hand, he gingerly </w:t>
-      </w:r>
-      <w:r>
-        <w:t>entered private property</w:t>
-      </w:r>
-      <w:r>
-        <w:t xml:space="preserve"> and headed for his stuff.</w:t>
-      </w:r>
-    </w:p>
-    <w:p>
-      <w:r>
-        <w:t xml:space="preserve">Another painful walk brought him to his </w:t>
-      </w:r>
-      <w:r>
-        <w:t>loot</w:t>
-      </w:r>
-      <w:r>
-        <w:t>. The first thing Luke did was put his shoes on. Next he put his stuff away into his backpack.</w:t>
-      </w:r>
-    </w:p>
-    <w:p>
-      <w:r>
-        <w:t xml:space="preserve">With </w:t>
-      </w:r>
-      <w:r>
-        <w:t>knives</w:t>
-      </w:r>
-      <w:r>
-        <w:t xml:space="preserve"> in hand, Luke headed back to camp.</w:t>
-      </w:r>
-    </w:p>
-    <w:p>
-      <w:r>
-        <w:t xml:space="preserve">Fortunately, nothing suspicious showed up. However, the cell tower still emitted the strange </w:t>
-      </w:r>
-      <w:r>
-        <w:t>smoke</w:t>
+        <w:t>Back at camp, Luke put the knives away</w:t>
+      </w:r>
+      <w:r>
+        <w:t xml:space="preserve"> and went hiking. Away from people he materialised his shadow knives and practiced with them, slicing and hacking at nearby trees. Within minutes he had a small pile of kindling.</w:t>
+      </w:r>
+    </w:p>
+    <w:p>
+      <w:r>
+        <w:t xml:space="preserve">Luke picked up the kindling. How the hell could imaginary knives do that? No, the knives </w:t>
+      </w:r>
+      <w:r>
+        <w:t>were</w:t>
+      </w:r>
+      <w:r>
+        <w:t xml:space="preserve"> real, just as real as his arms and legs, and his six-pack. He still couldn’t understand how he got </w:t>
+      </w:r>
+      <w:r>
+        <w:t>ripped</w:t>
       </w:r>
       <w:r>
         <w:t>.</w:t>
       </w:r>
       <w:r>
-        <w:t xml:space="preserve"> </w:t>
-      </w:r>
-      <w:r>
-        <w:t>However, the shadow smoke was absent.</w:t>
-      </w:r>
-    </w:p>
-    <w:p>
-      <w:r>
-        <w:t>Back at camp, Luke put the knives away</w:t>
-      </w:r>
-      <w:r>
-        <w:t xml:space="preserve"> and went hiking. Away from people he materialised his shadow knives and practiced with them, slicing and hacking at nearby trees. Within minutes he had a small pile of kindling.</w:t>
-      </w:r>
-    </w:p>
-    <w:p>
-      <w:r>
-        <w:t xml:space="preserve">Luke picked up the kindling. How the hell could imaginary knives do that? No, the knives </w:t>
-      </w:r>
-      <w:r>
-        <w:t>were</w:t>
-      </w:r>
-      <w:r>
-        <w:t xml:space="preserve"> real, just as real as his arms and legs, and his six-pack. He still couldn’t understand how he got </w:t>
-      </w:r>
-      <w:r>
-        <w:t>ripped</w:t>
-      </w:r>
-      <w:r>
-        <w:t>.</w:t>
+        <w:t xml:space="preserve"> Neither could his family. They kept telling him how amazing he looked, and his mother was proud that he took the effort to get into shape.</w:t>
+      </w:r>
+    </w:p>
+    <w:p>
+      <w:r>
+        <w:t>Effort, what effort?</w:t>
       </w:r>
     </w:p>
     <w:p>
@@ -1188,7 +1358,7 @@
     </w:p>
     <w:p>
       <w:r>
-        <w:t>Luke put his shadow knives away and allowed the shadows to cover him. He stealthily approached the deer until he was less than 2 meters away. The deer ignored Luke and continued grazing.</w:t>
+        <w:t>Luke put his shadow knives away and allowed the shadows to cover him. He approached the deer until he was less than 2 meters away. The deer ignored Luke and continued grazing.</w:t>
       </w:r>
     </w:p>
     <w:p>
@@ -1198,7 +1368,19 @@
     </w:p>
     <w:p>
       <w:r>
-        <w:t>By the time he returned to camp in the evening, Luke had materialised and dematerialised his knives almost a hundred times. Doing so was now second nature to him.</w:t>
+        <w:t>By the time he returned to camp in the evening, Luke had materialised and de</w:t>
+      </w:r>
+      <w:r>
+        <w:t>materialised his knives</w:t>
+      </w:r>
+      <w:r>
+        <w:t xml:space="preserve"> hundred</w:t>
+      </w:r>
+      <w:r>
+        <w:t>s of</w:t>
+      </w:r>
+      <w:r>
+        <w:t xml:space="preserve"> times. Doing so was now second nature to him.</w:t>
       </w:r>
     </w:p>
     <w:p>
@@ -1254,7 +1436,34 @@
         <w:t xml:space="preserve">“Look everyone, that’s Google’s new campus,” Ralph said, pointing. “On YouTube they said they have perfected </w:t>
       </w:r>
       <w:r>
-        <w:t>quantum communications and are testing there.”</w:t>
+        <w:t>quantum communi</w:t>
+      </w:r>
+      <w:r>
+        <w:t xml:space="preserve">cations and are testing there. They say the tech giants will spend trillions </w:t>
+      </w:r>
+      <w:r>
+        <w:t xml:space="preserve">over the next 5 years </w:t>
+      </w:r>
+      <w:r>
+        <w:t xml:space="preserve">to </w:t>
+      </w:r>
+      <w:r>
+        <w:t>bring quantum communication and computing to all parts of the world</w:t>
+      </w:r>
+      <w:r>
+        <w:t>.</w:t>
+      </w:r>
+      <w:r>
+        <w:t xml:space="preserve"> Elon promised his </w:t>
+      </w:r>
+      <w:r>
+        <w:t>Starlink</w:t>
+      </w:r>
+      <w:r>
+        <w:t xml:space="preserve"> constellation would support the new protocols in less than a year.</w:t>
+      </w:r>
+      <w:r>
+        <w:t>”</w:t>
       </w:r>
     </w:p>
     <w:p>
@@ -1268,7 +1477,7 @@
         <w:t xml:space="preserve">assortment of multi-colored </w:t>
       </w:r>
       <w:r>
-        <w:t>vapors</w:t>
+        <w:t>smoke</w:t>
       </w:r>
       <w:r>
         <w:t>.</w:t>
@@ -1301,10 +1510,21 @@
     </w:p>
     <w:p>
       <w:r>
+        <w:t>We had an older model that took over 30 minutes to charge.</w:t>
+      </w:r>
+    </w:p>
+    <w:p>
+      <w:r>
         <w:t>“Let’s go to that new restaurant,” Molly said. “It’s getting rave reviews.</w:t>
       </w:r>
       <w:r>
-        <w:t xml:space="preserve"> Perhaps we can get some inspiration for our place.”</w:t>
+        <w:t xml:space="preserve"> Perhaps we can get some inspi</w:t>
+      </w:r>
+      <w:r>
+        <w:t>ration for our restaurant</w:t>
+      </w:r>
+      <w:r>
+        <w:t>.”</w:t>
       </w:r>
     </w:p>
     <w:p>
@@ -1337,6 +1557,7 @@
           <w:noProof/>
           <w:lang w:val="en-US"/>
         </w:rPr>
+        <w:lastRenderedPageBreak/>
         <w:drawing>
           <wp:inline distT="0" distB="0" distL="0" distR="0">
             <wp:extent cx="292972" cy="113169"/>
@@ -1391,127 +1612,174 @@
     </w:p>
     <w:p>
       <w:r>
+        <w:t xml:space="preserve">“Damn, why can’t they see what they are doing is dangerous?” </w:t>
+      </w:r>
+      <w:r>
+        <w:t>a middle-aged woman</w:t>
+      </w:r>
+      <w:r>
+        <w:t xml:space="preserve"> said as she fingered a ring.</w:t>
+      </w:r>
+      <w:r>
+        <w:t xml:space="preserve"> “</w:t>
+      </w:r>
+      <w:r>
+        <w:t>Can’t they see with their own eyes the damage to the dimensions they are causing?</w:t>
+      </w:r>
+      <w:r>
+        <w:t>”</w:t>
+      </w:r>
+    </w:p>
+    <w:p>
+      <w:r>
+        <w:t xml:space="preserve">“Unlikely,” a </w:t>
+      </w:r>
+      <w:r>
+        <w:t xml:space="preserve">bald </w:t>
+      </w:r>
+      <w:r>
+        <w:t xml:space="preserve">man said. </w:t>
+      </w:r>
+      <w:r>
+        <w:t>“Too many special interests are invested in rolling the technology out. The oligarchs stand to obtain trillions in wealth and power.</w:t>
+      </w:r>
+    </w:p>
+    <w:p>
+      <w:r>
+        <w:t xml:space="preserve">“Despite </w:t>
+      </w:r>
+      <w:r>
+        <w:t>quantum bleed, the W-dimension remains almost fully curled up</w:t>
+      </w:r>
+      <w:r>
+        <w:t>.</w:t>
+      </w:r>
+      <w:r>
+        <w:t>”</w:t>
+      </w:r>
+    </w:p>
+    <w:p>
+      <w:r>
+        <w:t>“Shouldn’t their gravity sensors detect the anomalies?” another man asked.</w:t>
+      </w:r>
+    </w:p>
+    <w:p>
+      <w:r>
+        <w:t xml:space="preserve">“It wouldn’t matter,” </w:t>
+      </w:r>
+      <w:r>
+        <w:t>the bald one</w:t>
+      </w:r>
+      <w:r>
+        <w:t xml:space="preserve"> said. “</w:t>
+      </w:r>
+      <w:r>
+        <w:t>Even if the scientists connected the dots, the politicians would ignore it. They did that to all the important issues that threatened the entrenched powers.”</w:t>
+      </w:r>
+    </w:p>
+    <w:p>
+      <w:r>
+        <w:t>“</w:t>
+      </w:r>
+      <w:r>
+        <w:t>Remember, o</w:t>
+      </w:r>
+      <w:r>
+        <w:t xml:space="preserve">nly </w:t>
+      </w:r>
+      <w:r>
+        <w:t>a properly initiat</w:t>
+      </w:r>
+      <w:r>
+        <w:t>e</w:t>
+      </w:r>
+      <w:r>
+        <w:t xml:space="preserve">d human can see the </w:t>
+      </w:r>
+      <w:r>
+        <w:t>phenomena,” a third man said.</w:t>
+      </w:r>
+      <w:r>
+        <w:t xml:space="preserve"> “That means no public backlash.”</w:t>
+      </w:r>
+    </w:p>
+    <w:p>
+      <w:r>
+        <w:t xml:space="preserve">“Elensar, I need a change of pace,” the </w:t>
+      </w:r>
+      <w:r>
+        <w:t>middle-aged woman</w:t>
+      </w:r>
+      <w:r>
+        <w:t xml:space="preserve"> said.</w:t>
+      </w:r>
+      <w:r>
+        <w:t xml:space="preserve"> “These fools are driving me crazy.”</w:t>
+      </w:r>
+    </w:p>
+    <w:p>
+      <w:r>
+        <w:t xml:space="preserve">“Very well Princess Annie,” </w:t>
+      </w:r>
+      <w:r>
+        <w:t xml:space="preserve">Elensar </w:t>
+      </w:r>
+      <w:r>
+        <w:t xml:space="preserve">said. He </w:t>
+      </w:r>
+      <w:r>
+        <w:t>pulled out a tablet-like device and looked at it.</w:t>
+      </w:r>
+    </w:p>
+    <w:p>
+      <w:r>
+        <w:t>“I see an anomaly</w:t>
+      </w:r>
+      <w:r>
+        <w:t xml:space="preserve"> close by</w:t>
+      </w:r>
+      <w:r>
+        <w:t xml:space="preserve">,” </w:t>
+      </w:r>
+      <w:r>
+        <w:t>Elensar</w:t>
+      </w:r>
+      <w:r>
+        <w:t xml:space="preserve"> said. “Would you like to investigate?”</w:t>
+      </w:r>
+    </w:p>
+    <w:p>
+      <w:r>
+        <w:t>Annie</w:t>
+      </w:r>
+      <w:r>
+        <w:t xml:space="preserve"> smiled and said, “I could use a distraction.”</w:t>
+      </w:r>
+    </w:p>
+    <w:p>
+      <w:r>
+        <w:t xml:space="preserve">“I hope you are hungry,” </w:t>
+      </w:r>
+      <w:r>
+        <w:t>Elensar</w:t>
+      </w:r>
+      <w:r>
+        <w:t xml:space="preserve"> said. “The anomaly is in a local restaurant.</w:t>
+      </w:r>
+      <w:r>
+        <w:t>”</w:t>
+      </w:r>
+    </w:p>
+    <w:p>
+      <w:r>
         <w:lastRenderedPageBreak/>
-        <w:t>“Damn, why can’t they see what they are doing is dangerous?” one of the women said as she fingered a ring.</w:t>
-      </w:r>
-      <w:r>
-        <w:t xml:space="preserve"> “Could the Grok lab affect local people?”</w:t>
-      </w:r>
-    </w:p>
-    <w:p>
-      <w:r>
-        <w:t xml:space="preserve">“Unlikely,” a man said. “Despite interference, the veil is still intact. </w:t>
-      </w:r>
-      <w:r>
-        <w:t>A human</w:t>
-      </w:r>
-      <w:r>
-        <w:t xml:space="preserve"> </w:t>
-      </w:r>
-      <w:r>
-        <w:t>must have</w:t>
-      </w:r>
-      <w:r>
-        <w:t xml:space="preserve"> an attuned consciousness to see them, and then only if they stayed for hours there</w:t>
-      </w:r>
-      <w:r>
-        <w:t xml:space="preserve"> in a state of reception</w:t>
-      </w:r>
-      <w:r>
-        <w:t>.</w:t>
-      </w:r>
-      <w:r>
-        <w:t xml:space="preserve"> The lab is automated and on private property.</w:t>
-      </w:r>
-      <w:r>
-        <w:t>”</w:t>
-      </w:r>
-    </w:p>
-    <w:p>
-      <w:r>
-        <w:t>The woman’s appearance changed, transforming into a golden-blond post-teen with elvish features. She touched her ring again and her appearance turned back into a middle-aged woman with a stern face.</w:t>
-      </w:r>
-    </w:p>
-    <w:p>
-      <w:r>
-        <w:t xml:space="preserve">“Please don’t do that Princess,” </w:t>
-      </w:r>
-      <w:r>
-        <w:t>the</w:t>
-      </w:r>
-      <w:r>
-        <w:t xml:space="preserve"> man scolded. “Someone might see.”</w:t>
-      </w:r>
-    </w:p>
-    <w:p>
-      <w:r>
-        <w:t>“</w:t>
-      </w:r>
-      <w:proofErr w:type="spellStart"/>
-      <w:r>
-        <w:t>Elensar</w:t>
-      </w:r>
-      <w:proofErr w:type="spellEnd"/>
-      <w:r>
-        <w:t>, I need a change of pace,” the princess said.</w:t>
-      </w:r>
-    </w:p>
-    <w:p>
-      <w:proofErr w:type="spellStart"/>
-      <w:r>
-        <w:t>Elensar</w:t>
-      </w:r>
-      <w:proofErr w:type="spellEnd"/>
-      <w:r>
-        <w:t xml:space="preserve"> </w:t>
-      </w:r>
-      <w:r>
-        <w:t>pulled out a tablet-like device and looked at it.</w:t>
-      </w:r>
-    </w:p>
-    <w:p>
-      <w:r>
-        <w:t>“I see an anomaly</w:t>
-      </w:r>
-      <w:r>
-        <w:t xml:space="preserve"> close by</w:t>
-      </w:r>
-      <w:r>
-        <w:t xml:space="preserve">,” </w:t>
-      </w:r>
-      <w:proofErr w:type="spellStart"/>
-      <w:r>
-        <w:t>Elensar</w:t>
-      </w:r>
-      <w:proofErr w:type="spellEnd"/>
-      <w:r>
-        <w:t xml:space="preserve"> said. “Would you like to investigate?”</w:t>
-      </w:r>
-    </w:p>
-    <w:p>
-      <w:r>
-        <w:t>The princess smiled and said, “I could use a distraction.”</w:t>
-      </w:r>
-    </w:p>
-    <w:p>
-      <w:r>
-        <w:t xml:space="preserve">“I hope you are hungry,” </w:t>
-      </w:r>
-      <w:proofErr w:type="spellStart"/>
-      <w:r>
-        <w:t>Elensar</w:t>
-      </w:r>
-      <w:proofErr w:type="spellEnd"/>
-      <w:r>
-        <w:t xml:space="preserve"> said. “The anomaly is in a local restaurant.</w:t>
-      </w:r>
-      <w:r>
-        <w:t>”</w:t>
-      </w:r>
-    </w:p>
-    <w:p>
-      <w:r>
-        <w:t>“Well it is dinner time,” the princess said. “I could use a bite.”</w:t>
+        <w:t xml:space="preserve">“Well it is dinner time,” </w:t>
+      </w:r>
+      <w:r>
+        <w:t>Annie</w:t>
+      </w:r>
+      <w:r>
+        <w:t xml:space="preserve"> said. “I could use a bite.”</w:t>
       </w:r>
     </w:p>
     <w:p>
@@ -1577,22 +1845,651 @@
     </w:p>
     <w:p>
       <w:r>
-        <w:t xml:space="preserve">Annie stepped into the restaurant and spotted the anomaly. It appeared to be a young human male newly initiated into the Shadow element. His energy was untrained and undisciplined. Why would they send </w:t>
+        <w:t>Annie stepped into the restaurant and spotted the an</w:t>
+      </w:r>
+      <w:r>
+        <w:t>omaly. It appeared to be a</w:t>
+      </w:r>
+      <w:r>
+        <w:t xml:space="preserve"> </w:t>
+      </w:r>
+      <w:r>
+        <w:t xml:space="preserve">teenage </w:t>
+      </w:r>
+      <w:r>
+        <w:t>hum</w:t>
+      </w:r>
+      <w:r>
+        <w:t>ie</w:t>
+      </w:r>
+      <w:r>
+        <w:t xml:space="preserve"> male newly initiated into the Shadow element. His energy was untrained and undisciplined.</w:t>
+      </w:r>
+    </w:p>
+    <w:p>
+      <w:r>
+        <w:t xml:space="preserve">Why would </w:t>
+      </w:r>
+      <w:r>
+        <w:t>the Archons</w:t>
+      </w:r>
+      <w:r>
+        <w:t xml:space="preserve"> send </w:t>
       </w:r>
       <w:r>
         <w:t xml:space="preserve">someone </w:t>
       </w:r>
       <w:r>
-        <w:t>like that here? It didn’t matter.</w:t>
+        <w:t xml:space="preserve">like that here? </w:t>
+      </w:r>
+      <w:r>
+        <w:t>No. It had to be a disguise.</w:t>
+      </w:r>
+      <w:r>
+        <w:t xml:space="preserve"> The Archons were masters of stealth.</w:t>
+      </w:r>
+    </w:p>
+    <w:p>
+      <w:r>
+        <w:t xml:space="preserve">“What the hell is one of your </w:t>
+      </w:r>
+      <w:proofErr w:type="gramStart"/>
+      <w:r>
+        <w:t>ilk</w:t>
+      </w:r>
+      <w:proofErr w:type="gramEnd"/>
+      <w:r>
+        <w:t xml:space="preserve"> doing here?” </w:t>
+      </w:r>
+      <w:r>
+        <w:t>Annie</w:t>
+      </w:r>
+      <w:r>
+        <w:t xml:space="preserve"> </w:t>
+      </w:r>
+      <w:r>
+        <w:t>demanded</w:t>
+      </w:r>
+      <w:r>
+        <w:t>.</w:t>
+      </w:r>
+    </w:p>
+    <w:p>
+      <w:r>
+        <w:t>“How dare you shout at my son?” Molly said angrily. “What gives you the right to do that?”</w:t>
+      </w:r>
+    </w:p>
+    <w:p>
+      <w:r>
+        <w:t xml:space="preserve">“Calm down Princess,” </w:t>
+      </w:r>
+      <w:r>
+        <w:t>a</w:t>
+      </w:r>
+      <w:r>
+        <w:t xml:space="preserve"> woman with smoke </w:t>
+      </w:r>
+      <w:r>
+        <w:t xml:space="preserve">like electricity </w:t>
+      </w:r>
+      <w:r>
+        <w:t>said. “You’re causing a disturbance.”</w:t>
+      </w:r>
+    </w:p>
+    <w:p>
+      <w:r>
+        <w:t>The other waiting guests looked at them with a mixture of annoyance and curiosity.</w:t>
+      </w:r>
+    </w:p>
+    <w:p>
+      <w:r>
+        <w:t>“He can’t possibly be an agent,” a man with Air-type smoke said. “For one thing, he’s too low leveled, and his aura – he isn’t trained. It’s raw and chaotic.”</w:t>
+      </w:r>
+    </w:p>
+    <w:p>
+      <w:r>
+        <w:t>“But that’s what the Archons would want,” the woman with Light-type smoke said with disapproval.</w:t>
+      </w:r>
+    </w:p>
+    <w:p>
+      <w:r>
+        <w:t>“Maybe not,” the woman with Water-type energy said. “A renegade could have initiated him.”</w:t>
+      </w:r>
+    </w:p>
+    <w:p>
+      <w:r>
+        <w:t>“You’re right,” the princess said, relenting. She glared at Luke and asked, “Who initiated you? Did they have a license? Clearly the Archons wouldn’t have sent an incompetent...”</w:t>
       </w:r>
     </w:p>
     <w:p>
       <w:r>
         <w:lastRenderedPageBreak/>
-        <w:t xml:space="preserve">“What the hell is one of your ilk doing here?” the princess </w:t>
-      </w:r>
-      <w:r>
-        <w:t>demanded</w:t>
+        <w:t>“I have no idea what you’re talking about,” Luke shouted, feeling threatened. “Are you talking about this Shadow smoke stuck to me? You can see that, can’t you?”</w:t>
+      </w:r>
+    </w:p>
+    <w:p>
+      <w:r>
+        <w:t>“What shadow smoke?” Amy asked.</w:t>
+      </w:r>
+    </w:p>
+    <w:p>
+      <w:r>
+        <w:t>“Princess, this appears to be a spontaneous awakening,” the airy man said. “I don’t understand how it’s possible.”</w:t>
+      </w:r>
+    </w:p>
+    <w:p>
+      <w:r>
+        <w:t>“I don’t understand either,” the man with smoke like Nature said. “A person needs the proper techniques and the proper initiation. I still think he is a member of the Archons.”</w:t>
+      </w:r>
+    </w:p>
+    <w:p>
+      <w:r>
+        <w:t>The Light-smoke woman glared at Luke and said, “You’re lucky we don’t have authority here, or I would have arrested you.”</w:t>
+      </w:r>
+    </w:p>
+    <w:p>
+      <w:r>
+        <w:rPr>
+          <w:i/>
+        </w:rPr>
+        <w:t>‘Scary’,</w:t>
+      </w:r>
+      <w:r>
+        <w:t xml:space="preserve"> Luke thought as a shiver went down his spine.</w:t>
+      </w:r>
+    </w:p>
+    <w:p>
+      <w:r>
+        <w:t>“Don’t you dare take that tone with my son,” Molly said angrily, ready to fight to the bitter end. “He broke no laws.”</w:t>
+      </w:r>
+    </w:p>
+    <w:p>
+      <w:r>
+        <w:t>“I apologise for being so rude to you,” the princess said. “As an apology, I would like to treat your family to dinner.”</w:t>
+      </w:r>
+    </w:p>
+    <w:p>
+      <w:r>
+        <w:t>Everyone looked at Luke.</w:t>
+      </w:r>
+    </w:p>
+    <w:p>
+      <w:r>
+        <w:t>“I need to know what’s going on,” Luke said. “They seem to have whatever I have, except different.”</w:t>
+      </w:r>
+    </w:p>
+    <w:p>
+      <w:r>
+        <w:t>“Okay,” Molly said.</w:t>
+      </w:r>
+    </w:p>
+    <w:p>
+      <w:r>
+        <w:t>The princess stepped to the attendant and said, “Table for 1</w:t>
+      </w:r>
+      <w:r>
+        <w:t>2</w:t>
+      </w:r>
+      <w:r>
+        <w:t xml:space="preserve"> people please.”</w:t>
+      </w:r>
+    </w:p>
+    <w:p>
+      <w:r>
+        <w:t>“As you wish,” the attendant said. “It will take a little more time for such a large group.”</w:t>
+      </w:r>
+    </w:p>
+    <w:p>
+      <w:r>
+        <w:lastRenderedPageBreak/>
+        <w:t>They waited. Finally a waiter beckoned them to follow. Luke’s family sat on one side of the table and Annie’s people sat on the other side. Annie sat opposite Luke.</w:t>
+      </w:r>
+    </w:p>
+    <w:p>
+      <w:r>
+        <w:t>“Order whatever you want,” Annie said. “I’m paying.</w:t>
+      </w:r>
+    </w:p>
+    <w:p>
+      <w:r>
+        <w:t xml:space="preserve">“Hello everyone, my name is Annie von </w:t>
+      </w:r>
+      <w:proofErr w:type="spellStart"/>
+      <w:r>
+        <w:t>Aranor</w:t>
+      </w:r>
+      <w:proofErr w:type="spellEnd"/>
+      <w:r>
+        <w:t xml:space="preserve">, daughter of Emperor </w:t>
+      </w:r>
+      <w:proofErr w:type="spellStart"/>
+      <w:r>
+        <w:t>Aranthir</w:t>
+      </w:r>
+      <w:proofErr w:type="spellEnd"/>
+      <w:r>
+        <w:t xml:space="preserve"> of Agatha. This is Vanima Grandly, </w:t>
+      </w:r>
+      <w:r>
+        <w:t>Elensar</w:t>
+      </w:r>
+      <w:r>
+        <w:t xml:space="preserve"> Benson, Avery </w:t>
+      </w:r>
+      <w:proofErr w:type="spellStart"/>
+      <w:r>
+        <w:t>Zanders</w:t>
+      </w:r>
+      <w:proofErr w:type="spellEnd"/>
+      <w:r>
+        <w:t xml:space="preserve">, </w:t>
+      </w:r>
+      <w:proofErr w:type="spellStart"/>
+      <w:r>
+        <w:t>Naerion</w:t>
+      </w:r>
+      <w:proofErr w:type="spellEnd"/>
+      <w:r>
+        <w:t xml:space="preserve"> </w:t>
+      </w:r>
+      <w:proofErr w:type="spellStart"/>
+      <w:r>
+        <w:t>Nandric</w:t>
+      </w:r>
+      <w:proofErr w:type="spellEnd"/>
+      <w:r>
+        <w:t xml:space="preserve">, and </w:t>
+      </w:r>
+      <w:proofErr w:type="spellStart"/>
+      <w:r>
+        <w:t>Taedhor</w:t>
+      </w:r>
+      <w:proofErr w:type="spellEnd"/>
+      <w:r>
+        <w:t xml:space="preserve"> Dolan,” Annie said.</w:t>
+      </w:r>
+    </w:p>
+    <w:p>
+      <w:r>
+        <w:t>Luke introduced his family.</w:t>
+      </w:r>
+    </w:p>
+    <w:p>
+      <w:r>
+        <w:t>The waiter took their drink orders.</w:t>
+      </w:r>
+    </w:p>
+    <w:p>
+      <w:r>
+        <w:t>“What do you know about Shadow?” Annie asked.</w:t>
+      </w:r>
+    </w:p>
+    <w:p>
+      <w:r>
+        <w:t xml:space="preserve">“Only that they have seeped onto my body,” Luke said. “I see similar things about all of you. I see smoke like fire, electricity, air, light, water and </w:t>
+      </w:r>
+      <w:r>
+        <w:t>plant life</w:t>
+      </w:r>
+      <w:r>
+        <w:t>. No one else I see have that.</w:t>
+      </w:r>
+    </w:p>
+    <w:p>
+      <w:r>
+        <w:t>“What is it? Is it dangerous?”</w:t>
+      </w:r>
+    </w:p>
+    <w:p>
+      <w:r>
+        <w:t>“Are you sure you want to reveal this information?” Avery with the Light-type spoke asked.</w:t>
+      </w:r>
+    </w:p>
+    <w:p>
+      <w:r>
+        <w:t>“Does that mean you agree he isn’t an archon in disguise?” Annie asked.</w:t>
+      </w:r>
+    </w:p>
+    <w:p>
+      <w:r>
+        <w:t xml:space="preserve">Avery sighed and said, “Yes. I don’t see any deception. </w:t>
+      </w:r>
+      <w:r>
+        <w:t>I refuse to believe anyone can deceive me so thoroughly.</w:t>
+      </w:r>
+      <w:r>
+        <w:t>”</w:t>
+      </w:r>
+    </w:p>
+    <w:p>
+      <w:r>
+        <w:t xml:space="preserve">“Then he is as he seems,” </w:t>
+      </w:r>
+      <w:r>
+        <w:t>Annie said, triumphantly.</w:t>
+      </w:r>
+    </w:p>
+    <w:p>
+      <w:proofErr w:type="spellStart"/>
+      <w:r>
+        <w:t>Naerion</w:t>
+      </w:r>
+      <w:proofErr w:type="spellEnd"/>
+      <w:r>
+        <w:t>, the one with the Water-type smoke looked at the middle-aged princess and the princess blushed deep red.</w:t>
+      </w:r>
+    </w:p>
+    <w:p>
+      <w:r>
+        <w:t>Everyone on the princess’ side laughed except the princess at some unspoken joke.</w:t>
+      </w:r>
+    </w:p>
+    <w:p>
+      <w:r>
+        <w:lastRenderedPageBreak/>
+        <w:t>To Luke the princess acted like a teenage girl who had a crush on...Him? He also had the impression they were teasing her. That was just weird.</w:t>
+      </w:r>
+    </w:p>
+    <w:p>
+      <w:r>
+        <w:t xml:space="preserve">“Have any of you heard of Mu and Atlantis?” </w:t>
+      </w:r>
+      <w:r>
+        <w:t>Elensar</w:t>
+      </w:r>
+      <w:r>
+        <w:t xml:space="preserve"> Benson, the one with the Air </w:t>
+      </w:r>
+      <w:r>
+        <w:t>smoke</w:t>
+      </w:r>
+      <w:r>
+        <w:t xml:space="preserve"> asked.</w:t>
+      </w:r>
+    </w:p>
+    <w:p>
+      <w:r>
+        <w:t>“That’s just myth,” Henry said.</w:t>
+      </w:r>
+    </w:p>
+    <w:p>
+      <w:r>
+        <w:t>The waiter came and handed drinks to everyone. He also brought several bottles of wine.</w:t>
+      </w:r>
+    </w:p>
+    <w:p>
+      <w:r>
+        <w:t xml:space="preserve">“No, it’s not,” </w:t>
+      </w:r>
+      <w:r>
+        <w:t>Elensar</w:t>
+      </w:r>
+      <w:r>
+        <w:t xml:space="preserve"> said. “The Mu Empire was real and did exist. At the height of its power it colonised and terraformed multiple worlds. Then a war broke out, splitting the empire. In the process, Atlantis, the capital city of Mu was destroyed.</w:t>
+      </w:r>
+    </w:p>
+    <w:p>
+      <w:r>
+        <w:t>“Eventually there was a state of peace. One of the terms of the cease-fire was that this planet be left alone.</w:t>
+      </w:r>
+    </w:p>
+    <w:p>
+      <w:r>
+        <w:t>“Over the course of millennium, the people of earth, the Federation and the Empire started diverging in appearance, but we are still all human.</w:t>
+      </w:r>
+    </w:p>
+    <w:p>
+      <w:r>
+        <w:t>“Empire people call themselves Archons and Federation people call themselves Alvin. You are called humies.</w:t>
+      </w:r>
+    </w:p>
+    <w:p>
+      <w:r>
+        <w:t>“Archon and Alvin have always been here in secret of course, each controlling the fate of the world from the shadows.</w:t>
+      </w:r>
+    </w:p>
+    <w:p>
+      <w:r>
+        <w:t>“We seek peace and cooperation. The archons seek dominion of all.”</w:t>
+      </w:r>
+    </w:p>
+    <w:p>
+      <w:r>
+        <w:t>The waiter came to take their order.</w:t>
+      </w:r>
+    </w:p>
+    <w:p>
+      <w:r>
+        <w:t>“What do you know about string theory?” Annie asked, looking intently at Luke.</w:t>
+      </w:r>
+    </w:p>
+    <w:p>
+      <w:r>
+        <w:lastRenderedPageBreak/>
+        <w:t>“According to string theory, all sub-atomic particles are made loops of stuff, vibrating in 11 dimensions, most of which is rolled up so tightly that it is unnoticeable even at interstellar distances. Some theories propose that as a candidate for dark matter, but that doesn’t make sense to me,</w:t>
+      </w:r>
+      <w:r>
+        <w:t xml:space="preserve"> since more dimensions would make the problem worse, I believe,</w:t>
+      </w:r>
+      <w:r>
+        <w:t>” Luke said. “Also, a theory that can generate an infinite number of worlds doesn’t explain anything to me.”</w:t>
+      </w:r>
+    </w:p>
+    <w:p>
+      <w:r>
+        <w:rPr>
+          <w:i/>
+        </w:rPr>
+        <w:t xml:space="preserve">Why was that woman so hyped </w:t>
+      </w:r>
+      <w:r>
+        <w:rPr>
+          <w:i/>
+        </w:rPr>
+        <w:t>for</w:t>
+      </w:r>
+      <w:r>
+        <w:rPr>
+          <w:i/>
+        </w:rPr>
+        <w:t xml:space="preserve"> me?</w:t>
+      </w:r>
+      <w:r>
+        <w:t xml:space="preserve"> Luke wondered as he felt his face turn red. </w:t>
+      </w:r>
+      <w:r>
+        <w:t>Despite being his mother’s age, something about her got to him.</w:t>
+      </w:r>
+    </w:p>
+    <w:p>
+      <w:r>
+        <w:t>Also, why wasn’t she drinking wine like the other adults? Her behavior and appearance didn’t match.</w:t>
+      </w:r>
+    </w:p>
+    <w:p>
+      <w:r>
+        <w:t>“How do you know that?” the woman asked eagerly.</w:t>
+      </w:r>
+    </w:p>
+    <w:p>
+      <w:r>
+        <w:t>“I like watching science shows,” Luke said.</w:t>
+      </w:r>
+    </w:p>
+    <w:p>
+      <w:r>
+        <w:t>“Are you good at puzzles?” Annie asked.</w:t>
+      </w:r>
+    </w:p>
+    <w:p>
+      <w:r>
+        <w:t xml:space="preserve">“Luke </w:t>
+      </w:r>
+      <w:r>
+        <w:t xml:space="preserve">graduated high school as </w:t>
+      </w:r>
+      <w:r>
+        <w:t>an honor student,” Molly said proudly.</w:t>
+      </w:r>
+      <w:r>
+        <w:t xml:space="preserve"> “He won contests.”</w:t>
+      </w:r>
+    </w:p>
+    <w:p>
+      <w:r>
+        <w:t xml:space="preserve">“We collective call the rolled-up dimensions the W-dimension for convenience,” </w:t>
+      </w:r>
+      <w:proofErr w:type="spellStart"/>
+      <w:r>
+        <w:t>Naerion</w:t>
+      </w:r>
+      <w:proofErr w:type="spellEnd"/>
+      <w:r>
+        <w:t xml:space="preserve"> said. “Normally it is rolled up so small that only sub-atomic particles pass through, which drives what you call quantum phenomena.</w:t>
+      </w:r>
+    </w:p>
+    <w:p>
+      <w:r>
+        <w:t xml:space="preserve">“However, your major corporations are rolling out </w:t>
+      </w:r>
+      <w:r>
+        <w:t>quantum networks throughout the world even as we speak. This is unravelling the dimensions. Have you seen any weird things lately?”</w:t>
+      </w:r>
+    </w:p>
+    <w:p>
+      <w:r>
+        <w:t>“Yes,” Luke said. “For instance, the sky above the Google campus is filled with weird lights and what seems like flying monsters. I’ve also seen ghostly creatures walk about the place, like that weird thing trying to bite that man’s leg.</w:t>
+      </w:r>
+    </w:p>
+    <w:p>
+      <w:r>
+        <w:lastRenderedPageBreak/>
+        <w:t>“Are you saying I’m not going mad?” Luke asked.</w:t>
+      </w:r>
+    </w:p>
+    <w:p>
+      <w:r>
+        <w:t xml:space="preserve">“What’s the next number in the series, 1, 1, 2, 3, </w:t>
+      </w:r>
+      <w:proofErr w:type="gramStart"/>
+      <w:r>
+        <w:t>5</w:t>
+      </w:r>
+      <w:proofErr w:type="gramEnd"/>
+      <w:r>
+        <w:t xml:space="preserve">?” </w:t>
+      </w:r>
+      <w:r>
+        <w:t>Elensar</w:t>
+      </w:r>
+      <w:r>
+        <w:t xml:space="preserve"> asked.</w:t>
+      </w:r>
+    </w:p>
+    <w:p>
+      <w:r>
+        <w:t>“That would be 8,” Luke said. “That’s just the Fibonacci series.”</w:t>
+      </w:r>
+    </w:p>
+    <w:p>
+      <w:r>
+        <w:t>“No, you’re not going mad,” Annie said.</w:t>
+      </w:r>
+    </w:p>
+    <w:p>
+      <w:r>
+        <w:t>The others in Annie’s team groaned. She turned to them and said, “Hush you all.”</w:t>
+      </w:r>
+    </w:p>
+    <w:p>
+      <w:pPr>
+        <w:rPr>
+          <w:i/>
+        </w:rPr>
+      </w:pPr>
+      <w:r>
+        <w:rPr>
+          <w:i/>
+        </w:rPr>
+        <w:t>That was weird,</w:t>
+      </w:r>
+      <w:r>
+        <w:t xml:space="preserve"> Luke mused. </w:t>
+      </w:r>
+      <w:r>
+        <w:rPr>
+          <w:i/>
+        </w:rPr>
+        <w:t>They definitely seemed to be communicating.</w:t>
+      </w:r>
+    </w:p>
+    <w:p>
+      <w:r>
+        <w:t>“The other dimensions are not like the primary 3 special dimensions. Vanima said. “They are inhabited by a huge assortment of creatures, as well as primordial forces.</w:t>
+      </w:r>
+    </w:p>
+    <w:p>
+      <w:r>
+        <w:t>“Normal people can’t see that because of the so-called veil. For whatever reason you can see through that veil,” Vanima said. “However, whatever you do don’t try to cross. That place is incredibly dangerous.”</w:t>
+      </w:r>
+    </w:p>
+    <w:p>
+      <w:r>
+        <w:t xml:space="preserve">“You said the initial </w:t>
+      </w:r>
+      <w:r>
+        <w:t>rollout of quantum networks is unravelling the W-dimension,” Luke said. “What does that mean for the world?”</w:t>
+      </w:r>
+    </w:p>
+    <w:p>
+      <w:r>
+        <w:t>Annie gave Luke a big grin and said, “I like you.”</w:t>
+      </w:r>
+    </w:p>
+    <w:p>
+      <w:r>
+        <w:t xml:space="preserve">Vanima </w:t>
+      </w:r>
+      <w:r>
+        <w:t>elbowed Annie and Annie hastily said, “I think you might be suitable for a hire. We are always looking for talented people?”</w:t>
+      </w:r>
+    </w:p>
+    <w:p>
+      <w:r>
+        <w:t>“Is it because of this Shadow stuff I have?” Luke asked. “You haven’t told me what that is.</w:t>
+      </w:r>
+      <w:r>
+        <w:t xml:space="preserve"> Also, what would I be doing?”</w:t>
+      </w:r>
+    </w:p>
+    <w:p>
+      <w:r>
+        <w:t>The waiter came with the food.</w:t>
+      </w:r>
+    </w:p>
+    <w:p>
+      <w:r>
+        <w:t>“You said you were graduating,” Annie said. “What were you planning to do after?”</w:t>
+      </w:r>
+    </w:p>
+    <w:p>
+      <w:r>
+        <w:lastRenderedPageBreak/>
+        <w:t>“I’m planning on taking culinary classes in college, as well as business management,” Luke said. “I will be working at my parent’s restaurant when I graduate,” Luke said. “Science and puzzle solving is fun, but I love cooking and seeing people enjoying my cooking.”</w:t>
+      </w:r>
+    </w:p>
+    <w:p>
+      <w:r>
+        <w:t>&lt;&gt;</w:t>
+      </w:r>
+    </w:p>
+    <w:p/>
+    <w:p>
+      <w:r>
+        <w:t>“</w:t>
+      </w:r>
+      <w:r>
+        <w:t>What do you mean by connected?” Henry asked</w:t>
       </w:r>
       <w:r>
         <w:t>.</w:t>
@@ -1600,57 +2497,230 @@
     </w:p>
     <w:p>
       <w:r>
-        <w:t>“How dare you shout at my son?” Molly said angrily. “What gives you the right to do that?”</w:t>
-      </w:r>
-    </w:p>
-    <w:p>
-      <w:r>
-        <w:t xml:space="preserve">“Calm down Princess,” </w:t>
-      </w:r>
-      <w:r>
-        <w:t>a</w:t>
-      </w:r>
-      <w:r>
-        <w:t xml:space="preserve"> woman with pink smoke said. “You’re causing a disturbance.”</w:t>
-      </w:r>
-    </w:p>
-    <w:p>
-      <w:r>
-        <w:t>“He can’t possibly be an agent,” a man with airy smoke said. “For one thing, he’s too low leveled, and his aura – he isn’t trained. It’s raw and chaotic.”</w:t>
-      </w:r>
-    </w:p>
-    <w:p>
-      <w:r>
-        <w:t>“You’re right,” the princess said, relenting. She glared at Luke and asked, “Who initiated you? Did they have a license? Clearly the Archons wouldn’t have sent an incompetent...”</w:t>
-      </w:r>
-    </w:p>
-    <w:p>
-      <w:r>
-        <w:t>“I have no idea what you’re talking about,” Luke shouted, feeling threatened. “Are you talking about this shadow smoke stuck to me?”</w:t>
-      </w:r>
-    </w:p>
-    <w:p>
-      <w:r>
-        <w:t>“What shadow smoke?” Amy asked.</w:t>
-      </w:r>
-    </w:p>
-    <w:p>
-      <w:r>
-        <w:t>T</w:t>
-      </w:r>
-      <w:r>
-        <w:t>he other waiting guests looked at them with a mixture of annoyance and curiosity.</w:t>
-      </w:r>
-    </w:p>
-    <w:p>
-      <w:r>
-        <w:t xml:space="preserve">“Princess, </w:t>
-      </w:r>
-      <w:r>
-        <w:t>this appears to be</w:t>
-      </w:r>
-      <w:r>
-        <w:t xml:space="preserve"> a spontaneous awakening,” the airy man said.</w:t>
+        <w:t>“Watch this,” Annie said</w:t>
+      </w:r>
+      <w:r>
+        <w:t xml:space="preserve"> and pointed at a salt shaker</w:t>
+      </w:r>
+      <w:r>
+        <w:t xml:space="preserve">. She enveloped it with her firey smoke. The </w:t>
+      </w:r>
+      <w:r>
+        <w:t>shaker</w:t>
+      </w:r>
+      <w:r>
+        <w:t xml:space="preserve"> dispersed like smoke and entered Annie.</w:t>
+      </w:r>
+    </w:p>
+    <w:p>
+      <w:r>
+        <w:t xml:space="preserve">“Holy cow,” Ralph exclaimed. “Where did </w:t>
+      </w:r>
+      <w:r>
+        <w:t>it</w:t>
+      </w:r>
+      <w:r>
+        <w:t xml:space="preserve"> go?”</w:t>
+      </w:r>
+    </w:p>
+    <w:p>
+      <w:r>
+        <w:t>“What else can you do?” Amy asked, fascinated.</w:t>
+      </w:r>
+    </w:p>
+    <w:p>
+      <w:r>
+        <w:t xml:space="preserve">“We can do many things,” Annie said. The smoke condensed back into the </w:t>
+      </w:r>
+      <w:r>
+        <w:t>shaker</w:t>
+      </w:r>
+      <w:r>
+        <w:t>. “However, that would be inappropriate in a crowded restaurant.”</w:t>
+      </w:r>
+    </w:p>
+    <w:p>
+      <w:r>
+        <w:t>The waiter came and took drink orders.</w:t>
+      </w:r>
+    </w:p>
+    <w:p>
+      <w:r>
+        <w:t>“Can you materialise it inside an object?” Ralph asked.</w:t>
+      </w:r>
+    </w:p>
+    <w:p>
+      <w:r>
+        <w:t>“Yes, but that is a high-level ability currently beyond my skill level. I was only initiated barely a year ago,” Annie said.</w:t>
+      </w:r>
+      <w:r>
+        <w:t>&lt;&gt;</w:t>
+      </w:r>
+    </w:p>
+    <w:p>
+      <w:r>
+        <w:t>“Think of it like a vapor that condenses. It is best done in open space. In lower levels of reality, the rules get more flexible and the world becomes more dream-like.</w:t>
+      </w:r>
+    </w:p>
+    <w:p>
+      <w:r>
+        <w:t>“In ancient times, this world was colonised and your race was created. Later, as a result of treaties, this world was isolated and a barrier was placed, isolating this place from interference.</w:t>
+      </w:r>
+    </w:p>
+    <w:p>
+      <w:r>
+        <w:lastRenderedPageBreak/>
+        <w:t>“Unfortunately, our enemies infiltrated this world for the purpose of conquering it.</w:t>
+      </w:r>
+    </w:p>
+    <w:p>
+      <w:r>
+        <w:t>“They are using religion as a tool of conquest. Already, almost 40% of your countries have been conquered by that religion.</w:t>
+      </w:r>
+    </w:p>
+    <w:p>
+      <w:r>
+        <w:t>“We couldn’t object since they weren’t technically breaking the law. People were doing it to themselves – although behind the scenes, they were whispering into receptive ears.</w:t>
+      </w:r>
+    </w:p>
+    <w:p>
+      <w:r>
+        <w:t>“</w:t>
+      </w:r>
+      <w:r>
+        <w:t>Now this world has access to quantum technologies. This is deforming the rigid reality you have known since ancient times.</w:t>
+      </w:r>
+    </w:p>
+    <w:p>
+      <w:r>
+        <w:t>“Luke has first-hand experience of that.</w:t>
+      </w:r>
+    </w:p>
+    <w:p>
+      <w:r>
+        <w:t>“Yes, we should have been paying attention. Unfortunately, we were too busy with our own wars to pay attention – and politics is a nightmare.</w:t>
+      </w:r>
+    </w:p>
+    <w:p>
+      <w:r>
+        <w:t>The waiter came and handed drinks to everyone. He also brought several bottles of wine.</w:t>
+      </w:r>
+    </w:p>
+    <w:p>
+      <w:r>
+        <w:t>The group placed their orders.</w:t>
+      </w:r>
+    </w:p>
+    <w:p>
+      <w:r>
+        <w:t>Annie sighed and said, “Normally I wouldn’t tell this to you, but your son is in the middle of this crap.</w:t>
+      </w:r>
+    </w:p>
+    <w:p>
+      <w:r>
+        <w:t>“My father sent me here as an ambassador to deal with the situation. I have been in secret meetings with world leaders here in Vancouver. However, wide-spread corruption is making it impossible to make any headway.”</w:t>
+      </w:r>
+    </w:p>
+    <w:p>
+      <w:r>
+        <w:t xml:space="preserve">Annie sighed and said, “I don’t think we can stop it. If nothing is done, </w:t>
+      </w:r>
+      <w:r>
+        <w:t>the veil will</w:t>
+      </w:r>
+      <w:r>
+        <w:t xml:space="preserve"> break within the year and </w:t>
+      </w:r>
+      <w:r>
+        <w:t>the world will plunge into a chaos no one is prepared for</w:t>
+      </w:r>
+      <w:r>
+        <w:t>.”</w:t>
+      </w:r>
+    </w:p>
+    <w:p>
+      <w:r>
+        <w:t>“But why,” Ralph asked, shaken.</w:t>
+      </w:r>
+    </w:p>
+    <w:p>
+      <w:r>
+        <w:lastRenderedPageBreak/>
+        <w:t>“Because our enemies don’t care for people,” Vanima, the one with pink healing smoke said. “To them peo</w:t>
+      </w:r>
+      <w:r>
+        <w:t>ple are just cattle to be used. Their philosophy is, “Take what you can and to hell with everyone else.</w:t>
+      </w:r>
+    </w:p>
+    <w:p>
+      <w:r>
+        <w:t>“Everything is mediated by consciousness,</w:t>
+      </w:r>
+      <w:r>
+        <w:t xml:space="preserve">” Elensar, the one with airy smoke </w:t>
+      </w:r>
+      <w:r>
+        <w:t>said</w:t>
+      </w:r>
+      <w:r>
+        <w:t>.</w:t>
+      </w:r>
+      <w:r>
+        <w:t xml:space="preserve"> “Think of the unknowable reality as a bottomless ocean. This world floats at the top, where consciousness is asleep.</w:t>
+      </w:r>
+    </w:p>
+    <w:p>
+      <w:r>
+        <w:t xml:space="preserve">“Occasionally the world dips below. When this happens, strange creatures </w:t>
+      </w:r>
+      <w:r>
+        <w:t>appear in the world. This is the source of all your fairytales.</w:t>
+      </w:r>
+      <w:r>
+        <w:t>”</w:t>
+      </w:r>
+    </w:p>
+    <w:p>
+      <w:r>
+        <w:t>“Do elves exist?” Ralph asked.</w:t>
+      </w:r>
+    </w:p>
+    <w:p>
+      <w:r>
+        <w:t xml:space="preserve">“What you call humanity is just one </w:t>
+      </w:r>
+      <w:r>
+        <w:t xml:space="preserve">of </w:t>
+      </w:r>
+      <w:r>
+        <w:t xml:space="preserve">a number of sub-races,” </w:t>
+      </w:r>
+      <w:proofErr w:type="spellStart"/>
+      <w:r>
+        <w:t>Taedhor</w:t>
+      </w:r>
+      <w:proofErr w:type="spellEnd"/>
+      <w:r>
+        <w:t xml:space="preserve">, the one with the feel of nature said. “Elves, dwarves, Neanderthals and </w:t>
+      </w:r>
+      <w:proofErr w:type="spellStart"/>
+      <w:r>
+        <w:t>Grekins</w:t>
+      </w:r>
+      <w:proofErr w:type="spellEnd"/>
+      <w:r>
+        <w:t xml:space="preserve"> are just a few. For various reasons, it was decided that only humans should remain.</w:t>
+      </w:r>
+      <w:r>
+        <w:t>”</w:t>
+      </w:r>
+    </w:p>
+    <w:p>
+      <w:r>
+        <w:t>“What kind of creatures exist below?</w:t>
+      </w:r>
+      <w:r>
+        <w:t>” Elensar asked.</w:t>
       </w:r>
       <w:r>
         <w:t xml:space="preserve"> </w:t>
@@ -1659,45 +2729,120 @@
         <w:t>“</w:t>
       </w:r>
       <w:r>
-        <w:t>What I don’t understand is how he got in contact with the creatures. They should only exist beyond the veil.”</w:t>
-      </w:r>
-    </w:p>
-    <w:p>
-      <w:r>
-        <w:t>“I apologise for being so rude to you</w:t>
-      </w:r>
-      <w:r>
-        <w:t>,” the princess said</w:t>
+        <w:t>Think of your own jungles, filled with all sorts of plants and animals, each with their own agendas.</w:t>
+      </w:r>
+    </w:p>
+    <w:p>
+      <w:r>
+        <w:t>“While it is above the surface, it’s hard to pull down. However, should it be pulled down, resurfacing could take great effort.</w:t>
+      </w:r>
+    </w:p>
+    <w:p>
+      <w:r>
+        <w:t xml:space="preserve">“Also, despite the dangers, </w:t>
+      </w:r>
+      <w:r>
+        <w:t>the depths are the source of all wealth.</w:t>
+      </w:r>
+    </w:p>
+    <w:p>
+      <w:r>
+        <w:t>“Now then young man, can you please tell me how you contacted the denizens of the deep?”</w:t>
+      </w:r>
+    </w:p>
+    <w:p>
+      <w:r>
+        <w:t>“A few days ago I was swimming on private property when gremlins appeared in the woods. Overhead, I saw copse ravens,” Luke said.</w:t>
+      </w:r>
+    </w:p>
+    <w:p>
+      <w:r>
+        <w:t>“That shouldn’t be possible,” Elensar said. “You must have done something to align with the creatures.”</w:t>
+      </w:r>
+    </w:p>
+    <w:p>
+      <w:r>
+        <w:lastRenderedPageBreak/>
+        <w:t>“I have been playing some VR games,” Luke confessed. “One is called the Abyssal planes. It is similar to Valheim and is absolutely terrifying. The premise is that you committed an unforgiveable crime and sent there as punishment for all eternity.</w:t>
+      </w:r>
+    </w:p>
+    <w:p>
+      <w:r>
+        <w:t>“You lose all your equipment and 5% of your skills when you are killed. Then you must start over</w:t>
+      </w:r>
+      <w:r>
+        <w:t>. To progress you must fight ever greater monsters and bosses.”</w:t>
+      </w:r>
+    </w:p>
+    <w:p>
+      <w:r>
+        <w:t>“I see,” Elensar said. “Your consciousness was primed. Also, that game is a little too accurate to be coincidence. Someone must have leaked that game.”</w:t>
+      </w:r>
+    </w:p>
+    <w:p>
+      <w:r>
+        <w:t xml:space="preserve">“You fought them, didn’t you?” </w:t>
+      </w:r>
+      <w:proofErr w:type="spellStart"/>
+      <w:r>
+        <w:t>Naerion</w:t>
+      </w:r>
+      <w:proofErr w:type="spellEnd"/>
+      <w:r>
+        <w:t>, who had the feel of water asked.</w:t>
+      </w:r>
+    </w:p>
+    <w:p>
+      <w:r>
+        <w:t>Luke nodded.</w:t>
+      </w:r>
+    </w:p>
+    <w:p>
+      <w:r>
+        <w:t>“I was able to out-run them and arrived back at the camp. Unfortunately, they followed. Since it was my fault, I decided to fight them with a pair of kitchen knives,” Luke said.</w:t>
+      </w:r>
+    </w:p>
+    <w:p>
+      <w:r>
+        <w:t>Luke paused and then said, “People thought I was fighting racoons. When I killed them, they turned to shadowy smoke and some of it entered me.”</w:t>
+      </w:r>
+    </w:p>
+    <w:p>
+      <w:r>
+        <w:t xml:space="preserve">“I’m impressed,” </w:t>
+      </w:r>
+      <w:proofErr w:type="spellStart"/>
+      <w:r>
+        <w:t>Taedhor</w:t>
+      </w:r>
+      <w:proofErr w:type="spellEnd"/>
+      <w:r>
+        <w:t xml:space="preserve">, a man with nature energy said. “You defeated them without proper training. </w:t>
+      </w:r>
+      <w:r>
+        <w:t>Although I suppose your modern VR is great training</w:t>
+      </w:r>
+      <w:r>
+        <w:t>, especially with a full setup</w:t>
       </w:r>
       <w:r>
         <w:t xml:space="preserve">. </w:t>
       </w:r>
       <w:r>
-        <w:t>“</w:t>
-      </w:r>
-      <w:r>
-        <w:t>As an apology, I would like to treat you</w:t>
-      </w:r>
-      <w:r>
-        <w:t>r family</w:t>
-      </w:r>
-      <w:r>
-        <w:t xml:space="preserve"> to dinner.”</w:t>
-      </w:r>
-    </w:p>
-    <w:p>
-      <w:r>
-        <w:t>Everyone looked at Luke.</w:t>
-      </w:r>
-    </w:p>
-    <w:p>
-      <w:r>
-        <w:t>“I need to know what’s going on,” Luke said.</w:t>
-      </w:r>
-    </w:p>
-    <w:p>
-      <w:r>
-        <w:t>“Okay,” Molly said</w:t>
+        <w:t>Weren’t you hurt?”</w:t>
+      </w:r>
+    </w:p>
+    <w:p>
+      <w:r>
+        <w:t>“Oh my God, that wasn’t ketchup,” Molly said, frightened.</w:t>
+      </w:r>
+    </w:p>
+    <w:p>
+      <w:r>
+        <w:t>“Why didn’t you say anything?” Henry asked</w:t>
+      </w:r>
+      <w:r>
+        <w:t>, frowning</w:t>
       </w:r>
       <w:r>
         <w:t>.</w:t>
@@ -1705,503 +2850,12 @@
     </w:p>
     <w:p>
       <w:r>
+        <w:t>“Would you have believed?” Luke asked. “Even I don’t believe it, especially since all my injuries healed within seconds.”</w:t>
+      </w:r>
+    </w:p>
+    <w:p>
+      <w:r>
         <w:lastRenderedPageBreak/>
-        <w:t>Annie stepped to the attendant and said, “Table for 11 people please.”</w:t>
-      </w:r>
-    </w:p>
-    <w:p>
-      <w:r>
-        <w:t>“As you wish,” the attendant said. “It will take a little more time for such a large group.”</w:t>
-      </w:r>
-    </w:p>
-    <w:p>
-      <w:r>
-        <w:t>They waited. Finally a waiter beckoned them to follow. Luke’s family sat on one side of the table and Annie’s people sat on the other side. Annie sat opposite Luke.</w:t>
-      </w:r>
-    </w:p>
-    <w:p>
-      <w:r>
-        <w:t>“Order whatever you want,” Annie said. “I’m paying.”</w:t>
-      </w:r>
-    </w:p>
-    <w:p>
-      <w:r>
-        <w:t xml:space="preserve">“Hello everyone, my name is Annie von </w:t>
-      </w:r>
-      <w:proofErr w:type="spellStart"/>
-      <w:r>
-        <w:t>Aranor</w:t>
-      </w:r>
-      <w:proofErr w:type="spellEnd"/>
-      <w:r>
-        <w:t xml:space="preserve">, daughter of Emperor </w:t>
-      </w:r>
-      <w:proofErr w:type="spellStart"/>
-      <w:r>
-        <w:t>Aranthir</w:t>
-      </w:r>
-      <w:proofErr w:type="spellEnd"/>
-      <w:r>
-        <w:t xml:space="preserve"> of Agatha. This is </w:t>
-      </w:r>
-      <w:proofErr w:type="spellStart"/>
-      <w:r>
-        <w:t>Vanima</w:t>
-      </w:r>
-      <w:proofErr w:type="spellEnd"/>
-      <w:r>
-        <w:t xml:space="preserve">, </w:t>
-      </w:r>
-      <w:proofErr w:type="spellStart"/>
-      <w:r>
-        <w:t>Elensar</w:t>
-      </w:r>
-      <w:proofErr w:type="spellEnd"/>
-      <w:r>
-        <w:t xml:space="preserve">, </w:t>
-      </w:r>
-      <w:proofErr w:type="spellStart"/>
-      <w:r>
-        <w:t>Taedhor</w:t>
-      </w:r>
-      <w:proofErr w:type="spellEnd"/>
-      <w:r>
-        <w:t xml:space="preserve">, and </w:t>
-      </w:r>
-      <w:proofErr w:type="spellStart"/>
-      <w:r>
-        <w:t>Naerion</w:t>
-      </w:r>
-      <w:proofErr w:type="spellEnd"/>
-      <w:r>
-        <w:t>,</w:t>
-      </w:r>
-      <w:r>
-        <w:t>”</w:t>
-      </w:r>
-      <w:r>
-        <w:t xml:space="preserve"> Annie said.</w:t>
-      </w:r>
-    </w:p>
-    <w:p>
-      <w:r>
-        <w:t>Luke introduced his family.</w:t>
-      </w:r>
-    </w:p>
-    <w:p>
-      <w:r>
-        <w:t>“Our worlds were connected in ancient times,” Annie said.</w:t>
-      </w:r>
-    </w:p>
-    <w:p>
-      <w:r>
-        <w:t>“</w:t>
-      </w:r>
-      <w:r>
-        <w:t>What do you mean by connected?” Henry asked</w:t>
-      </w:r>
-      <w:r>
-        <w:t>.</w:t>
-      </w:r>
-    </w:p>
-    <w:p>
-      <w:r>
-        <w:t>“Watch this,” Annie said</w:t>
-      </w:r>
-      <w:r>
-        <w:t xml:space="preserve"> and pointed at a salt shaker</w:t>
-      </w:r>
-      <w:r>
-        <w:t xml:space="preserve">. She enveloped it with her firey smoke. The </w:t>
-      </w:r>
-      <w:r>
-        <w:t>shaker</w:t>
-      </w:r>
-      <w:r>
-        <w:t xml:space="preserve"> dispersed like smoke and entered Annie.</w:t>
-      </w:r>
-    </w:p>
-    <w:p>
-      <w:r>
-        <w:t xml:space="preserve">“Holy cow,” Ralph exclaimed. “Where did </w:t>
-      </w:r>
-      <w:r>
-        <w:t>it</w:t>
-      </w:r>
-      <w:r>
-        <w:t xml:space="preserve"> go?”</w:t>
-      </w:r>
-    </w:p>
-    <w:p>
-      <w:r>
-        <w:t>“What else can you do?” Amy asked, fascinated.</w:t>
-      </w:r>
-    </w:p>
-    <w:p>
-      <w:r>
-        <w:t xml:space="preserve">“We can do many things,” Annie said. The smoke condensed back into the </w:t>
-      </w:r>
-      <w:r>
-        <w:t>shaker</w:t>
-      </w:r>
-      <w:r>
-        <w:t>. “However, that would be inappropriate in a crowded restaurant.”</w:t>
-      </w:r>
-    </w:p>
-    <w:p>
-      <w:r>
-        <w:t>The waiter came and took drink orders.</w:t>
-      </w:r>
-    </w:p>
-    <w:p>
-      <w:r>
-        <w:t>“Can you materialise it inside an object?” Ralph asked.</w:t>
-      </w:r>
-    </w:p>
-    <w:p>
-      <w:r>
-        <w:lastRenderedPageBreak/>
-        <w:t>“Yes, but that is a high-level ability currently beyond my skill level. I was only initiated barely a year ago,” Annie said.</w:t>
-      </w:r>
-    </w:p>
-    <w:p>
-      <w:r>
-        <w:t>“Think of it like a vapor that condenses. It is best done in open space. In lower levels of reality, the rules get more flexible and the world becomes more dream-like.</w:t>
-      </w:r>
-    </w:p>
-    <w:p>
-      <w:r>
-        <w:t>“In ancient times, this world was colonised and your race was created. Later, as a result of treaties, this world was isolated and a barrier was placed, isolating this place from interference.</w:t>
-      </w:r>
-    </w:p>
-    <w:p>
-      <w:r>
-        <w:t>“Unfortunately, our enemies infiltrated this world for the purpose of conquering it.</w:t>
-      </w:r>
-    </w:p>
-    <w:p>
-      <w:r>
-        <w:t>“They are using religion as a tool of conquest. Already, almost 40% of your countries have been conquered by that religion.</w:t>
-      </w:r>
-    </w:p>
-    <w:p>
-      <w:r>
-        <w:t>“We couldn’t object since they weren’t technically breaking the law. People were doing it to themselves – although behind the scenes, they were whispering into receptive ears.</w:t>
-      </w:r>
-    </w:p>
-    <w:p>
-      <w:r>
-        <w:t>“</w:t>
-      </w:r>
-      <w:r>
-        <w:t>Now this world has access to quantum technologies. This is deforming the rigid reality you have known since ancient times.</w:t>
-      </w:r>
-    </w:p>
-    <w:p>
-      <w:r>
-        <w:t>“Luke has first-hand experience of that.</w:t>
-      </w:r>
-    </w:p>
-    <w:p>
-      <w:r>
-        <w:t>“Yes, we should have been paying attention. Unfortunately, we were too busy with our own wars to pay attention – and politics is a nightmare.</w:t>
-      </w:r>
-    </w:p>
-    <w:p>
-      <w:r>
-        <w:t>The waiter came and handed drinks to everyone. He also brought several bottles of wine.</w:t>
-      </w:r>
-    </w:p>
-    <w:p>
-      <w:r>
-        <w:t>The group placed their orders.</w:t>
-      </w:r>
-    </w:p>
-    <w:p>
-      <w:r>
-        <w:t>Annie sighed and said, “Normally I wouldn’t tell this to you, but your son is in the middle of this crap.</w:t>
-      </w:r>
-    </w:p>
-    <w:p>
-      <w:r>
-        <w:lastRenderedPageBreak/>
-        <w:t>“My father sent me here as an ambassador to deal with the situation. I have been in secret meetings with world leaders here in Vancouver. However, wide-spread corruption is making it impossible to make any headway.”</w:t>
-      </w:r>
-    </w:p>
-    <w:p>
-      <w:r>
-        <w:t xml:space="preserve">Annie sighed and said, “I don’t think we can stop it. If nothing is done, </w:t>
-      </w:r>
-      <w:r>
-        <w:t>the veil will</w:t>
-      </w:r>
-      <w:r>
-        <w:t xml:space="preserve"> break within the year and </w:t>
-      </w:r>
-      <w:r>
-        <w:t>the world will plunge into a chaos no one is prepared for</w:t>
-      </w:r>
-      <w:r>
-        <w:t>.”</w:t>
-      </w:r>
-    </w:p>
-    <w:p>
-      <w:r>
-        <w:t>“But why,” Ralph asked, shaken.</w:t>
-      </w:r>
-    </w:p>
-    <w:p>
-      <w:r>
-        <w:t xml:space="preserve">“Because our enemies don’t care for people,” </w:t>
-      </w:r>
-      <w:proofErr w:type="spellStart"/>
-      <w:r>
-        <w:t>Vanima</w:t>
-      </w:r>
-      <w:proofErr w:type="spellEnd"/>
-      <w:r>
-        <w:t>, the one with pink healing smoke said. “To them peo</w:t>
-      </w:r>
-      <w:r>
-        <w:t>ple are just cattle to be used. Their philosophy is, “Take what you can and to hell with everyone else.</w:t>
-      </w:r>
-    </w:p>
-    <w:p>
-      <w:r>
-        <w:t>“Everything is mediated by consciousness,</w:t>
-      </w:r>
-      <w:r>
-        <w:t xml:space="preserve">” </w:t>
-      </w:r>
-      <w:proofErr w:type="spellStart"/>
-      <w:r>
-        <w:t>Elensar</w:t>
-      </w:r>
-      <w:proofErr w:type="spellEnd"/>
-      <w:r>
-        <w:t xml:space="preserve">, the one with airy smoke </w:t>
-      </w:r>
-      <w:r>
-        <w:t>said</w:t>
-      </w:r>
-      <w:r>
-        <w:t>.</w:t>
-      </w:r>
-      <w:r>
-        <w:t xml:space="preserve"> “Think of the unknowable reality as a bottomless ocean. This world floats at the top, where consciousness is asleep.</w:t>
-      </w:r>
-    </w:p>
-    <w:p>
-      <w:r>
-        <w:t xml:space="preserve">“Occasionally the world dips below. When this happens, strange creatures </w:t>
-      </w:r>
-      <w:r>
-        <w:t>appear in the world. This is the source of all your fairytales.</w:t>
-      </w:r>
-      <w:r>
-        <w:t>”</w:t>
-      </w:r>
-    </w:p>
-    <w:p>
-      <w:r>
-        <w:t>“Do elves exist?” Ralph asked.</w:t>
-      </w:r>
-    </w:p>
-    <w:p>
-      <w:r>
-        <w:t xml:space="preserve">“What you call humanity is just one </w:t>
-      </w:r>
-      <w:r>
-        <w:t xml:space="preserve">of </w:t>
-      </w:r>
-      <w:r>
-        <w:t xml:space="preserve">a number of sub-races,” </w:t>
-      </w:r>
-      <w:proofErr w:type="spellStart"/>
-      <w:r>
-        <w:t>Taedhor</w:t>
-      </w:r>
-      <w:proofErr w:type="spellEnd"/>
-      <w:r>
-        <w:t xml:space="preserve">, the one with the feel of nature said. “Elves, dwarves, Neanderthals and </w:t>
-      </w:r>
-      <w:proofErr w:type="spellStart"/>
-      <w:r>
-        <w:t>Grekins</w:t>
-      </w:r>
-      <w:proofErr w:type="spellEnd"/>
-      <w:r>
-        <w:t xml:space="preserve"> are just a few. For various reasons, it was decided that only humans should remain.</w:t>
-      </w:r>
-      <w:r>
-        <w:t>”</w:t>
-      </w:r>
-    </w:p>
-    <w:p>
-      <w:r>
-        <w:t>“What kind of creatures exist below?</w:t>
-      </w:r>
-      <w:r>
-        <w:t xml:space="preserve">” </w:t>
-      </w:r>
-      <w:proofErr w:type="spellStart"/>
-      <w:r>
-        <w:t>Elensar</w:t>
-      </w:r>
-      <w:proofErr w:type="spellEnd"/>
-      <w:r>
-        <w:t xml:space="preserve"> asked.</w:t>
-      </w:r>
-      <w:r>
-        <w:t xml:space="preserve"> </w:t>
-      </w:r>
-      <w:r>
-        <w:t>“</w:t>
-      </w:r>
-      <w:r>
-        <w:t>Think of your own jungles, filled with all sorts of plants and animals, each with their own agendas.</w:t>
-      </w:r>
-    </w:p>
-    <w:p>
-      <w:r>
-        <w:t>“While it is above the surface, it’s hard to pull down. However, should it be pulled down, resurfacing could take great effort.</w:t>
-      </w:r>
-    </w:p>
-    <w:p>
-      <w:r>
-        <w:lastRenderedPageBreak/>
-        <w:t xml:space="preserve">“Also, despite the dangers, </w:t>
-      </w:r>
-      <w:r>
-        <w:t>the depths are the source of all wealth.</w:t>
-      </w:r>
-    </w:p>
-    <w:p>
-      <w:r>
-        <w:t>“Now then young man, can you please tell me how you contacted the denizens of the deep?”</w:t>
-      </w:r>
-    </w:p>
-    <w:p>
-      <w:r>
-        <w:t>“A few days ago I was swimming on private property when gremlins appeared in the woods. Overhead, I saw copse ravens,” Luke said.</w:t>
-      </w:r>
-    </w:p>
-    <w:p>
-      <w:r>
-        <w:t xml:space="preserve">“That shouldn’t be possible,” </w:t>
-      </w:r>
-      <w:proofErr w:type="spellStart"/>
-      <w:r>
-        <w:t>Elensar</w:t>
-      </w:r>
-      <w:proofErr w:type="spellEnd"/>
-      <w:r>
-        <w:t xml:space="preserve"> said. “You must have done something to align with the creatures.”</w:t>
-      </w:r>
-    </w:p>
-    <w:p>
-      <w:r>
-        <w:t>“I have been playing some VR games,” Luke confessed. “One is called the Abyssal planes. It is similar to Valheim and is absolutely terrifying. The premise is that you committed an unforgiveable crime and sent there as punishment for all eternity.</w:t>
-      </w:r>
-    </w:p>
-    <w:p>
-      <w:r>
-        <w:t>“You lose all your equipment and 5% of your skills when you are killed. Then you must start over</w:t>
-      </w:r>
-      <w:r>
-        <w:t>. To progress you must fight ever greater monsters and bosses.”</w:t>
-      </w:r>
-    </w:p>
-    <w:p>
-      <w:r>
-        <w:t xml:space="preserve">“I see,” </w:t>
-      </w:r>
-      <w:proofErr w:type="spellStart"/>
-      <w:r>
-        <w:t>Elensar</w:t>
-      </w:r>
-      <w:proofErr w:type="spellEnd"/>
-      <w:r>
-        <w:t xml:space="preserve"> said. “Your consciousness was primed. Also, that game is a little too accurate to be coincidence. Someone must have leaked that game.”</w:t>
-      </w:r>
-    </w:p>
-    <w:p>
-      <w:r>
-        <w:t xml:space="preserve">“You fought them, didn’t you?” </w:t>
-      </w:r>
-      <w:proofErr w:type="spellStart"/>
-      <w:r>
-        <w:t>Naerion</w:t>
-      </w:r>
-      <w:proofErr w:type="spellEnd"/>
-      <w:r>
-        <w:t>, who had the feel of water asked.</w:t>
-      </w:r>
-    </w:p>
-    <w:p>
-      <w:r>
-        <w:t>Luke nodded.</w:t>
-      </w:r>
-    </w:p>
-    <w:p>
-      <w:r>
-        <w:t>“I was able to out-run them and arrived back at the camp. Unfortunately, they followed. Since it was my fault, I decided to fight them with a pair of kitchen knives,” Luke said.</w:t>
-      </w:r>
-    </w:p>
-    <w:p>
-      <w:r>
-        <w:t>Luke paused and then said, “People thought I was fighting racoons. When I killed them, they turned to shadowy smoke and some of it entered me.”</w:t>
-      </w:r>
-    </w:p>
-    <w:p>
-      <w:r>
-        <w:lastRenderedPageBreak/>
-        <w:t xml:space="preserve">“I’m impressed,” </w:t>
-      </w:r>
-      <w:proofErr w:type="spellStart"/>
-      <w:r>
-        <w:t>Taedhor</w:t>
-      </w:r>
-      <w:proofErr w:type="spellEnd"/>
-      <w:r>
-        <w:t xml:space="preserve">, a man with nature energy said. “You defeated them without proper training. </w:t>
-      </w:r>
-      <w:r>
-        <w:t>Although I suppose your modern VR is great training</w:t>
-      </w:r>
-      <w:r>
-        <w:t>, especially with a full setup</w:t>
-      </w:r>
-      <w:r>
-        <w:t xml:space="preserve">. </w:t>
-      </w:r>
-      <w:r>
-        <w:t>Weren’t you hurt?”</w:t>
-      </w:r>
-    </w:p>
-    <w:p>
-      <w:r>
-        <w:t>“Oh my God, that wasn’t ketchup,” Molly said, frightened.</w:t>
-      </w:r>
-    </w:p>
-    <w:p>
-      <w:r>
-        <w:t>“Why didn’t you say anything?” Henry asked</w:t>
-      </w:r>
-      <w:r>
-        <w:t>, frowning</w:t>
-      </w:r>
-      <w:r>
-        <w:t>.</w:t>
-      </w:r>
-    </w:p>
-    <w:p>
-      <w:r>
-        <w:t>“Would you have believed?” Luke asked. “Even I don’t believe it, especially since all my injuries healed within seconds.”</w:t>
-      </w:r>
-    </w:p>
-    <w:p>
-      <w:r>
         <w:t>The food arrived and several waiters served.</w:t>
       </w:r>
     </w:p>
@@ -2218,38 +2872,235 @@
       <w:r>
         <w:t xml:space="preserve">“I don’t get how you healed,” </w:t>
       </w:r>
+      <w:r>
+        <w:t xml:space="preserve">Vanima </w:t>
+      </w:r>
+      <w:r>
+        <w:t>said.</w:t>
+      </w:r>
+      <w:r>
+        <w:t xml:space="preserve"> “Normally that’s impossible. That’s why teams always have dedicated healers such as me.</w:t>
+      </w:r>
+      <w:r>
+        <w:t>”</w:t>
+      </w:r>
+    </w:p>
+    <w:p>
+      <w:r>
+        <w:t xml:space="preserve">Vanima </w:t>
+      </w:r>
+      <w:r>
+        <w:t xml:space="preserve">hated lying to her companions. However, her vows demanded it. </w:t>
+      </w:r>
+      <w:r>
+        <w:t>If people knew the secret, healers wouldn’t be needed and their political power would be lost.</w:t>
+      </w:r>
+    </w:p>
+    <w:p>
+      <w:r>
+        <w:t>“</w:t>
+      </w:r>
+      <w:r>
+        <w:t>Keep your healing abilities secret.</w:t>
+      </w:r>
+      <w:r>
+        <w:t>”</w:t>
+      </w:r>
+    </w:p>
+    <w:p>
+      <w:r>
+        <w:t>“It could be his genetics</w:t>
+      </w:r>
+      <w:r>
+        <w:t xml:space="preserve">. Then again, our knowledge of </w:t>
+      </w:r>
+      <w:r>
+        <w:t>Shadow</w:t>
+      </w:r>
+      <w:r>
+        <w:t xml:space="preserve"> is limited</w:t>
+      </w:r>
+      <w:r>
+        <w:t>. I agree. Keep your healing ability secret</w:t>
+      </w:r>
+      <w:r>
+        <w:t xml:space="preserve">,” </w:t>
+      </w:r>
+      <w:r>
+        <w:t>Naerion</w:t>
+      </w:r>
+      <w:r>
+        <w:t xml:space="preserve">, the one with water smoke said. </w:t>
+      </w:r>
+      <w:r>
+        <w:t>“</w:t>
+      </w:r>
+      <w:r>
+        <w:t>By the way, that’s called Essence, not smoke. Can you see what’s surround me?”</w:t>
+      </w:r>
+    </w:p>
+    <w:p>
+      <w:r>
+        <w:t xml:space="preserve">“It looks like a </w:t>
+      </w:r>
+      <w:r>
+        <w:t xml:space="preserve">cocoon of shadow surrounded by a </w:t>
+      </w:r>
+      <w:r>
+        <w:t>bubble of watery smoke - Essence,” Luke said.</w:t>
+      </w:r>
+    </w:p>
+    <w:p>
+      <w:r>
+        <w:t>“</w:t>
+      </w:r>
+      <w:r>
+        <w:t>The cocoon as you call it is our disguises</w:t>
+      </w:r>
+      <w:r>
+        <w:t xml:space="preserve"> produced by these rings,” </w:t>
+      </w:r>
       <w:proofErr w:type="spellStart"/>
       <w:r>
-        <w:t>Vanima</w:t>
+        <w:t>Naerion</w:t>
       </w:r>
       <w:proofErr w:type="spellEnd"/>
       <w:r>
+        <w:t xml:space="preserve"> said and touched his ring. The disguise disappeared, showing his elvish form. A moment later the disguise returned.”</w:t>
+      </w:r>
+    </w:p>
+    <w:p>
+      <w:r>
+        <w:t>“Amazing,” Amy said.</w:t>
+      </w:r>
+    </w:p>
+    <w:p>
+      <w:r>
+        <w:t>“The bubble is just my aura reflecting my Water element</w:t>
+      </w:r>
+      <w:r>
+        <w:t xml:space="preserve">,” </w:t>
+      </w:r>
+      <w:proofErr w:type="spellStart"/>
+      <w:r>
+        <w:t>Naerion</w:t>
+      </w:r>
+      <w:proofErr w:type="spellEnd"/>
+      <w:r>
+        <w:t xml:space="preserve"> said and produced a ball of water above her hand. </w:t>
+      </w:r>
+      <w:r>
+        <w:t xml:space="preserve">“After years of </w:t>
+      </w:r>
+      <w:r>
+        <w:lastRenderedPageBreak/>
+        <w:t xml:space="preserve">training, a disciple fights a monster of a specific element and gets initiated into that element,” </w:t>
+      </w:r>
+      <w:r>
+        <w:t>Naerion</w:t>
+      </w:r>
+      <w:r>
+        <w:t xml:space="preserve"> said. “They then get access to the properties of that element.</w:t>
+      </w:r>
+    </w:p>
+    <w:p>
+      <w:r>
+        <w:t xml:space="preserve">“The training is highly regulated by various schools. The darkness element is the most regulated, since </w:t>
+      </w:r>
+      <w:r>
+        <w:t>it is considered a rogue element. A properly trained rogue can infiltrate any organization</w:t>
+      </w:r>
+      <w:r>
+        <w:t xml:space="preserve"> and see through any disguise</w:t>
+      </w:r>
+      <w:r>
+        <w:t>.</w:t>
+      </w:r>
+    </w:p>
+    <w:p>
+      <w:r>
+        <w:t>“That was why the princess got upset.”</w:t>
+      </w:r>
+    </w:p>
+    <w:p>
+      <w:r>
+        <w:t>“Is Darkness evil?” Ralph asked.</w:t>
+      </w:r>
+    </w:p>
+    <w:p>
+      <w:r>
+        <w:t>“Can I change my element?” Luke asked, frightened. He didn’t want to be labeled a criminal.</w:t>
+      </w:r>
+    </w:p>
+    <w:p>
+      <w:r>
+        <w:t xml:space="preserve">“No,” </w:t>
+      </w:r>
+      <w:r>
+        <w:t>Elensar</w:t>
+      </w:r>
+      <w:r>
+        <w:t xml:space="preserve"> said. “You’re already affiliated with Shadow. Your aura will convert any element into shadow from now on.</w:t>
+      </w:r>
+      <w:r>
+        <w:t xml:space="preserve"> My element is air.</w:t>
+      </w:r>
+      <w:r>
+        <w:t>”</w:t>
+      </w:r>
+    </w:p>
+    <w:p>
+      <w:r>
+        <w:t>“</w:t>
+      </w:r>
+      <w:r>
+        <w:t>No,</w:t>
+      </w:r>
+      <w:r>
+        <w:t xml:space="preserve">” </w:t>
+      </w:r>
+      <w:proofErr w:type="spellStart"/>
+      <w:r>
+        <w:t>Taedhor</w:t>
+      </w:r>
+      <w:proofErr w:type="spellEnd"/>
+      <w:r>
         <w:t xml:space="preserve"> </w:t>
       </w:r>
       <w:r>
+        <w:t>said. “</w:t>
+      </w:r>
+      <w:r>
+        <w:t xml:space="preserve">No element is good or evil. Even healing can be used to kill. It’s all about how it’s used. </w:t>
+      </w:r>
+      <w:r>
+        <w:t>My element is Nature.”</w:t>
+      </w:r>
+    </w:p>
+    <w:p>
+      <w:r>
+        <w:t xml:space="preserve">“My element is Life,” </w:t>
+      </w:r>
+      <w:r>
+        <w:t xml:space="preserve">Vanima </w:t>
+      </w:r>
+      <w:r>
         <w:t>said.</w:t>
       </w:r>
-      <w:r>
-        <w:t xml:space="preserve"> “Normally that’s impossible. That’s why teams always have dedicated healers such as me.</w:t>
-      </w:r>
-      <w:r>
-        <w:t>”</w:t>
-      </w:r>
-    </w:p>
-    <w:p>
-      <w:proofErr w:type="spellStart"/>
-      <w:r>
-        <w:t>Vanima</w:t>
-      </w:r>
-      <w:proofErr w:type="spellEnd"/>
-      <w:r>
-        <w:t xml:space="preserve"> </w:t>
-      </w:r>
-      <w:r>
-        <w:t xml:space="preserve">hated lying to her companions. However, her vows demanded it. </w:t>
-      </w:r>
-      <w:r>
-        <w:t>If people knew the secret, healers wouldn’t be needed and their political power would be lost.</w:t>
+    </w:p>
+    <w:p>
+      <w:r>
+        <w:t>“My element is Fire,” Annie said.</w:t>
+      </w:r>
+    </w:p>
+    <w:p>
+      <w:r>
+        <w:t>The food arrived and they enjoyed some casual conversation.</w:t>
+      </w:r>
+    </w:p>
+    <w:p>
+      <w:r>
+        <w:t>“Here are some books we are sharing with your government,” Annie said. “Unfortunately I can’t give you help mastering your element, since that information is regulated by the schools. However, this information is public knowledge.</w:t>
       </w:r>
     </w:p>
     <w:p>
@@ -2257,237 +3108,21 @@
         <w:t>“</w:t>
       </w:r>
       <w:r>
-        <w:t>Keep your healing abilities secret.</w:t>
-      </w:r>
-      <w:r>
-        <w:t>”</w:t>
-      </w:r>
-    </w:p>
-    <w:p>
-      <w:r>
-        <w:t>“It could be his genetics</w:t>
-      </w:r>
-      <w:r>
-        <w:t xml:space="preserve">. Then again, our knowledge of </w:t>
-      </w:r>
-      <w:r>
-        <w:t>Shadow</w:t>
-      </w:r>
-      <w:r>
-        <w:t xml:space="preserve"> is limited</w:t>
-      </w:r>
-      <w:r>
-        <w:t>. I agree. Keep your healing ability secret</w:t>
-      </w:r>
-      <w:r>
-        <w:t xml:space="preserve">,” </w:t>
-      </w:r>
-      <w:r>
-        <w:t>Naerion</w:t>
-      </w:r>
-      <w:r>
-        <w:t xml:space="preserve">, the one with water smoke said. </w:t>
-      </w:r>
-      <w:r>
-        <w:t>“</w:t>
-      </w:r>
-      <w:r>
-        <w:t>By the way, that’s called Essence, not smoke. Can you see what’s surround me?”</w:t>
+        <w:t>I suggest you all prepare. The barrier is on the verge of collapse.”</w:t>
+      </w:r>
+    </w:p>
+    <w:p>
+      <w:r>
+        <w:t>“How can we prepare?” Henry asked, frightened.</w:t>
       </w:r>
     </w:p>
     <w:p>
       <w:r>
         <w:lastRenderedPageBreak/>
-        <w:t xml:space="preserve">“It looks like a </w:t>
-      </w:r>
-      <w:r>
-        <w:t xml:space="preserve">cocoon of shadow surrounded by a </w:t>
-      </w:r>
-      <w:r>
-        <w:t>bubble of watery smoke - Essence,” Luke said.</w:t>
-      </w:r>
-    </w:p>
-    <w:p>
-      <w:r>
-        <w:t>“</w:t>
-      </w:r>
-      <w:r>
-        <w:t>The cocoon as you call it is our disguises</w:t>
-      </w:r>
-      <w:r>
-        <w:t xml:space="preserve"> produced by these rings,” </w:t>
-      </w:r>
-      <w:proofErr w:type="spellStart"/>
-      <w:r>
-        <w:t>Naerion</w:t>
-      </w:r>
-      <w:proofErr w:type="spellEnd"/>
-      <w:r>
-        <w:t xml:space="preserve"> said and touched his ring. The disguise disappeared, showing his elvish form. A moment later the disguise returned.”</w:t>
-      </w:r>
-    </w:p>
-    <w:p>
-      <w:r>
-        <w:t>“Amazing,” Amy said.</w:t>
-      </w:r>
-    </w:p>
-    <w:p>
-      <w:r>
-        <w:t>“The bubble is just my aura reflecting my Water element</w:t>
-      </w:r>
-      <w:r>
-        <w:t xml:space="preserve">,” </w:t>
-      </w:r>
-      <w:proofErr w:type="spellStart"/>
-      <w:r>
-        <w:t>Naerion</w:t>
-      </w:r>
-      <w:proofErr w:type="spellEnd"/>
-      <w:r>
-        <w:t xml:space="preserve"> said and produced a ball of water above her hand. </w:t>
-      </w:r>
-      <w:r>
-        <w:t xml:space="preserve">“After years of training, a disciple fights a monster of a specific element and gets initiated into that element,” </w:t>
-      </w:r>
-      <w:r>
-        <w:t>Naerion</w:t>
-      </w:r>
-      <w:r>
-        <w:t xml:space="preserve"> said. “They then get access to the properties of that element.</w:t>
-      </w:r>
-    </w:p>
-    <w:p>
-      <w:r>
-        <w:t xml:space="preserve">“The training is highly regulated by various schools. The darkness element is the most regulated, since </w:t>
-      </w:r>
-      <w:r>
-        <w:t>it is considered a rogue element. A properly trained rogue can infiltrate any organization</w:t>
-      </w:r>
-      <w:r>
-        <w:t xml:space="preserve"> and see through any disguise</w:t>
-      </w:r>
-      <w:r>
-        <w:t>.</w:t>
-      </w:r>
-    </w:p>
-    <w:p>
-      <w:r>
-        <w:t>“That was why the princess got upset.”</w:t>
-      </w:r>
-    </w:p>
-    <w:p>
-      <w:r>
-        <w:t>“Is Darkness evil?” Ralph asked.</w:t>
-      </w:r>
-    </w:p>
-    <w:p>
-      <w:r>
-        <w:t>“Can I change my element?” Luke asked, frightened. He didn’t want to be labeled a criminal.</w:t>
-      </w:r>
-    </w:p>
-    <w:p>
-      <w:r>
-        <w:t xml:space="preserve">“No,” </w:t>
-      </w:r>
-      <w:proofErr w:type="spellStart"/>
-      <w:r>
-        <w:t>Elensar</w:t>
-      </w:r>
-      <w:proofErr w:type="spellEnd"/>
-      <w:r>
-        <w:t xml:space="preserve"> said. “You’re already affiliated with Shadow. Your aura will convert any element into shadow from now on.</w:t>
-      </w:r>
-      <w:r>
-        <w:t xml:space="preserve"> My element is air.</w:t>
-      </w:r>
-      <w:r>
-        <w:t>”</w:t>
-      </w:r>
-    </w:p>
-    <w:p>
-      <w:r>
-        <w:t>“</w:t>
-      </w:r>
-      <w:r>
-        <w:t>No,</w:t>
-      </w:r>
-      <w:r>
-        <w:t xml:space="preserve">” </w:t>
-      </w:r>
-      <w:proofErr w:type="spellStart"/>
-      <w:r>
-        <w:t>Taedhor</w:t>
-      </w:r>
-      <w:proofErr w:type="spellEnd"/>
-      <w:r>
-        <w:t xml:space="preserve"> </w:t>
-      </w:r>
-      <w:r>
-        <w:t>said. “</w:t>
-      </w:r>
-      <w:r>
-        <w:t xml:space="preserve">No element is good or evil. Even healing can be used to kill. It’s all about how it’s used. </w:t>
-      </w:r>
-      <w:r>
-        <w:t>My element is Nature.”</w:t>
-      </w:r>
-    </w:p>
-    <w:p>
-      <w:r>
-        <w:t xml:space="preserve">“My element is Life,” </w:t>
-      </w:r>
-      <w:proofErr w:type="spellStart"/>
-      <w:r>
-        <w:t>Vanima</w:t>
-      </w:r>
-      <w:proofErr w:type="spellEnd"/>
-      <w:r>
-        <w:t xml:space="preserve"> </w:t>
-      </w:r>
-      <w:r>
-        <w:t>said.</w:t>
-      </w:r>
-    </w:p>
-    <w:p>
-      <w:r>
-        <w:t>“My element is Fire,” Annie said.</w:t>
-      </w:r>
-    </w:p>
-    <w:p>
-      <w:r>
-        <w:lastRenderedPageBreak/>
-        <w:t>The food arrived and they enjoyed some casual conversation.</w:t>
-      </w:r>
-    </w:p>
-    <w:p>
-      <w:r>
-        <w:t>“Here are some books we are sharing with your government,” Annie said. “Unfortunately I can’t give you help mastering your element, since that information is regulated by the schools. However, this information is public knowledge.</w:t>
-      </w:r>
-    </w:p>
-    <w:p>
-      <w:r>
-        <w:t>“</w:t>
-      </w:r>
-      <w:r>
-        <w:t>I suggest you all prepare. The barrier is on the verge of collapse.”</w:t>
-      </w:r>
-    </w:p>
-    <w:p>
-      <w:r>
-        <w:t>“How can we prepare?” Henry asked, frightened.</w:t>
-      </w:r>
-    </w:p>
-    <w:p>
-      <w:r>
         <w:t xml:space="preserve">“Become fit and train in the martial arts,” </w:t>
       </w:r>
-      <w:proofErr w:type="spellStart"/>
-      <w:r>
-        <w:t>Elensar</w:t>
-      </w:r>
-      <w:proofErr w:type="spellEnd"/>
-      <w:r>
-        <w:t xml:space="preserve"> </w:t>
+      <w:r>
+        <w:t xml:space="preserve">Elensar </w:t>
       </w:r>
       <w:r>
         <w:t>said. “Also, if you can create a safe house, that would be great. Supply chains will get disrupted.”</w:t>
@@ -2713,6 +3348,7 @@
         <w:pStyle w:val="Quote2"/>
       </w:pPr>
       <w:r>
+        <w:lastRenderedPageBreak/>
         <w:t>“No way,” hodded-figure-2 said. “That would cause mass panic. Not to mention, baptising a planet, especially this one</w:t>
       </w:r>
       <w:r>
@@ -3372,7 +4008,7 @@
             <w:rPr>
               <w:noProof/>
             </w:rPr>
-            <w:t>2</w:t>
+            <w:t>24</w:t>
           </w:r>
         </w:fldSimple>
       </w:p>
@@ -3402,7 +4038,7 @@
             <w:rPr>
               <w:noProof/>
             </w:rPr>
-            <w:t>25</w:t>
+            <w:t>17</w:t>
           </w:r>
         </w:fldSimple>
       </w:p>
@@ -5893,7 +6529,7 @@
 </file>
 
 <file path=customXml/itemProps1.xml><?xml version="1.0" encoding="utf-8"?>
-<ds:datastoreItem xmlns:ds="http://schemas.openxmlformats.org/officeDocument/2006/customXml" ds:itemID="{8016465F-255F-4FFF-AD6A-3E8A491E12A6}">
+<ds:datastoreItem xmlns:ds="http://schemas.openxmlformats.org/officeDocument/2006/customXml" ds:itemID="{C5555785-D7DF-4C9C-883F-BB3EEA5BBA51}">
   <ds:schemaRefs>
     <ds:schemaRef ds:uri="http://schemas.openxmlformats.org/officeDocument/2006/bibliography"/>
   </ds:schemaRefs>

--- a/Books/RPG_Books/ThePrincessAndTheMonsterChef/Book_ThePrincessAndTheMonsterChef.docx
+++ b/Books/RPG_Books/ThePrincessAndTheMonsterChef/Book_ThePrincessAndTheMonsterChef.docx
@@ -1984,7 +1984,13 @@
     </w:p>
     <w:p>
       <w:r>
-        <w:t>The Light-smoke woman glared at Luke and said, “You’re lucky we don’t have authority here, or I would have arrested you.”</w:t>
+        <w:t xml:space="preserve">The Light-smoke woman glared at Luke and said, “You’re lucky we don’t have </w:t>
+      </w:r>
+      <w:r>
+        <w:t xml:space="preserve">the </w:t>
+      </w:r>
+      <w:r>
+        <w:t>authority here, or I would have arrested you.”</w:t>
       </w:r>
     </w:p>
     <w:p>
@@ -2070,9 +2076,11 @@
       <w:r>
         <w:t xml:space="preserve"> of Agatha. This is Vanima Grandly, </w:t>
       </w:r>
+      <w:proofErr w:type="spellStart"/>
       <w:r>
         <w:t>Elensar</w:t>
       </w:r>
+      <w:proofErr w:type="spellEnd"/>
       <w:r>
         <w:t xml:space="preserve"> Benson, Avery </w:t>
       </w:r>
@@ -2182,6 +2190,9 @@
     <w:p>
       <w:r>
         <w:t>Everyone on the princess’ side laughed except the princess at some unspoken joke.</w:t>
+      </w:r>
+      <w:r>
+        <w:t xml:space="preserve"> She just frowned.</w:t>
       </w:r>
     </w:p>
     <w:p>
@@ -2337,7 +2348,7 @@
     </w:p>
     <w:p>
       <w:r>
-        <w:t xml:space="preserve">“We collective call the rolled-up dimensions the W-dimension for convenience,” </w:t>
+        <w:t xml:space="preserve">“We call the rolled-up dimensions the W-dimension for convenience,” </w:t>
       </w:r>
       <w:proofErr w:type="spellStart"/>
       <w:r>
@@ -2448,10 +2459,13 @@
     </w:p>
     <w:p>
       <w:r>
-        <w:t xml:space="preserve">Vanima </w:t>
-      </w:r>
-      <w:r>
-        <w:t>elbowed Annie and Annie hastily said, “I think you might be suitable for a hire. We are always looking for talented people?”</w:t>
+        <w:t>Vanima elbowed Annie and Annie hastily said, “I think you might be suitable for a hire. We are alw</w:t>
+      </w:r>
+      <w:r>
+        <w:t>ays looking for talented people.</w:t>
+      </w:r>
+      <w:r>
+        <w:t>”</w:t>
       </w:r>
     </w:p>
     <w:p>
@@ -2480,373 +2494,386 @@
     </w:p>
     <w:p>
       <w:r>
-        <w:t>&lt;&gt;</w:t>
-      </w:r>
-    </w:p>
-    <w:p/>
+        <w:t>“What you call smoke is types of energy colored in different ways,” Annie said.</w:t>
+      </w:r>
+      <w:r>
+        <w:t xml:space="preserve"> “We call them elements. Yours is Shadow. It is associated with espionage, stealth, and subterfuge.</w:t>
+      </w:r>
+    </w:p>
+    <w:p>
+      <w:r>
+        <w:t>“Mine is Fire. I can control fire.”</w:t>
+      </w:r>
+    </w:p>
+    <w:p>
+      <w:r>
+        <w:t>Annie demonstrated with a tiny flame on her finger.</w:t>
+      </w:r>
+    </w:p>
+    <w:p>
+      <w:r>
+        <w:t>“Holy cow,” Ralph exclaimed.</w:t>
+      </w:r>
+    </w:p>
+    <w:p>
+      <w:r>
+        <w:t>“You can guess the others.</w:t>
+      </w:r>
+    </w:p>
+    <w:p>
+      <w:r>
+        <w:t>“Watch this,” Annie said</w:t>
+      </w:r>
+      <w:r>
+        <w:t xml:space="preserve"> and pointed at a salt shaker</w:t>
+      </w:r>
+      <w:r>
+        <w:t xml:space="preserve">. She enveloped it with her firey smoke. The </w:t>
+      </w:r>
+      <w:r>
+        <w:t>shaker</w:t>
+      </w:r>
+      <w:r>
+        <w:t xml:space="preserve"> dispersed like smoke and entered Annie.</w:t>
+      </w:r>
+    </w:p>
+    <w:p>
+      <w:r>
+        <w:t xml:space="preserve">“Where did </w:t>
+      </w:r>
+      <w:r>
+        <w:t>it</w:t>
+      </w:r>
+      <w:r>
+        <w:t xml:space="preserve"> go?”</w:t>
+      </w:r>
+      <w:r>
+        <w:t xml:space="preserve"> Ralph asked.</w:t>
+      </w:r>
+    </w:p>
+    <w:p>
+      <w:r>
+        <w:t>“What else can you do?” Amy asked, fascinated.</w:t>
+      </w:r>
+    </w:p>
+    <w:p>
+      <w:r>
+        <w:t xml:space="preserve">“We can do many things,” Annie said. The smoke condensed back into the </w:t>
+      </w:r>
+      <w:r>
+        <w:t>shaker</w:t>
+      </w:r>
+      <w:r>
+        <w:t>. “However, that would be inappropriate in a crowded restaurant.”</w:t>
+      </w:r>
+    </w:p>
+    <w:p>
+      <w:r>
+        <w:t>“Can you materialise it inside an object?” Ralph asked.</w:t>
+      </w:r>
+    </w:p>
+    <w:p>
+      <w:r>
+        <w:t>“Yes, but that is a high-level ability currently beyond my skill level. I was only initiated barely a year ago,” Annie said.</w:t>
+      </w:r>
+    </w:p>
+    <w:p>
+      <w:r>
+        <w:t xml:space="preserve">“Think of it like a vapor that condenses. It is best done in open space. In lower levels of reality, </w:t>
+      </w:r>
+      <w:r>
+        <w:t xml:space="preserve">or what some call the abyss, </w:t>
+      </w:r>
+      <w:r>
+        <w:t>the rules get more flexible and the world becomes more dream-like.</w:t>
+      </w:r>
+    </w:p>
+    <w:p>
+      <w:r>
+        <w:lastRenderedPageBreak/>
+        <w:t>“In ancient times, this world was colonised and your race was created. Later, as a result of treaties, this world was isolated and a barrier was placed, isolating this place from interference.</w:t>
+      </w:r>
+    </w:p>
+    <w:p>
+      <w:r>
+        <w:t>“Unfortunately, our enemies infiltrated this world for the purpose of conquering it.</w:t>
+      </w:r>
+    </w:p>
+    <w:p>
+      <w:r>
+        <w:t>“They are using religion as a tool of conquest. Already, almost 40% of your countries have been conquered by that religion.</w:t>
+      </w:r>
+    </w:p>
+    <w:p>
+      <w:r>
+        <w:t>“We couldn’t object since they weren’t technically breaking the law. People were doing it to themselves – although behind the scenes, they were whispering into receptive ears.</w:t>
+      </w:r>
+    </w:p>
     <w:p>
       <w:r>
         <w:t>“</w:t>
       </w:r>
       <w:r>
-        <w:t>What do you mean by connected?” Henry asked</w:t>
+        <w:t>Now this world has access to quantum technologies. This is deforming the rigid reality you have known since ancient times.</w:t>
+      </w:r>
+    </w:p>
+    <w:p>
+      <w:r>
+        <w:t>“Luke has first-hand experience of that.</w:t>
+      </w:r>
+    </w:p>
+    <w:p>
+      <w:r>
+        <w:t>“Yes, we should have been paying attention. Unfortunately, we were too busy with our own wars to pay attention – and politics is a nightmare.</w:t>
+      </w:r>
+    </w:p>
+    <w:p>
+      <w:r>
+        <w:t>The waiter came and handed drinks to everyone. He also brought several bottles of wine.</w:t>
+      </w:r>
+    </w:p>
+    <w:p>
+      <w:r>
+        <w:t>The group placed their orders.</w:t>
+      </w:r>
+    </w:p>
+    <w:p>
+      <w:r>
+        <w:t>Annie sighed and said, “Normally I wouldn’t tell this to you, but your son is in the middle of this crap.</w:t>
+      </w:r>
+    </w:p>
+    <w:p>
+      <w:r>
+        <w:t>“My father sent me here as an ambassador to deal with the situation. I have been in secret meetings with world leaders here in Vancouver. However, wide-spread corruption is making it impossible to make any headway.”</w:t>
+      </w:r>
+    </w:p>
+    <w:p>
+      <w:r>
+        <w:lastRenderedPageBreak/>
+        <w:t xml:space="preserve">Annie sighed and said, “I don’t think we can stop it. If nothing is done, </w:t>
+      </w:r>
+      <w:r>
+        <w:t>the veil will</w:t>
+      </w:r>
+      <w:r>
+        <w:t xml:space="preserve"> break within the year and </w:t>
+      </w:r>
+      <w:r>
+        <w:t>the world will plunge into a chaos no one is prepared for</w:t>
+      </w:r>
+      <w:r>
+        <w:t>.”</w:t>
+      </w:r>
+    </w:p>
+    <w:p>
+      <w:r>
+        <w:t>“But why,” Ralph asked, shaken.</w:t>
+      </w:r>
+    </w:p>
+    <w:p>
+      <w:r>
+        <w:t>“Because our enemies don’t care for people,” Vanima, the one with pink healing smoke said. “To them peo</w:t>
+      </w:r>
+      <w:r>
+        <w:t>ple are just cattle to be used. Their philosophy is, “Take what you can and to hell with everyone else.</w:t>
+      </w:r>
+    </w:p>
+    <w:p>
+      <w:r>
+        <w:t>“Everything is mediated by consciousness,</w:t>
+      </w:r>
+      <w:r>
+        <w:t xml:space="preserve">” Elensar, the one with airy smoke </w:t>
+      </w:r>
+      <w:r>
+        <w:t>said</w:t>
       </w:r>
       <w:r>
         <w:t>.</w:t>
       </w:r>
-    </w:p>
-    <w:p>
-      <w:r>
-        <w:t>“Watch this,” Annie said</w:t>
-      </w:r>
-      <w:r>
-        <w:t xml:space="preserve"> and pointed at a salt shaker</w:t>
-      </w:r>
-      <w:r>
-        <w:t xml:space="preserve">. She enveloped it with her firey smoke. The </w:t>
-      </w:r>
-      <w:r>
-        <w:t>shaker</w:t>
-      </w:r>
-      <w:r>
-        <w:t xml:space="preserve"> dispersed like smoke and entered Annie.</w:t>
-      </w:r>
-    </w:p>
-    <w:p>
-      <w:r>
-        <w:t xml:space="preserve">“Holy cow,” Ralph exclaimed. “Where did </w:t>
-      </w:r>
-      <w:r>
-        <w:t>it</w:t>
-      </w:r>
-      <w:r>
-        <w:t xml:space="preserve"> go?”</w:t>
-      </w:r>
-    </w:p>
-    <w:p>
-      <w:r>
-        <w:t>“What else can you do?” Amy asked, fascinated.</w:t>
-      </w:r>
-    </w:p>
-    <w:p>
-      <w:r>
-        <w:t xml:space="preserve">“We can do many things,” Annie said. The smoke condensed back into the </w:t>
-      </w:r>
-      <w:r>
-        <w:t>shaker</w:t>
-      </w:r>
-      <w:r>
-        <w:t>. “However, that would be inappropriate in a crowded restaurant.”</w:t>
-      </w:r>
-    </w:p>
-    <w:p>
-      <w:r>
-        <w:t>The waiter came and took drink orders.</w:t>
-      </w:r>
-    </w:p>
-    <w:p>
-      <w:r>
-        <w:t>“Can you materialise it inside an object?” Ralph asked.</w:t>
-      </w:r>
-    </w:p>
-    <w:p>
-      <w:r>
-        <w:t>“Yes, but that is a high-level ability currently beyond my skill level. I was only initiated barely a year ago,” Annie said.</w:t>
-      </w:r>
-      <w:r>
-        <w:t>&lt;&gt;</w:t>
-      </w:r>
-    </w:p>
-    <w:p>
-      <w:r>
-        <w:t>“Think of it like a vapor that condenses. It is best done in open space. In lower levels of reality, the rules get more flexible and the world becomes more dream-like.</w:t>
-      </w:r>
-    </w:p>
-    <w:p>
-      <w:r>
-        <w:t>“In ancient times, this world was colonised and your race was created. Later, as a result of treaties, this world was isolated and a barrier was placed, isolating this place from interference.</w:t>
+      <w:r>
+        <w:t xml:space="preserve"> “Think of the unknowable reality as a bottomless ocean. This world floats at the top, where consciousness is asleep.</w:t>
+      </w:r>
+    </w:p>
+    <w:p>
+      <w:r>
+        <w:t xml:space="preserve">“Occasionally the world dips below. When this happens, strange creatures </w:t>
+      </w:r>
+      <w:r>
+        <w:t>appear in the world. This is the source of all your fairytales.</w:t>
+      </w:r>
+      <w:r>
+        <w:t>”</w:t>
+      </w:r>
+    </w:p>
+    <w:p>
+      <w:r>
+        <w:t>“Do elves exist?” Ralph asked.</w:t>
+      </w:r>
+    </w:p>
+    <w:p>
+      <w:r>
+        <w:t xml:space="preserve">“What you call humanity is just one </w:t>
+      </w:r>
+      <w:r>
+        <w:t xml:space="preserve">of </w:t>
+      </w:r>
+      <w:r>
+        <w:t xml:space="preserve">a number of sub-races,” </w:t>
+      </w:r>
+      <w:proofErr w:type="spellStart"/>
+      <w:r>
+        <w:t>Taedhor</w:t>
+      </w:r>
+      <w:proofErr w:type="spellEnd"/>
+      <w:r>
+        <w:t xml:space="preserve">, the one with the feel of nature said. “Elves, dwarves, Neanderthals and </w:t>
+      </w:r>
+      <w:proofErr w:type="spellStart"/>
+      <w:r>
+        <w:t>Grekins</w:t>
+      </w:r>
+      <w:proofErr w:type="spellEnd"/>
+      <w:r>
+        <w:t xml:space="preserve"> are just a few. For various reasons, it was decided that only humans should remain.</w:t>
+      </w:r>
+      <w:r>
+        <w:t>”</w:t>
+      </w:r>
+    </w:p>
+    <w:p>
+      <w:r>
+        <w:t>“What kind of creatures exist below?</w:t>
+      </w:r>
+      <w:r>
+        <w:t>” Elensar asked.</w:t>
+      </w:r>
+      <w:r>
+        <w:t xml:space="preserve"> </w:t>
+      </w:r>
+      <w:r>
+        <w:t>“</w:t>
+      </w:r>
+      <w:r>
+        <w:t>Think of your own jungles, filled with all sorts of plants and animals, each with their own agendas.</w:t>
+      </w:r>
+    </w:p>
+    <w:p>
+      <w:r>
+        <w:t>“While it is above the surface, it’s hard to pull down. However, should it be pulled down, resurfacing could take great effort.</w:t>
+      </w:r>
+    </w:p>
+    <w:p>
+      <w:r>
+        <w:t xml:space="preserve">“Also, despite the dangers, </w:t>
+      </w:r>
+      <w:r>
+        <w:t>the depths are the source of all wealth.</w:t>
+      </w:r>
+    </w:p>
+    <w:p>
+      <w:r>
+        <w:t>“Now then young man, can you please tell me how you contacted the denizens of the deep?”</w:t>
       </w:r>
     </w:p>
     <w:p>
       <w:r>
         <w:lastRenderedPageBreak/>
-        <w:t>“Unfortunately, our enemies infiltrated this world for the purpose of conquering it.</w:t>
-      </w:r>
-    </w:p>
-    <w:p>
-      <w:r>
-        <w:t>“They are using religion as a tool of conquest. Already, almost 40% of your countries have been conquered by that religion.</w:t>
-      </w:r>
-    </w:p>
-    <w:p>
-      <w:r>
-        <w:t>“We couldn’t object since they weren’t technically breaking the law. People were doing it to themselves – although behind the scenes, they were whispering into receptive ears.</w:t>
-      </w:r>
-    </w:p>
-    <w:p>
-      <w:r>
-        <w:t>“</w:t>
-      </w:r>
-      <w:r>
-        <w:t>Now this world has access to quantum technologies. This is deforming the rigid reality you have known since ancient times.</w:t>
-      </w:r>
-    </w:p>
-    <w:p>
-      <w:r>
-        <w:t>“Luke has first-hand experience of that.</w:t>
-      </w:r>
-    </w:p>
-    <w:p>
-      <w:r>
-        <w:t>“Yes, we should have been paying attention. Unfortunately, we were too busy with our own wars to pay attention – and politics is a nightmare.</w:t>
-      </w:r>
-    </w:p>
-    <w:p>
-      <w:r>
-        <w:t>The waiter came and handed drinks to everyone. He also brought several bottles of wine.</w:t>
-      </w:r>
-    </w:p>
-    <w:p>
-      <w:r>
-        <w:t>The group placed their orders.</w:t>
-      </w:r>
-    </w:p>
-    <w:p>
-      <w:r>
-        <w:t>Annie sighed and said, “Normally I wouldn’t tell this to you, but your son is in the middle of this crap.</w:t>
-      </w:r>
-    </w:p>
-    <w:p>
-      <w:r>
-        <w:t>“My father sent me here as an ambassador to deal with the situation. I have been in secret meetings with world leaders here in Vancouver. However, wide-spread corruption is making it impossible to make any headway.”</w:t>
-      </w:r>
-    </w:p>
-    <w:p>
-      <w:r>
-        <w:t xml:space="preserve">Annie sighed and said, “I don’t think we can stop it. If nothing is done, </w:t>
-      </w:r>
-      <w:r>
-        <w:t>the veil will</w:t>
-      </w:r>
-      <w:r>
-        <w:t xml:space="preserve"> break within the year and </w:t>
-      </w:r>
-      <w:r>
-        <w:t>the world will plunge into a chaos no one is prepared for</w:t>
-      </w:r>
-      <w:r>
-        <w:t>.”</w:t>
-      </w:r>
-    </w:p>
-    <w:p>
-      <w:r>
-        <w:t>“But why,” Ralph asked, shaken.</w:t>
+        <w:t>“A few days ago I was swimming on private property when gremlins appeared in the woods. Overhead, I saw copse ravens,” Luke said.</w:t>
+      </w:r>
+    </w:p>
+    <w:p>
+      <w:r>
+        <w:t>“That shouldn’t be possible,” Elensar said. “You must have done something to align with the creatures.”</w:t>
+      </w:r>
+    </w:p>
+    <w:p>
+      <w:r>
+        <w:t>“I have been playing some VR games,” Luke confessed. “One is called the Abyssal planes. It is similar to Valheim and is absolutely terrifying. The premise is that you committed an unforgiveable crime and sent there as punishment for all eternity.</w:t>
+      </w:r>
+    </w:p>
+    <w:p>
+      <w:r>
+        <w:t>“You lose all your equipment and 5% of your skills when you are killed. Then you must start over</w:t>
+      </w:r>
+      <w:r>
+        <w:t>. To progress you must fight ever greater monsters and bosses.”</w:t>
+      </w:r>
+    </w:p>
+    <w:p>
+      <w:r>
+        <w:t>“I see,” Elensar said. “Your consciousness was primed. Also, that game is a little too accurate to be coincidence. Someone must have leaked that game.”</w:t>
+      </w:r>
+    </w:p>
+    <w:p>
+      <w:r>
+        <w:t xml:space="preserve">“You fought them, didn’t you?” </w:t>
+      </w:r>
+      <w:proofErr w:type="spellStart"/>
+      <w:r>
+        <w:t>Naerion</w:t>
+      </w:r>
+      <w:proofErr w:type="spellEnd"/>
+      <w:r>
+        <w:t>, who had the feel of water asked.</w:t>
+      </w:r>
+    </w:p>
+    <w:p>
+      <w:r>
+        <w:t>Luke nodded.</w:t>
+      </w:r>
+    </w:p>
+    <w:p>
+      <w:r>
+        <w:t>“I was able to out-run them and arrived back at the camp. Unfortunately, they followed. Since it was my fault, I decided to fight them with a pair of kitchen knives,” Luke said.</w:t>
+      </w:r>
+    </w:p>
+    <w:p>
+      <w:r>
+        <w:t>Luke paused and then said, “People thought I was fighting racoons. When I killed them, they turned to shadowy smoke and some of it entered me.”</w:t>
+      </w:r>
+    </w:p>
+    <w:p>
+      <w:r>
+        <w:t xml:space="preserve">“I’m impressed,” </w:t>
+      </w:r>
+      <w:proofErr w:type="spellStart"/>
+      <w:r>
+        <w:t>Taedhor</w:t>
+      </w:r>
+      <w:proofErr w:type="spellEnd"/>
+      <w:r>
+        <w:t xml:space="preserve">, a man with nature energy said. “You defeated them without proper training. </w:t>
+      </w:r>
+      <w:r>
+        <w:t>Although I suppose your modern VR is great training</w:t>
+      </w:r>
+      <w:r>
+        <w:t>, especially with a full setup</w:t>
+      </w:r>
+      <w:r>
+        <w:t xml:space="preserve">. </w:t>
+      </w:r>
+      <w:r>
+        <w:t>Weren’t you hurt?”</w:t>
       </w:r>
     </w:p>
     <w:p>
       <w:r>
         <w:lastRenderedPageBreak/>
-        <w:t>“Because our enemies don’t care for people,” Vanima, the one with pink healing smoke said. “To them peo</w:t>
-      </w:r>
-      <w:r>
-        <w:t>ple are just cattle to be used. Their philosophy is, “Take what you can and to hell with everyone else.</w:t>
-      </w:r>
-    </w:p>
-    <w:p>
-      <w:r>
-        <w:t>“Everything is mediated by consciousness,</w:t>
-      </w:r>
-      <w:r>
-        <w:t xml:space="preserve">” Elensar, the one with airy smoke </w:t>
-      </w:r>
-      <w:r>
-        <w:t>said</w:t>
+        <w:t>“Oh my God, that wasn’t ketchup,” Molly said, frightened.</w:t>
+      </w:r>
+    </w:p>
+    <w:p>
+      <w:r>
+        <w:t>“Why didn’t you say anything?” Henry asked</w:t>
+      </w:r>
+      <w:r>
+        <w:t>, frowning</w:t>
       </w:r>
       <w:r>
         <w:t>.</w:t>
       </w:r>
-      <w:r>
-        <w:t xml:space="preserve"> “Think of the unknowable reality as a bottomless ocean. This world floats at the top, where consciousness is asleep.</w:t>
-      </w:r>
-    </w:p>
-    <w:p>
-      <w:r>
-        <w:t xml:space="preserve">“Occasionally the world dips below. When this happens, strange creatures </w:t>
-      </w:r>
-      <w:r>
-        <w:t>appear in the world. This is the source of all your fairytales.</w:t>
-      </w:r>
-      <w:r>
-        <w:t>”</w:t>
-      </w:r>
-    </w:p>
-    <w:p>
-      <w:r>
-        <w:t>“Do elves exist?” Ralph asked.</w:t>
-      </w:r>
-    </w:p>
-    <w:p>
-      <w:r>
-        <w:t xml:space="preserve">“What you call humanity is just one </w:t>
-      </w:r>
-      <w:r>
-        <w:t xml:space="preserve">of </w:t>
-      </w:r>
-      <w:r>
-        <w:t xml:space="preserve">a number of sub-races,” </w:t>
-      </w:r>
-      <w:proofErr w:type="spellStart"/>
-      <w:r>
-        <w:t>Taedhor</w:t>
-      </w:r>
-      <w:proofErr w:type="spellEnd"/>
-      <w:r>
-        <w:t xml:space="preserve">, the one with the feel of nature said. “Elves, dwarves, Neanderthals and </w:t>
-      </w:r>
-      <w:proofErr w:type="spellStart"/>
-      <w:r>
-        <w:t>Grekins</w:t>
-      </w:r>
-      <w:proofErr w:type="spellEnd"/>
-      <w:r>
-        <w:t xml:space="preserve"> are just a few. For various reasons, it was decided that only humans should remain.</w:t>
-      </w:r>
-      <w:r>
-        <w:t>”</w:t>
-      </w:r>
-    </w:p>
-    <w:p>
-      <w:r>
-        <w:t>“What kind of creatures exist below?</w:t>
-      </w:r>
-      <w:r>
-        <w:t>” Elensar asked.</w:t>
-      </w:r>
-      <w:r>
-        <w:t xml:space="preserve"> </w:t>
-      </w:r>
-      <w:r>
-        <w:t>“</w:t>
-      </w:r>
-      <w:r>
-        <w:t>Think of your own jungles, filled with all sorts of plants and animals, each with their own agendas.</w:t>
-      </w:r>
-    </w:p>
-    <w:p>
-      <w:r>
-        <w:t>“While it is above the surface, it’s hard to pull down. However, should it be pulled down, resurfacing could take great effort.</w:t>
-      </w:r>
-    </w:p>
-    <w:p>
-      <w:r>
-        <w:t xml:space="preserve">“Also, despite the dangers, </w:t>
-      </w:r>
-      <w:r>
-        <w:t>the depths are the source of all wealth.</w:t>
-      </w:r>
-    </w:p>
-    <w:p>
-      <w:r>
-        <w:t>“Now then young man, can you please tell me how you contacted the denizens of the deep?”</w:t>
-      </w:r>
-    </w:p>
-    <w:p>
-      <w:r>
-        <w:t>“A few days ago I was swimming on private property when gremlins appeared in the woods. Overhead, I saw copse ravens,” Luke said.</w:t>
-      </w:r>
-    </w:p>
-    <w:p>
-      <w:r>
-        <w:t>“That shouldn’t be possible,” Elensar said. “You must have done something to align with the creatures.”</w:t>
-      </w:r>
-    </w:p>
-    <w:p>
-      <w:r>
-        <w:lastRenderedPageBreak/>
-        <w:t>“I have been playing some VR games,” Luke confessed. “One is called the Abyssal planes. It is similar to Valheim and is absolutely terrifying. The premise is that you committed an unforgiveable crime and sent there as punishment for all eternity.</w:t>
-      </w:r>
-    </w:p>
-    <w:p>
-      <w:r>
-        <w:t>“You lose all your equipment and 5% of your skills when you are killed. Then you must start over</w:t>
-      </w:r>
-      <w:r>
-        <w:t>. To progress you must fight ever greater monsters and bosses.”</w:t>
-      </w:r>
-    </w:p>
-    <w:p>
-      <w:r>
-        <w:t>“I see,” Elensar said. “Your consciousness was primed. Also, that game is a little too accurate to be coincidence. Someone must have leaked that game.”</w:t>
-      </w:r>
-    </w:p>
-    <w:p>
-      <w:r>
-        <w:t xml:space="preserve">“You fought them, didn’t you?” </w:t>
-      </w:r>
-      <w:proofErr w:type="spellStart"/>
-      <w:r>
-        <w:t>Naerion</w:t>
-      </w:r>
-      <w:proofErr w:type="spellEnd"/>
-      <w:r>
-        <w:t>, who had the feel of water asked.</w:t>
-      </w:r>
-    </w:p>
-    <w:p>
-      <w:r>
-        <w:t>Luke nodded.</w:t>
-      </w:r>
-    </w:p>
-    <w:p>
-      <w:r>
-        <w:t>“I was able to out-run them and arrived back at the camp. Unfortunately, they followed. Since it was my fault, I decided to fight them with a pair of kitchen knives,” Luke said.</w:t>
-      </w:r>
-    </w:p>
-    <w:p>
-      <w:r>
-        <w:t>Luke paused and then said, “People thought I was fighting racoons. When I killed them, they turned to shadowy smoke and some of it entered me.”</w:t>
-      </w:r>
-    </w:p>
-    <w:p>
-      <w:r>
-        <w:t xml:space="preserve">“I’m impressed,” </w:t>
-      </w:r>
-      <w:proofErr w:type="spellStart"/>
-      <w:r>
-        <w:t>Taedhor</w:t>
-      </w:r>
-      <w:proofErr w:type="spellEnd"/>
-      <w:r>
-        <w:t xml:space="preserve">, a man with nature energy said. “You defeated them without proper training. </w:t>
-      </w:r>
-      <w:r>
-        <w:t>Although I suppose your modern VR is great training</w:t>
-      </w:r>
-      <w:r>
-        <w:t>, especially with a full setup</w:t>
-      </w:r>
-      <w:r>
-        <w:t xml:space="preserve">. </w:t>
-      </w:r>
-      <w:r>
-        <w:t>Weren’t you hurt?”</w:t>
-      </w:r>
-    </w:p>
-    <w:p>
-      <w:r>
-        <w:t>“Oh my God, that wasn’t ketchup,” Molly said, frightened.</w:t>
-      </w:r>
-    </w:p>
-    <w:p>
-      <w:r>
-        <w:t>“Why didn’t you say anything?” Henry asked</w:t>
-      </w:r>
-      <w:r>
-        <w:t>, frowning</w:t>
-      </w:r>
-      <w:r>
-        <w:t>.</w:t>
-      </w:r>
     </w:p>
     <w:p>
       <w:r>
@@ -2855,7 +2882,6 @@
     </w:p>
     <w:p>
       <w:r>
-        <w:lastRenderedPageBreak/>
         <w:t>The food arrived and several waiters served.</w:t>
       </w:r>
     </w:p>
@@ -2952,6 +2978,7 @@
     </w:p>
     <w:p>
       <w:r>
+        <w:lastRenderedPageBreak/>
         <w:t>“</w:t>
       </w:r>
       <w:r>
@@ -2990,63 +3017,114 @@
         <w:t xml:space="preserve"> said and produced a ball of water above her hand. </w:t>
       </w:r>
       <w:r>
-        <w:t xml:space="preserve">“After years of </w:t>
-      </w:r>
+        <w:t xml:space="preserve">“After years of training, a disciple fights a monster of a specific element and gets initiated into that element,” </w:t>
+      </w:r>
+      <w:r>
+        <w:t>Naerion</w:t>
+      </w:r>
+      <w:r>
+        <w:t xml:space="preserve"> said. “They then get access to the properties of that element.</w:t>
+      </w:r>
+    </w:p>
+    <w:p>
+      <w:r>
+        <w:t xml:space="preserve">“The training is highly regulated by various schools. The darkness element is the most regulated, since </w:t>
+      </w:r>
+      <w:r>
+        <w:t>it is considered a rogue element. A properly trained rogue can infiltrate any organization</w:t>
+      </w:r>
+      <w:r>
+        <w:t xml:space="preserve"> and see through any disguise</w:t>
+      </w:r>
+      <w:r>
+        <w:t>.</w:t>
+      </w:r>
+    </w:p>
+    <w:p>
+      <w:r>
+        <w:t>“That was why the princess got upset.”</w:t>
+      </w:r>
+    </w:p>
+    <w:p>
+      <w:r>
+        <w:t>“Is Darkness evil?” Ralph asked.</w:t>
+      </w:r>
+    </w:p>
+    <w:p>
+      <w:r>
+        <w:t>“Can I change my element?” Luke asked, frightened. He didn’t want to be labeled a criminal.</w:t>
+      </w:r>
+    </w:p>
+    <w:p>
+      <w:r>
+        <w:t xml:space="preserve">“No,” </w:t>
+      </w:r>
+      <w:r>
+        <w:t>Elensar</w:t>
+      </w:r>
+      <w:r>
+        <w:t xml:space="preserve"> said. “You’re already affiliated with Shadow. Your aura will convert any element into shadow from now on.</w:t>
+      </w:r>
+      <w:r>
+        <w:t xml:space="preserve"> My element is air.</w:t>
+      </w:r>
+      <w:r>
+        <w:t>”</w:t>
+      </w:r>
+    </w:p>
+    <w:p>
+      <w:r>
+        <w:t>“</w:t>
+      </w:r>
+      <w:r>
+        <w:t>No,</w:t>
+      </w:r>
+      <w:r>
+        <w:t xml:space="preserve">” </w:t>
+      </w:r>
+      <w:proofErr w:type="spellStart"/>
+      <w:r>
+        <w:t>Taedhor</w:t>
+      </w:r>
+      <w:proofErr w:type="spellEnd"/>
+      <w:r>
+        <w:t xml:space="preserve"> </w:t>
+      </w:r>
+      <w:r>
+        <w:t>said. “</w:t>
+      </w:r>
+      <w:r>
+        <w:t xml:space="preserve">No element is good or evil. Even healing can be used to kill. It’s all about how it’s used. </w:t>
+      </w:r>
+      <w:r>
+        <w:t>My element is Nature.”</w:t>
+      </w:r>
+    </w:p>
+    <w:p>
+      <w:r>
+        <w:t xml:space="preserve">“My element is Life,” </w:t>
+      </w:r>
+      <w:r>
+        <w:t xml:space="preserve">Vanima </w:t>
+      </w:r>
+      <w:r>
+        <w:t>said.</w:t>
+      </w:r>
+    </w:p>
+    <w:p>
+      <w:r>
+        <w:t>“My element is Fire,” Annie said.</w:t>
+      </w:r>
+    </w:p>
+    <w:p>
+      <w:r>
+        <w:t>The food arrived and they enjoyed some casual conversation.</w:t>
+      </w:r>
+    </w:p>
+    <w:p>
       <w:r>
         <w:lastRenderedPageBreak/>
-        <w:t xml:space="preserve">training, a disciple fights a monster of a specific element and gets initiated into that element,” </w:t>
-      </w:r>
-      <w:r>
-        <w:t>Naerion</w:t>
-      </w:r>
-      <w:r>
-        <w:t xml:space="preserve"> said. “They then get access to the properties of that element.</w:t>
-      </w:r>
-    </w:p>
-    <w:p>
-      <w:r>
-        <w:t xml:space="preserve">“The training is highly regulated by various schools. The darkness element is the most regulated, since </w:t>
-      </w:r>
-      <w:r>
-        <w:t>it is considered a rogue element. A properly trained rogue can infiltrate any organization</w:t>
-      </w:r>
-      <w:r>
-        <w:t xml:space="preserve"> and see through any disguise</w:t>
-      </w:r>
-      <w:r>
-        <w:t>.</w:t>
-      </w:r>
-    </w:p>
-    <w:p>
-      <w:r>
-        <w:t>“That was why the princess got upset.”</w:t>
-      </w:r>
-    </w:p>
-    <w:p>
-      <w:r>
-        <w:t>“Is Darkness evil?” Ralph asked.</w:t>
-      </w:r>
-    </w:p>
-    <w:p>
-      <w:r>
-        <w:t>“Can I change my element?” Luke asked, frightened. He didn’t want to be labeled a criminal.</w:t>
-      </w:r>
-    </w:p>
-    <w:p>
-      <w:r>
-        <w:t xml:space="preserve">“No,” </w:t>
-      </w:r>
-      <w:r>
-        <w:t>Elensar</w:t>
-      </w:r>
-      <w:r>
-        <w:t xml:space="preserve"> said. “You’re already affiliated with Shadow. Your aura will convert any element into shadow from now on.</w:t>
-      </w:r>
-      <w:r>
-        <w:t xml:space="preserve"> My element is air.</w:t>
-      </w:r>
-      <w:r>
-        <w:t>”</w:t>
+        <w:t>“Here are some books we are sharing with your government,” Annie said. “Unfortunately I can’t give you help mastering your element, since that information is regulated by the schools. However, this information is public knowledge.</w:t>
       </w:r>
     </w:p>
     <w:p>
@@ -3054,60 +3132,6 @@
         <w:t>“</w:t>
       </w:r>
       <w:r>
-        <w:t>No,</w:t>
-      </w:r>
-      <w:r>
-        <w:t xml:space="preserve">” </w:t>
-      </w:r>
-      <w:proofErr w:type="spellStart"/>
-      <w:r>
-        <w:t>Taedhor</w:t>
-      </w:r>
-      <w:proofErr w:type="spellEnd"/>
-      <w:r>
-        <w:t xml:space="preserve"> </w:t>
-      </w:r>
-      <w:r>
-        <w:t>said. “</w:t>
-      </w:r>
-      <w:r>
-        <w:t xml:space="preserve">No element is good or evil. Even healing can be used to kill. It’s all about how it’s used. </w:t>
-      </w:r>
-      <w:r>
-        <w:t>My element is Nature.”</w:t>
-      </w:r>
-    </w:p>
-    <w:p>
-      <w:r>
-        <w:t xml:space="preserve">“My element is Life,” </w:t>
-      </w:r>
-      <w:r>
-        <w:t xml:space="preserve">Vanima </w:t>
-      </w:r>
-      <w:r>
-        <w:t>said.</w:t>
-      </w:r>
-    </w:p>
-    <w:p>
-      <w:r>
-        <w:t>“My element is Fire,” Annie said.</w:t>
-      </w:r>
-    </w:p>
-    <w:p>
-      <w:r>
-        <w:t>The food arrived and they enjoyed some casual conversation.</w:t>
-      </w:r>
-    </w:p>
-    <w:p>
-      <w:r>
-        <w:t>“Here are some books we are sharing with your government,” Annie said. “Unfortunately I can’t give you help mastering your element, since that information is regulated by the schools. However, this information is public knowledge.</w:t>
-      </w:r>
-    </w:p>
-    <w:p>
-      <w:r>
-        <w:t>“</w:t>
-      </w:r>
-      <w:r>
         <w:t>I suggest you all prepare. The barrier is on the verge of collapse.”</w:t>
       </w:r>
     </w:p>
@@ -3118,7 +3142,6 @@
     </w:p>
     <w:p>
       <w:r>
-        <w:lastRenderedPageBreak/>
         <w:t xml:space="preserve">“Become fit and train in the martial arts,” </w:t>
       </w:r>
       <w:r>
@@ -3348,7 +3371,6 @@
         <w:pStyle w:val="Quote2"/>
       </w:pPr>
       <w:r>
-        <w:lastRenderedPageBreak/>
         <w:t>“No way,” hodded-figure-2 said. “That would cause mass panic. Not to mention, baptising a planet, especially this one</w:t>
       </w:r>
       <w:r>
@@ -4008,7 +4030,7 @@
             <w:rPr>
               <w:noProof/>
             </w:rPr>
-            <w:t>24</w:t>
+            <w:t>20</w:t>
           </w:r>
         </w:fldSimple>
       </w:p>
@@ -6529,7 +6551,7 @@
 </file>
 
 <file path=customXml/itemProps1.xml><?xml version="1.0" encoding="utf-8"?>
-<ds:datastoreItem xmlns:ds="http://schemas.openxmlformats.org/officeDocument/2006/customXml" ds:itemID="{C5555785-D7DF-4C9C-883F-BB3EEA5BBA51}">
+<ds:datastoreItem xmlns:ds="http://schemas.openxmlformats.org/officeDocument/2006/customXml" ds:itemID="{1BEFF644-3DA3-4453-A638-34179B216B1E}">
   <ds:schemaRefs>
     <ds:schemaRef ds:uri="http://schemas.openxmlformats.org/officeDocument/2006/bibliography"/>
   </ds:schemaRefs>

--- a/Books/RPG_Books/ThePrincessAndTheMonsterChef/Book_ThePrincessAndTheMonsterChef.docx
+++ b/Books/RPG_Books/ThePrincessAndTheMonsterChef/Book_ThePrincessAndTheMonsterChef.docx
@@ -423,11 +423,6 @@
     </w:p>
     <w:p>
       <w:r>
-        <w:t>Luke headed for shore and grabbed a towel. It was definitely time to leave.</w:t>
-      </w:r>
-    </w:p>
-    <w:p>
-      <w:r>
         <w:t xml:space="preserve">In the </w:t>
       </w:r>
       <w:r>
@@ -494,10 +489,13 @@
     </w:p>
     <w:p>
       <w:r>
-        <w:t xml:space="preserve">Panic gripped Luke </w:t>
-      </w:r>
-      <w:r>
-        <w:t xml:space="preserve">as he charged </w:t>
+        <w:t>Panic gripped Luke</w:t>
+      </w:r>
+      <w:r>
+        <w:t xml:space="preserve"> as he jumped out of the pool and </w:t>
+      </w:r>
+      <w:r>
+        <w:t xml:space="preserve">charged </w:t>
       </w:r>
       <w:r>
         <w:t>down the rocky path</w:t>
@@ -550,18 +548,30 @@
       <w:r>
         <w:t>.</w:t>
       </w:r>
+      <w:r>
+        <w:t xml:space="preserve"> The gremlins were nipping at his heals.</w:t>
+      </w:r>
     </w:p>
     <w:p>
       <w:r>
         <w:t xml:space="preserve">Luke </w:t>
       </w:r>
       <w:r>
-        <w:t>couldn’t stop. The Gremlins had his scent.</w:t>
-      </w:r>
-    </w:p>
-    <w:p>
-      <w:r>
-        <w:t xml:space="preserve">Back on public property, Luke </w:t>
+        <w:t xml:space="preserve">couldn’t stop. </w:t>
+      </w:r>
+      <w:r>
+        <w:t>The cackling of the gremlins was terrifying.</w:t>
+      </w:r>
+    </w:p>
+    <w:p>
+      <w:r>
+        <w:t xml:space="preserve">Back on public </w:t>
+      </w:r>
+      <w:r>
+        <w:t>land</w:t>
+      </w:r>
+      <w:r>
+        <w:t xml:space="preserve">, Luke </w:t>
       </w:r>
       <w:r>
         <w:t>charged</w:t>
@@ -702,7 +712,19 @@
     </w:p>
     <w:p>
       <w:r>
-        <w:t xml:space="preserve">However, lingering scars leaked shadows. The shadows disappeared, leaving </w:t>
+        <w:t xml:space="preserve">However, lingering scars leaked </w:t>
+      </w:r>
+      <w:r>
+        <w:t>Shadows</w:t>
+      </w:r>
+      <w:r>
+        <w:t xml:space="preserve">. The </w:t>
+      </w:r>
+      <w:r>
+        <w:t xml:space="preserve">Shadows </w:t>
+      </w:r>
+      <w:r>
+        <w:t xml:space="preserve">disappeared, leaving </w:t>
       </w:r>
       <w:r>
         <w:t>smooth skin</w:t>
@@ -998,7 +1020,13 @@
     <w:p>
       <w:r>
         <w:lastRenderedPageBreak/>
-        <w:t xml:space="preserve">“Yes, Mum, </w:t>
+        <w:t>“Yes Mum,</w:t>
+      </w:r>
+      <w:r>
+        <w:t>”</w:t>
+      </w:r>
+      <w:r>
+        <w:t xml:space="preserve"> </w:t>
       </w:r>
       <w:r>
         <w:t xml:space="preserve">Luke </w:t>
@@ -1023,7 +1051,13 @@
         <w:t>I still can’t believe how ripped you are</w:t>
       </w:r>
       <w:r>
-        <w:t>,” Brenda said.</w:t>
+        <w:t>,” Brenda said</w:t>
+      </w:r>
+      <w:r>
+        <w:t xml:space="preserve"> excitedly</w:t>
+      </w:r>
+      <w:r>
+        <w:t>.</w:t>
       </w:r>
       <w:r>
         <w:t xml:space="preserve"> “All my friends will love you. And without that fat and acne, you finally look like my brother.</w:t>
@@ -1052,12 +1086,24 @@
         <w:t xml:space="preserve"> Also, who the hell got a ripped body after fighting imaginary monsters?</w:t>
       </w:r>
       <w:r>
-        <w:t xml:space="preserve"> Even now, he could feel the shadows within and around him. They called to him. They owned him.</w:t>
-      </w:r>
-    </w:p>
-    <w:p>
-      <w:r>
-        <w:t>Luke sat on rock and absent-mindedly toasted marshmallows. Marshmallows tasted disgusting, but they were fun to burn.</w:t>
+        <w:t xml:space="preserve"> Even now, he could feel the </w:t>
+      </w:r>
+      <w:r>
+        <w:t xml:space="preserve">Shadows </w:t>
+      </w:r>
+      <w:r>
+        <w:t>within and around him. They called to him. They owned him.</w:t>
+      </w:r>
+    </w:p>
+    <w:p>
+      <w:r>
+        <w:t xml:space="preserve">Luke sat on </w:t>
+      </w:r>
+      <w:r>
+        <w:t xml:space="preserve">a </w:t>
+      </w:r>
+      <w:r>
+        <w:t>rock and absent-mindedly toasted marshmallows. Marshmallows tasted disgusting, but they were fun to burn.</w:t>
       </w:r>
     </w:p>
     <w:p>
@@ -1067,12 +1113,24 @@
     </w:p>
     <w:p>
       <w:r>
-        <w:t>“Don’t stay up too late, Luke,” Brenda said and headed for her tent.</w:t>
-      </w:r>
-    </w:p>
-    <w:p>
-      <w:r>
-        <w:t xml:space="preserve">Luke sat on his dad’s picnic chair and looked at his 6-pack. Within him churned the strange shadows. They leaked out, surrounding him like a giant cocoon. </w:t>
+        <w:t xml:space="preserve">“Don’t stay up too late, Luke,” </w:t>
+      </w:r>
+      <w:r>
+        <w:t>Molly</w:t>
+      </w:r>
+      <w:r>
+        <w:t xml:space="preserve"> said and headed for her tent.</w:t>
+      </w:r>
+    </w:p>
+    <w:p>
+      <w:r>
+        <w:t xml:space="preserve">Luke sat on his dad’s picnic chair and looked at his 6-pack. Within him churned the strange </w:t>
+      </w:r>
+      <w:r>
+        <w:t>Shadows</w:t>
+      </w:r>
+      <w:r>
+        <w:t xml:space="preserve">. They leaked out, surrounding him like a giant cocoon. </w:t>
       </w:r>
       <w:r>
         <w:t>T</w:t>
@@ -1081,7 +1139,10 @@
         <w:t xml:space="preserve">he </w:t>
       </w:r>
       <w:r>
-        <w:t>shadows were</w:t>
+        <w:t xml:space="preserve">Shadows </w:t>
+      </w:r>
+      <w:r>
+        <w:t>were</w:t>
       </w:r>
       <w:r>
         <w:t xml:space="preserve"> comforting, like extensions of his own body.</w:t>
@@ -1094,7 +1155,13 @@
     </w:p>
     <w:p>
       <w:r>
-        <w:t>Luke drew out the shadows and they condensed into a large pile of claws on his lap. He grabbed two and combined them. Adding more claws, he formed them into a knife.</w:t>
+        <w:t xml:space="preserve">Luke drew out the </w:t>
+      </w:r>
+      <w:r>
+        <w:t xml:space="preserve">Shadows </w:t>
+      </w:r>
+      <w:r>
+        <w:t>and they condensed into a large pile of claws on his lap. He grabbed two and combined them. Adding more claws, he formed them into a knife.</w:t>
       </w:r>
       <w:r>
         <w:t xml:space="preserve"> It was natural. The claws were compatible.</w:t>
@@ -1131,7 +1198,13 @@
         <w:t>“</w:t>
       </w:r>
       <w:r>
-        <w:t>Sorry, I didn’t mean to startle you,” Brenda said. “Sleeping outside is not healthy. Go to bed.”</w:t>
+        <w:t xml:space="preserve">Sorry, I didn’t mean to startle you,” </w:t>
+      </w:r>
+      <w:r>
+        <w:t>Molly</w:t>
+      </w:r>
+      <w:r>
+        <w:t xml:space="preserve"> said. “Sleeping outside is not healthy. Go to bed.”</w:t>
       </w:r>
     </w:p>
     <w:p>
@@ -1276,10 +1349,13 @@
         <w:t xml:space="preserve">he cell tower </w:t>
       </w:r>
       <w:r>
-        <w:t>no longer emitted the shadow</w:t>
-      </w:r>
-      <w:r>
-        <w:t xml:space="preserve"> smoke</w:t>
+        <w:t xml:space="preserve">no longer emitted the </w:t>
+      </w:r>
+      <w:r>
+        <w:t xml:space="preserve">Shadow </w:t>
+      </w:r>
+      <w:r>
+        <w:t>smoke</w:t>
       </w:r>
       <w:r>
         <w:t xml:space="preserve">. Instead, it emitted a </w:t>
@@ -1297,13 +1373,37 @@
         <w:t>smoke</w:t>
       </w:r>
       <w:r>
-        <w:t xml:space="preserve">, smoke that felt like fire, wind, light, earth, </w:t>
+        <w:t xml:space="preserve">, smoke that felt like </w:t>
+      </w:r>
+      <w:r>
+        <w:t>Fire</w:t>
+      </w:r>
+      <w:r>
+        <w:t xml:space="preserve">, </w:t>
+      </w:r>
+      <w:r>
+        <w:t>Wind</w:t>
+      </w:r>
+      <w:r>
+        <w:t xml:space="preserve">, </w:t>
+      </w:r>
+      <w:r>
+        <w:t>Light</w:t>
+      </w:r>
+      <w:r>
+        <w:t xml:space="preserve">, </w:t>
+      </w:r>
+      <w:r>
+        <w:t>Earth</w:t>
+      </w:r>
+      <w:r>
+        <w:t xml:space="preserve">, </w:t>
       </w:r>
       <w:r>
         <w:t xml:space="preserve">and </w:t>
       </w:r>
       <w:r>
-        <w:t>electricity</w:t>
+        <w:t>Electricity</w:t>
       </w:r>
       <w:r>
         <w:t>, to name a few elements</w:t>
@@ -1358,7 +1458,13 @@
     </w:p>
     <w:p>
       <w:r>
-        <w:t>Luke put his shadow knives away and allowed the shadows to cover him. He approached the deer until he was less than 2 meters away. The deer ignored Luke and continued grazing.</w:t>
+        <w:t xml:space="preserve">Luke put his shadow knives away and allowed the </w:t>
+      </w:r>
+      <w:r>
+        <w:t xml:space="preserve">Shadows </w:t>
+      </w:r>
+      <w:r>
+        <w:t>to cover him. He approached the deer until he was less than 2 meters away. The deer ignored Luke and continued grazing.</w:t>
       </w:r>
     </w:p>
     <w:p>
@@ -1433,34 +1539,77 @@
     </w:p>
     <w:p>
       <w:r>
-        <w:t xml:space="preserve">“Look everyone, that’s Google’s new campus,” Ralph said, pointing. “On YouTube they said they have perfected </w:t>
+        <w:t xml:space="preserve">“Look everyone, that’s Google’s new campus,” Ralph said, pointing. “On YouTube </w:t>
+      </w:r>
+      <w:r>
+        <w:rPr>
+          <w:i/>
+        </w:rPr>
+        <w:t>Hyper Velocity</w:t>
+      </w:r>
+      <w:r>
+        <w:t xml:space="preserve"> said </w:t>
+      </w:r>
+      <w:r>
+        <w:t>Google</w:t>
+      </w:r>
+      <w:r>
+        <w:t xml:space="preserve"> ha</w:t>
+      </w:r>
+      <w:r>
+        <w:t>s</w:t>
+      </w:r>
+      <w:r>
+        <w:t xml:space="preserve"> perfected </w:t>
       </w:r>
       <w:r>
         <w:t>quantum communi</w:t>
       </w:r>
       <w:r>
-        <w:t xml:space="preserve">cations and are testing there. They say the tech giants will spend trillions </w:t>
-      </w:r>
-      <w:r>
-        <w:t xml:space="preserve">over the next 5 years </w:t>
-      </w:r>
-      <w:r>
-        <w:t xml:space="preserve">to </w:t>
-      </w:r>
-      <w:r>
-        <w:t>bring quantum communication and computing to all parts of the world</w:t>
+        <w:t xml:space="preserve">cations and </w:t>
+      </w:r>
+      <w:r>
+        <w:t>will begin rollout starting September</w:t>
       </w:r>
       <w:r>
         <w:t>.</w:t>
       </w:r>
-      <w:r>
-        <w:t xml:space="preserve"> Elon promised his </w:t>
-      </w:r>
-      <w:r>
-        <w:t>Starlink</w:t>
-      </w:r>
-      <w:r>
-        <w:t xml:space="preserve"> constellation would support the new protocols in less than a year.</w:t>
+    </w:p>
+    <w:p>
+      <w:r>
+        <w:t>“</w:t>
+      </w:r>
+      <w:r>
+        <w:t xml:space="preserve">They say the tech giants </w:t>
+      </w:r>
+      <w:r>
+        <w:t>have already</w:t>
+      </w:r>
+      <w:r>
+        <w:t xml:space="preserve"> spen</w:t>
+      </w:r>
+      <w:r>
+        <w:t>t</w:t>
+      </w:r>
+      <w:r>
+        <w:t xml:space="preserve"> trillions </w:t>
+      </w:r>
+      <w:r>
+        <w:t>on the technology, expecting it to revolutionize human existence.</w:t>
+      </w:r>
+    </w:p>
+    <w:p>
+      <w:r>
+        <w:t>“</w:t>
+      </w:r>
+      <w:r>
+        <w:t xml:space="preserve">Elon </w:t>
+      </w:r>
+      <w:r>
+        <w:t>announced the first of his satellites will start broadcasting by October at latest</w:t>
+      </w:r>
+      <w:r>
+        <w:t>.</w:t>
       </w:r>
       <w:r>
         <w:t>”</w:t>
@@ -1545,6 +1694,7 @@
     </w:p>
     <w:p>
       <w:r>
+        <w:lastRenderedPageBreak/>
         <w:t>Unfortunately there was a 30 minute wait time. In the meantime Luke listened to an audio book on his headphones.</w:t>
       </w:r>
     </w:p>
@@ -1557,7 +1707,6 @@
           <w:noProof/>
           <w:lang w:val="en-US"/>
         </w:rPr>
-        <w:lastRenderedPageBreak/>
         <w:drawing>
           <wp:inline distT="0" distB="0" distL="0" distR="0">
             <wp:extent cx="292972" cy="113169"/>
@@ -1643,6 +1792,9 @@
       <w:r>
         <w:t>“Too many special interests are invested in rolling the technology out. The oligarchs stand to obtain trillions in wealth and power.</w:t>
       </w:r>
+      <w:r>
+        <w:t xml:space="preserve"> Even now stock prices and dividends are skyrocketing.</w:t>
+      </w:r>
     </w:p>
     <w:p>
       <w:r>
@@ -1705,7 +1857,15 @@
     </w:p>
     <w:p>
       <w:r>
-        <w:t xml:space="preserve">“Elensar, I need a change of pace,” the </w:t>
+        <w:t>“</w:t>
+      </w:r>
+      <w:proofErr w:type="spellStart"/>
+      <w:r>
+        <w:t>Elensar</w:t>
+      </w:r>
+      <w:proofErr w:type="spellEnd"/>
+      <w:r>
+        <w:t xml:space="preserve">, I need a change of pace,” the </w:t>
       </w:r>
       <w:r>
         <w:t>middle-aged woman</w:t>
@@ -1721,8 +1881,13 @@
       <w:r>
         <w:t xml:space="preserve">“Very well Princess Annie,” </w:t>
       </w:r>
-      <w:r>
-        <w:t xml:space="preserve">Elensar </w:t>
+      <w:proofErr w:type="spellStart"/>
+      <w:r>
+        <w:t>Elensar</w:t>
+      </w:r>
+      <w:proofErr w:type="spellEnd"/>
+      <w:r>
+        <w:t xml:space="preserve"> </w:t>
       </w:r>
       <w:r>
         <w:t xml:space="preserve">said. He </w:t>
@@ -1741,15 +1906,18 @@
       <w:r>
         <w:t xml:space="preserve">,” </w:t>
       </w:r>
+      <w:proofErr w:type="spellStart"/>
       <w:r>
         <w:t>Elensar</w:t>
       </w:r>
+      <w:proofErr w:type="spellEnd"/>
       <w:r>
         <w:t xml:space="preserve"> said. “Would you like to investigate?”</w:t>
       </w:r>
     </w:p>
     <w:p>
       <w:r>
+        <w:lastRenderedPageBreak/>
         <w:t>Annie</w:t>
       </w:r>
       <w:r>
@@ -1760,9 +1928,11 @@
       <w:r>
         <w:t xml:space="preserve">“I hope you are hungry,” </w:t>
       </w:r>
+      <w:proofErr w:type="spellStart"/>
       <w:r>
         <w:t>Elensar</w:t>
       </w:r>
+      <w:proofErr w:type="spellEnd"/>
       <w:r>
         <w:t xml:space="preserve"> said. “The anomaly is in a local restaurant.</w:t>
       </w:r>
@@ -1772,7 +1942,6 @@
     </w:p>
     <w:p>
       <w:r>
-        <w:lastRenderedPageBreak/>
         <w:t xml:space="preserve">“Well it is dinner time,” </w:t>
       </w:r>
       <w:r>
@@ -1953,17 +2122,20 @@
     </w:p>
     <w:p>
       <w:r>
-        <w:t>“Maybe not,” the woman with Water-type energy said. “A renegade could have initiated him.”</w:t>
-      </w:r>
-    </w:p>
-    <w:p>
-      <w:r>
+        <w:t>“Maybe not,” the woman with Water-type energy said. “A reneg</w:t>
+      </w:r>
+      <w:r>
+        <w:t>ade could have initiated him. We know plenty exist.”</w:t>
+      </w:r>
+    </w:p>
+    <w:p>
+      <w:r>
+        <w:lastRenderedPageBreak/>
         <w:t>“You’re right,” the princess said, relenting. She glared at Luke and asked, “Who initiated you? Did they have a license? Clearly the Archons wouldn’t have sent an incompetent...”</w:t>
       </w:r>
     </w:p>
     <w:p>
       <w:r>
-        <w:lastRenderedPageBreak/>
         <w:t>“I have no idea what you’re talking about,” Luke shouted, feeling threatened. “Are you talking about this Shadow smoke stuck to me? You can see that, can’t you?”</w:t>
       </w:r>
     </w:p>
@@ -1984,13 +2156,10 @@
     </w:p>
     <w:p>
       <w:r>
-        <w:t xml:space="preserve">The Light-smoke woman glared at Luke and said, “You’re lucky we don’t have </w:t>
-      </w:r>
-      <w:r>
-        <w:t xml:space="preserve">the </w:t>
-      </w:r>
-      <w:r>
-        <w:t>authority here, or I would have arrested you.”</w:t>
+        <w:t>The Light-smoke woman glared at Luke and said, “</w:t>
+      </w:r>
+      <w:r>
+        <w:t>Perhaps we should arrest him and interrogate him.”</w:t>
       </w:r>
     </w:p>
     <w:p>
@@ -2006,7 +2175,15 @@
     </w:p>
     <w:p>
       <w:r>
-        <w:t>“Don’t you dare take that tone with my son,” Molly said angrily, ready to fight to the bitter end. “He broke no laws.”</w:t>
+        <w:t>“Don’t you dare take that tone with my son,” Molly said angrily, ready to fight to the</w:t>
+      </w:r>
+      <w:r>
+        <w:t xml:space="preserve"> bitter end. “He broke no laws. Who the hell are you to arrest people?”</w:t>
+      </w:r>
+    </w:p>
+    <w:p>
+      <w:r>
+        <w:t>“Avery, this is a foreign country,” the one with the Water smoke said. “You have no authority to arrest anyone.”</w:t>
       </w:r>
     </w:p>
     <w:p>
@@ -2031,6 +2208,7 @@
     </w:p>
     <w:p>
       <w:r>
+        <w:lastRenderedPageBreak/>
         <w:t>The princess stepped to the attendant and said, “Table for 1</w:t>
       </w:r>
       <w:r>
@@ -2047,225 +2225,243 @@
     </w:p>
     <w:p>
       <w:r>
+        <w:t>They waited. Finally a waiter beckoned them to follow. Luke’s family sat on one side of the table and Annie’s people sat on the other side. Annie sat opposite Luke.</w:t>
+      </w:r>
+    </w:p>
+    <w:p>
+      <w:r>
+        <w:t>“Order whatever you want,” Annie said. “I’m paying.</w:t>
+      </w:r>
+    </w:p>
+    <w:p>
+      <w:r>
+        <w:t xml:space="preserve">“Hello everyone, my name is Annie von Aranor, daughter of Emperor </w:t>
+      </w:r>
+      <w:proofErr w:type="spellStart"/>
+      <w:r>
+        <w:t>Aranthir</w:t>
+      </w:r>
+      <w:proofErr w:type="spellEnd"/>
+      <w:r>
+        <w:t xml:space="preserve"> of Agatha. This is </w:t>
+      </w:r>
+      <w:proofErr w:type="spellStart"/>
+      <w:r>
+        <w:t>Vanima</w:t>
+      </w:r>
+      <w:proofErr w:type="spellEnd"/>
+      <w:r>
+        <w:t xml:space="preserve"> Grandly, </w:t>
+      </w:r>
+      <w:proofErr w:type="spellStart"/>
+      <w:r>
+        <w:t>Elensar</w:t>
+      </w:r>
+      <w:proofErr w:type="spellEnd"/>
+      <w:r>
+        <w:t xml:space="preserve"> Benson, Avery </w:t>
+      </w:r>
+      <w:proofErr w:type="spellStart"/>
+      <w:r>
+        <w:t>Zanders</w:t>
+      </w:r>
+      <w:proofErr w:type="spellEnd"/>
+      <w:r>
+        <w:t xml:space="preserve">, </w:t>
+      </w:r>
+      <w:proofErr w:type="spellStart"/>
+      <w:r>
+        <w:t>Naerion</w:t>
+      </w:r>
+      <w:proofErr w:type="spellEnd"/>
+      <w:r>
+        <w:t xml:space="preserve"> </w:t>
+      </w:r>
+      <w:proofErr w:type="spellStart"/>
+      <w:r>
+        <w:t>Nandric</w:t>
+      </w:r>
+      <w:proofErr w:type="spellEnd"/>
+      <w:r>
+        <w:t xml:space="preserve">, and </w:t>
+      </w:r>
+      <w:proofErr w:type="spellStart"/>
+      <w:r>
+        <w:t>Taedhor</w:t>
+      </w:r>
+      <w:proofErr w:type="spellEnd"/>
+      <w:r>
+        <w:t xml:space="preserve"> Dolan,” Annie said.</w:t>
+      </w:r>
+    </w:p>
+    <w:p>
+      <w:r>
+        <w:t>Luke introduced his family.</w:t>
+      </w:r>
+    </w:p>
+    <w:p>
+      <w:r>
+        <w:t>The waiter took their drink orders.</w:t>
+      </w:r>
+    </w:p>
+    <w:p>
+      <w:r>
+        <w:t>“What do you know about Shadow?” Annie asked.</w:t>
+      </w:r>
+    </w:p>
+    <w:p>
+      <w:r>
+        <w:t xml:space="preserve">“Only that they have seeped onto my body,” Luke said. “I see similar things about all of you. I see smoke like fire, electricity, air, light, </w:t>
+      </w:r>
+      <w:proofErr w:type="gramStart"/>
+      <w:r>
+        <w:t>water</w:t>
+      </w:r>
+      <w:proofErr w:type="gramEnd"/>
+      <w:r>
+        <w:t xml:space="preserve"> and </w:t>
+      </w:r>
+      <w:r>
+        <w:t>plant life</w:t>
+      </w:r>
+      <w:r>
+        <w:t>. No one else I see have that.</w:t>
+      </w:r>
+    </w:p>
+    <w:p>
+      <w:r>
+        <w:t>“What is it? Is it dangerous?”</w:t>
+      </w:r>
+    </w:p>
+    <w:p>
+      <w:r>
+        <w:t>“Are you sure you want to reveal this information?” Avery with the Light-type s</w:t>
+      </w:r>
+      <w:r>
+        <w:t>m</w:t>
+      </w:r>
+      <w:r>
+        <w:t>oke asked.</w:t>
+      </w:r>
+    </w:p>
+    <w:p>
+      <w:r>
+        <w:t>“Does that mean you agree he isn’t an archon in disguise?” Annie asked.</w:t>
+      </w:r>
+    </w:p>
+    <w:p>
+      <w:r>
+        <w:t xml:space="preserve">Avery sighed and said, “Yes. I don’t see any deception. </w:t>
+      </w:r>
+      <w:r>
+        <w:t>I refuse to believe anyone can deceive me so thoroughly.</w:t>
+      </w:r>
+      <w:r>
+        <w:t>”</w:t>
+      </w:r>
+    </w:p>
+    <w:p>
+      <w:r>
+        <w:t xml:space="preserve">“Then he is as he seems,” </w:t>
+      </w:r>
+      <w:r>
+        <w:t>Annie said, triumphantly.</w:t>
+      </w:r>
+    </w:p>
+    <w:p>
+      <w:proofErr w:type="spellStart"/>
+      <w:r>
         <w:lastRenderedPageBreak/>
-        <w:t>They waited. Finally a waiter beckoned them to follow. Luke’s family sat on one side of the table and Annie’s people sat on the other side. Annie sat opposite Luke.</w:t>
-      </w:r>
-    </w:p>
-    <w:p>
-      <w:r>
-        <w:t>“Order whatever you want,” Annie said. “I’m paying.</w:t>
-      </w:r>
-    </w:p>
-    <w:p>
-      <w:r>
-        <w:t xml:space="preserve">“Hello everyone, my name is Annie von </w:t>
+        <w:t>Naerion</w:t>
+      </w:r>
+      <w:proofErr w:type="spellEnd"/>
+      <w:r>
+        <w:t>, the one with the Water-type smoke looked at the middle-aged princess and the princess blushed deep red.</w:t>
+      </w:r>
+    </w:p>
+    <w:p>
+      <w:r>
+        <w:t>Everyone on the princess’ side laughed except the princess at some unspoken joke.</w:t>
+      </w:r>
+      <w:r>
+        <w:t xml:space="preserve"> She just frowned.</w:t>
+      </w:r>
+    </w:p>
+    <w:p>
+      <w:r>
+        <w:t>To Luke the princess acted like a teenage girl who had a crush on...Him? He also had the impression they were teasing her. That was just weird.</w:t>
+      </w:r>
+    </w:p>
+    <w:p>
+      <w:r>
+        <w:t xml:space="preserve">“Have any of you heard of Mu and Atlantis?” </w:t>
       </w:r>
       <w:proofErr w:type="spellStart"/>
       <w:r>
-        <w:t>Aranor</w:t>
+        <w:t>Elensar</w:t>
       </w:r>
       <w:proofErr w:type="spellEnd"/>
       <w:r>
-        <w:t xml:space="preserve">, daughter of Emperor </w:t>
+        <w:t xml:space="preserve"> Benson, the one with the Air </w:t>
+      </w:r>
+      <w:r>
+        <w:t>smoke</w:t>
+      </w:r>
+      <w:r>
+        <w:t xml:space="preserve"> asked.</w:t>
+      </w:r>
+    </w:p>
+    <w:p>
+      <w:r>
+        <w:t>“That’s just myth,” Henry said.</w:t>
+      </w:r>
+    </w:p>
+    <w:p>
+      <w:r>
+        <w:t>The waiter came and handed drinks to everyone. He also brought several bottles of wine.</w:t>
+      </w:r>
+    </w:p>
+    <w:p>
+      <w:r>
+        <w:t xml:space="preserve">“No, it’s not,” </w:t>
       </w:r>
       <w:proofErr w:type="spellStart"/>
       <w:r>
-        <w:t>Aranthir</w:t>
+        <w:t>Elensar</w:t>
       </w:r>
       <w:proofErr w:type="spellEnd"/>
       <w:r>
-        <w:t xml:space="preserve"> of Agatha. This is Vanima Grandly, </w:t>
-      </w:r>
-      <w:proofErr w:type="spellStart"/>
-      <w:r>
-        <w:t>Elensar</w:t>
-      </w:r>
-      <w:proofErr w:type="spellEnd"/>
-      <w:r>
-        <w:t xml:space="preserve"> Benson, Avery </w:t>
-      </w:r>
-      <w:proofErr w:type="spellStart"/>
-      <w:r>
-        <w:t>Zanders</w:t>
-      </w:r>
-      <w:proofErr w:type="spellEnd"/>
-      <w:r>
-        <w:t xml:space="preserve">, </w:t>
-      </w:r>
-      <w:proofErr w:type="spellStart"/>
-      <w:r>
-        <w:t>Naerion</w:t>
-      </w:r>
-      <w:proofErr w:type="spellEnd"/>
-      <w:r>
-        <w:t xml:space="preserve"> </w:t>
-      </w:r>
-      <w:proofErr w:type="spellStart"/>
-      <w:r>
-        <w:t>Nandric</w:t>
-      </w:r>
-      <w:proofErr w:type="spellEnd"/>
-      <w:r>
-        <w:t xml:space="preserve">, and </w:t>
-      </w:r>
-      <w:proofErr w:type="spellStart"/>
-      <w:r>
-        <w:t>Taedhor</w:t>
-      </w:r>
-      <w:proofErr w:type="spellEnd"/>
-      <w:r>
-        <w:t xml:space="preserve"> Dolan,” Annie said.</w:t>
-      </w:r>
-    </w:p>
-    <w:p>
-      <w:r>
-        <w:t>Luke introduced his family.</w:t>
-      </w:r>
-    </w:p>
-    <w:p>
-      <w:r>
-        <w:t>The waiter took their drink orders.</w:t>
-      </w:r>
-    </w:p>
-    <w:p>
-      <w:r>
-        <w:t>“What do you know about Shadow?” Annie asked.</w:t>
-      </w:r>
-    </w:p>
-    <w:p>
-      <w:r>
-        <w:t xml:space="preserve">“Only that they have seeped onto my body,” Luke said. “I see similar things about all of you. I see smoke like fire, electricity, air, light, water and </w:t>
-      </w:r>
-      <w:r>
-        <w:t>plant life</w:t>
-      </w:r>
-      <w:r>
-        <w:t>. No one else I see have that.</w:t>
-      </w:r>
-    </w:p>
-    <w:p>
-      <w:r>
-        <w:t>“What is it? Is it dangerous?”</w:t>
-      </w:r>
-    </w:p>
-    <w:p>
-      <w:r>
-        <w:t>“Are you sure you want to reveal this information?” Avery with the Light-type spoke asked.</w:t>
-      </w:r>
-    </w:p>
-    <w:p>
-      <w:r>
-        <w:t>“Does that mean you agree he isn’t an archon in disguise?” Annie asked.</w:t>
-      </w:r>
-    </w:p>
-    <w:p>
-      <w:r>
-        <w:t xml:space="preserve">Avery sighed and said, “Yes. I don’t see any deception. </w:t>
-      </w:r>
-      <w:r>
-        <w:t>I refuse to believe anyone can deceive me so thoroughly.</w:t>
-      </w:r>
-      <w:r>
-        <w:t>”</w:t>
-      </w:r>
-    </w:p>
-    <w:p>
-      <w:r>
-        <w:t xml:space="preserve">“Then he is as he seems,” </w:t>
-      </w:r>
-      <w:r>
-        <w:t>Annie said, triumphantly.</w:t>
-      </w:r>
-    </w:p>
-    <w:p>
-      <w:proofErr w:type="spellStart"/>
-      <w:r>
-        <w:t>Naerion</w:t>
-      </w:r>
-      <w:proofErr w:type="spellEnd"/>
-      <w:r>
-        <w:t>, the one with the Water-type smoke looked at the middle-aged princess and the princess blushed deep red.</w:t>
-      </w:r>
-    </w:p>
-    <w:p>
-      <w:r>
-        <w:t>Everyone on the princess’ side laughed except the princess at some unspoken joke.</w:t>
-      </w:r>
-      <w:r>
-        <w:t xml:space="preserve"> She just frowned.</w:t>
+        <w:t xml:space="preserve"> said. “The Mu Empire was real and did exist. At the height of its power it colonised and terraformed multiple worlds. Then a war broke out, splitting the empire. In the process, Atlantis, the capital city of Mu was destroyed.</w:t>
+      </w:r>
+    </w:p>
+    <w:p>
+      <w:r>
+        <w:t>“Eventually there was a state of peace. One of the terms of the cease-fire was that this planet be left alone.</w:t>
+      </w:r>
+    </w:p>
+    <w:p>
+      <w:r>
+        <w:t>“Over the course of millennium, the people of earth, the Federation and the Empire started diverging in appearance, but we are still all human.</w:t>
+      </w:r>
+    </w:p>
+    <w:p>
+      <w:r>
+        <w:t>“Empire people call themselves Archons and Federation people call themselves Alvin. You are called humies.</w:t>
+      </w:r>
+    </w:p>
+    <w:p>
+      <w:r>
+        <w:t>“Archon and Alvin have always been here in secret of course, each controlling the fate of the world from the shadows.</w:t>
+      </w:r>
+    </w:p>
+    <w:p>
+      <w:r>
+        <w:t>“We seek peace and cooperation. The archons seek dominion of all.”</w:t>
       </w:r>
     </w:p>
     <w:p>
       <w:r>
         <w:lastRenderedPageBreak/>
-        <w:t>To Luke the princess acted like a teenage girl who had a crush on...Him? He also had the impression they were teasing her. That was just weird.</w:t>
-      </w:r>
-    </w:p>
-    <w:p>
-      <w:r>
-        <w:t xml:space="preserve">“Have any of you heard of Mu and Atlantis?” </w:t>
-      </w:r>
-      <w:r>
-        <w:t>Elensar</w:t>
-      </w:r>
-      <w:r>
-        <w:t xml:space="preserve"> Benson, the one with the Air </w:t>
-      </w:r>
-      <w:r>
-        <w:t>smoke</w:t>
-      </w:r>
-      <w:r>
-        <w:t xml:space="preserve"> asked.</w:t>
-      </w:r>
-    </w:p>
-    <w:p>
-      <w:r>
-        <w:t>“That’s just myth,” Henry said.</w:t>
-      </w:r>
-    </w:p>
-    <w:p>
-      <w:r>
-        <w:t>The waiter came and handed drinks to everyone. He also brought several bottles of wine.</w:t>
-      </w:r>
-    </w:p>
-    <w:p>
-      <w:r>
-        <w:t xml:space="preserve">“No, it’s not,” </w:t>
-      </w:r>
-      <w:r>
-        <w:t>Elensar</w:t>
-      </w:r>
-      <w:r>
-        <w:t xml:space="preserve"> said. “The Mu Empire was real and did exist. At the height of its power it colonised and terraformed multiple worlds. Then a war broke out, splitting the empire. In the process, Atlantis, the capital city of Mu was destroyed.</w:t>
-      </w:r>
-    </w:p>
-    <w:p>
-      <w:r>
-        <w:t>“Eventually there was a state of peace. One of the terms of the cease-fire was that this planet be left alone.</w:t>
-      </w:r>
-    </w:p>
-    <w:p>
-      <w:r>
-        <w:t>“Over the course of millennium, the people of earth, the Federation and the Empire started diverging in appearance, but we are still all human.</w:t>
-      </w:r>
-    </w:p>
-    <w:p>
-      <w:r>
-        <w:t>“Empire people call themselves Archons and Federation people call themselves Alvin. You are called humies.</w:t>
-      </w:r>
-    </w:p>
-    <w:p>
-      <w:r>
-        <w:t>“Archon and Alvin have always been here in secret of course, each controlling the fate of the world from the shadows.</w:t>
-      </w:r>
-    </w:p>
-    <w:p>
-      <w:r>
-        <w:t>“We seek peace and cooperation. The archons seek dominion of all.”</w:t>
-      </w:r>
-    </w:p>
-    <w:p>
-      <w:r>
         <w:t>The waiter came to take their order.</w:t>
       </w:r>
     </w:p>
@@ -2276,14 +2472,19 @@
     </w:p>
     <w:p>
       <w:r>
-        <w:lastRenderedPageBreak/>
         <w:t>“According to string theory, all sub-atomic particles are made loops of stuff, vibrating in 11 dimensions, most of which is rolled up so tightly that it is unnoticeable even at interstellar distances. Some theories propose that as a candidate for dark matter, but that doesn’t make sense to me,</w:t>
       </w:r>
       <w:r>
         <w:t xml:space="preserve"> since more dimensions would make the problem worse, I believe,</w:t>
       </w:r>
       <w:r>
-        <w:t>” Luke said. “Also, a theory that can generate an infinite number of worlds doesn’t explain anything to me.”</w:t>
+        <w:t xml:space="preserve">” Luke said. “Also, a theory that can generate an infinite number of worlds </w:t>
+      </w:r>
+      <w:r>
+        <w:t xml:space="preserve">with arbitrary laws </w:t>
+      </w:r>
+      <w:r>
+        <w:t>doesn’t explain anything to me.”</w:t>
       </w:r>
     </w:p>
     <w:p>
@@ -2343,7 +2544,13 @@
         <w:t>an honor student,” Molly said proudly.</w:t>
       </w:r>
       <w:r>
-        <w:t xml:space="preserve"> “He won contests.”</w:t>
+        <w:t xml:space="preserve"> “</w:t>
+      </w:r>
+      <w:r>
+        <w:t xml:space="preserve">He even skipped 2 grades. </w:t>
+      </w:r>
+      <w:r>
+        <w:t>He won contests.”</w:t>
       </w:r>
     </w:p>
     <w:p>
@@ -2361,6 +2568,7 @@
     </w:p>
     <w:p>
       <w:r>
+        <w:lastRenderedPageBreak/>
         <w:t xml:space="preserve">“However, your major corporations are rolling out </w:t>
       </w:r>
       <w:r>
@@ -2369,12 +2577,20 @@
     </w:p>
     <w:p>
       <w:r>
-        <w:t>“Yes,” Luke said. “For instance, the sky above the Google campus is filled with weird lights and what seems like flying monsters. I’ve also seen ghostly creatures walk about the place, like that weird thing trying to bite that man’s leg.</w:t>
-      </w:r>
-    </w:p>
-    <w:p>
-      <w:r>
-        <w:lastRenderedPageBreak/>
+        <w:t xml:space="preserve">“Yes,” Luke said. “For instance, the sky above the Google campus is filled with weird lights and what seems like flying monsters. I’ve also seen ghostly creatures walk about the place, like that weird </w:t>
+      </w:r>
+      <w:r>
+        <w:t xml:space="preserve">octopus-like </w:t>
+      </w:r>
+      <w:r>
+        <w:t>thing trying to bite that man’s leg.</w:t>
+      </w:r>
+      <w:r>
+        <w:t xml:space="preserve"> The man scratched his leg but otherwise didn’t notice.</w:t>
+      </w:r>
+    </w:p>
+    <w:p>
+      <w:r>
         <w:t>“Are you saying I’m not going mad?” Luke asked.</w:t>
       </w:r>
     </w:p>
@@ -2390,9 +2606,11 @@
       <w:r>
         <w:t xml:space="preserve">?” </w:t>
       </w:r>
+      <w:proofErr w:type="spellStart"/>
       <w:r>
         <w:t>Elensar</w:t>
       </w:r>
+      <w:proofErr w:type="spellEnd"/>
       <w:r>
         <w:t xml:space="preserve"> asked.</w:t>
       </w:r>
@@ -2436,12 +2654,28 @@
     </w:p>
     <w:p>
       <w:r>
-        <w:t>“The other dimensions are not like the primary 3 special dimensions. Vanima said. “They are inhabited by a huge assortment of creatures, as well as primordial forces.</w:t>
-      </w:r>
-    </w:p>
-    <w:p>
-      <w:r>
-        <w:t>“Normal people can’t see that because of the so-called veil. For whatever reason you can see through that veil,” Vanima said. “However, whatever you do don’t try to cross. That place is incredibly dangerous.”</w:t>
+        <w:t xml:space="preserve">“The other dimensions are not like the primary 3 special dimensions. </w:t>
+      </w:r>
+      <w:proofErr w:type="spellStart"/>
+      <w:r>
+        <w:t>Vanima</w:t>
+      </w:r>
+      <w:proofErr w:type="spellEnd"/>
+      <w:r>
+        <w:t xml:space="preserve"> said. “They are inhabited by a huge assortment of creatures, as well as primordial forces.</w:t>
+      </w:r>
+    </w:p>
+    <w:p>
+      <w:r>
+        <w:t xml:space="preserve">“Normal people can’t see that because of the so-called veil. For whatever reason you can see through that veil,” </w:t>
+      </w:r>
+      <w:proofErr w:type="spellStart"/>
+      <w:r>
+        <w:t>Vanima</w:t>
+      </w:r>
+      <w:proofErr w:type="spellEnd"/>
+      <w:r>
+        <w:t xml:space="preserve"> said. “However, whatever you do don’t try to cross. That place is incredibly dangerous.”</w:t>
       </w:r>
     </w:p>
     <w:p>
@@ -2458,8 +2692,14 @@
       </w:r>
     </w:p>
     <w:p>
-      <w:r>
-        <w:t>Vanima elbowed Annie and Annie hastily said, “I think you might be suitable for a hire. We are alw</w:t>
+      <w:proofErr w:type="spellStart"/>
+      <w:r>
+        <w:lastRenderedPageBreak/>
+        <w:t>Vanima</w:t>
+      </w:r>
+      <w:proofErr w:type="spellEnd"/>
+      <w:r>
+        <w:t xml:space="preserve"> elbowed Annie and Annie hastily said, “I think you might be suitable for a hire. We are alw</w:t>
       </w:r>
       <w:r>
         <w:t>ays looking for talented people.</w:t>
@@ -2483,87 +2723,113 @@
     </w:p>
     <w:p>
       <w:r>
-        <w:t>“You said you were graduating,” Annie said. “What were you planning to do after?”</w:t>
+        <w:t xml:space="preserve">“You said you </w:t>
+      </w:r>
+      <w:r>
+        <w:t>graduated high school</w:t>
+      </w:r>
+      <w:r>
+        <w:t>,” Annie said.</w:t>
+      </w:r>
+    </w:p>
+    <w:p>
+      <w:r>
+        <w:t>“That’s right,” Molly said, beaming like a proud mother. “He’s only 16 and he’s already a high school graduate, with honors.”</w:t>
+      </w:r>
+    </w:p>
+    <w:p>
+      <w:r>
+        <w:t xml:space="preserve">“This September I </w:t>
+      </w:r>
+      <w:r>
+        <w:t xml:space="preserve">will </w:t>
+      </w:r>
+      <w:r>
+        <w:t xml:space="preserve">enroll in </w:t>
+      </w:r>
+      <w:r>
+        <w:t xml:space="preserve">culinary classes in college, </w:t>
+      </w:r>
+      <w:r>
+        <w:t>including courses in</w:t>
+      </w:r>
+      <w:r>
+        <w:t xml:space="preserve"> business management,” Luke said. “I will be working at my parent’s restaurant when I graduate,” Luke said. “Science and puzzle solving is fun, but I love cooking and seeing people enjoying my cooking.”</w:t>
+      </w:r>
+    </w:p>
+    <w:p>
+      <w:r>
+        <w:t>“What you call smoke is types of energy colored in different ways,” Annie said.</w:t>
+      </w:r>
+      <w:r>
+        <w:t xml:space="preserve"> “We call them elements. Yours is Shadow. It is associated with espionage, stealth, and subterfuge.</w:t>
+      </w:r>
+    </w:p>
+    <w:p>
+      <w:r>
+        <w:t>“Mine is Fire. I can control fire.”</w:t>
+      </w:r>
+    </w:p>
+    <w:p>
+      <w:r>
+        <w:t>Annie demonstrated with a tiny flame on her finger.</w:t>
+      </w:r>
+    </w:p>
+    <w:p>
+      <w:r>
+        <w:t>“Holy cow,” Ralph exclaimed.</w:t>
+      </w:r>
+    </w:p>
+    <w:p>
+      <w:r>
+        <w:t>“You can guess the others.</w:t>
+      </w:r>
+    </w:p>
+    <w:p>
+      <w:r>
+        <w:t>“Watch this,” Annie said</w:t>
+      </w:r>
+      <w:r>
+        <w:t xml:space="preserve"> and pointed at a salt shaker</w:t>
+      </w:r>
+      <w:r>
+        <w:t xml:space="preserve">. She enveloped it with her firey smoke. The </w:t>
+      </w:r>
+      <w:r>
+        <w:t>shaker</w:t>
+      </w:r>
+      <w:r>
+        <w:t xml:space="preserve"> dispersed like smoke and entered Annie.</w:t>
+      </w:r>
+    </w:p>
+    <w:p>
+      <w:r>
+        <w:t xml:space="preserve">“Where did </w:t>
+      </w:r>
+      <w:r>
+        <w:t>it</w:t>
+      </w:r>
+      <w:r>
+        <w:t xml:space="preserve"> go?”</w:t>
+      </w:r>
+      <w:r>
+        <w:t xml:space="preserve"> Ralph asked.</w:t>
+      </w:r>
+    </w:p>
+    <w:p>
+      <w:r>
+        <w:t>“What else can you do?” Amy asked, fascinated.</w:t>
       </w:r>
     </w:p>
     <w:p>
       <w:r>
         <w:lastRenderedPageBreak/>
-        <w:t>“I’m planning on taking culinary classes in college, as well as business management,” Luke said. “I will be working at my parent’s restaurant when I graduate,” Luke said. “Science and puzzle solving is fun, but I love cooking and seeing people enjoying my cooking.”</w:t>
-      </w:r>
-    </w:p>
-    <w:p>
-      <w:r>
-        <w:t>“What you call smoke is types of energy colored in different ways,” Annie said.</w:t>
-      </w:r>
-      <w:r>
-        <w:t xml:space="preserve"> “We call them elements. Yours is Shadow. It is associated with espionage, stealth, and subterfuge.</w:t>
-      </w:r>
-    </w:p>
-    <w:p>
-      <w:r>
-        <w:t>“Mine is Fire. I can control fire.”</w:t>
-      </w:r>
-    </w:p>
-    <w:p>
-      <w:r>
-        <w:t>Annie demonstrated with a tiny flame on her finger.</w:t>
-      </w:r>
-    </w:p>
-    <w:p>
-      <w:r>
-        <w:t>“Holy cow,” Ralph exclaimed.</w:t>
-      </w:r>
-    </w:p>
-    <w:p>
-      <w:r>
-        <w:t>“You can guess the others.</w:t>
-      </w:r>
-    </w:p>
-    <w:p>
-      <w:r>
-        <w:t>“Watch this,” Annie said</w:t>
-      </w:r>
-      <w:r>
-        <w:t xml:space="preserve"> and pointed at a salt shaker</w:t>
-      </w:r>
-      <w:r>
-        <w:t xml:space="preserve">. She enveloped it with her firey smoke. The </w:t>
+        <w:t xml:space="preserve">“We can do many things,” Annie said. The smoke condensed back into the </w:t>
       </w:r>
       <w:r>
         <w:t>shaker</w:t>
       </w:r>
       <w:r>
-        <w:t xml:space="preserve"> dispersed like smoke and entered Annie.</w:t>
-      </w:r>
-    </w:p>
-    <w:p>
-      <w:r>
-        <w:t xml:space="preserve">“Where did </w:t>
-      </w:r>
-      <w:r>
-        <w:t>it</w:t>
-      </w:r>
-      <w:r>
-        <w:t xml:space="preserve"> go?”</w:t>
-      </w:r>
-      <w:r>
-        <w:t xml:space="preserve"> Ralph asked.</w:t>
-      </w:r>
-    </w:p>
-    <w:p>
-      <w:r>
-        <w:t>“What else can you do?” Amy asked, fascinated.</w:t>
-      </w:r>
-    </w:p>
-    <w:p>
-      <w:r>
-        <w:t xml:space="preserve">“We can do many things,” Annie said. The smoke condensed back into the </w:t>
-      </w:r>
-      <w:r>
-        <w:t>shaker</w:t>
-      </w:r>
-      <w:r>
         <w:t>. “However, that would be inappropriate in a crowded restaurant.”</w:t>
       </w:r>
     </w:p>
@@ -2574,39 +2840,145 @@
     </w:p>
     <w:p>
       <w:r>
-        <w:t>“Yes, but that is a high-level ability currently beyond my skill level. I was only initiated barely a year ago,” Annie said.</w:t>
-      </w:r>
-    </w:p>
-    <w:p>
-      <w:r>
-        <w:t xml:space="preserve">“Think of it like a vapor that condenses. It is best done in open space. In lower levels of reality, </w:t>
-      </w:r>
-      <w:r>
-        <w:t xml:space="preserve">or what some call the abyss, </w:t>
-      </w:r>
-      <w:r>
-        <w:t>the rules get more flexible and the world becomes more dream-like.</w:t>
-      </w:r>
-    </w:p>
-    <w:p>
+        <w:t>“Yes, but that is a high-level ability currently beyond my skill level</w:t>
+      </w:r>
+      <w:r>
+        <w:t xml:space="preserve"> and has very little practical value</w:t>
+      </w:r>
+      <w:r>
+        <w:t>. I was only initiated barely a</w:t>
+      </w:r>
+      <w:r>
+        <w:t>…</w:t>
+      </w:r>
+      <w:r>
+        <w:t xml:space="preserve">,” Annie </w:t>
+      </w:r>
+      <w:r>
+        <w:t xml:space="preserve">began but </w:t>
+      </w:r>
+      <w:proofErr w:type="spellStart"/>
+      <w:r>
+        <w:t>Vanima</w:t>
+      </w:r>
+      <w:proofErr w:type="spellEnd"/>
+      <w:r>
+        <w:t xml:space="preserve"> elbowed her.</w:t>
+      </w:r>
+    </w:p>
+    <w:p>
+      <w:r>
+        <w:t xml:space="preserve">Luke looked at Annie suspiciously. Why </w:t>
+      </w:r>
+      <w:proofErr w:type="gramStart"/>
+      <w:r>
+        <w:t>was she</w:t>
+      </w:r>
+      <w:proofErr w:type="gramEnd"/>
+      <w:r>
+        <w:t xml:space="preserve"> barely initiated? Wasn’t she his mother’s age?</w:t>
+      </w:r>
+    </w:p>
+    <w:p>
+      <w:r>
+        <w:t>“Think of it like a vapor that condenses. It is best done in open space. In lower levels of reality, or what some call the abyss, the rules get more flexible and the world becomes more dream-like.</w:t>
+      </w:r>
+      <w:r>
+        <w:t>”</w:t>
+      </w:r>
+    </w:p>
+    <w:p>
+      <w:r>
+        <w:t>“Normally we wouldn’t have revealed any of this to you, however, the princess has insisted,” Avery said, frowning.</w:t>
+      </w:r>
+    </w:p>
+    <w:p>
+      <w:r>
+        <w:t xml:space="preserve">“My father </w:t>
+      </w:r>
+      <w:r>
+        <w:t xml:space="preserve">the king </w:t>
+      </w:r>
+      <w:r>
+        <w:t>sent me here as an ambassador to deal with the situation. I have been in secret meetings with world leaders here in Vancouver. However, wide-spread corruption is making it impossible to make any headway.”</w:t>
+      </w:r>
+    </w:p>
+    <w:p>
+      <w:r>
+        <w:t xml:space="preserve">Annie sighed and said, “I don’t think we can stop it. If nothing is done, </w:t>
+      </w:r>
+      <w:r>
+        <w:t>the veil will</w:t>
+      </w:r>
+      <w:r>
+        <w:t xml:space="preserve"> break within the year and </w:t>
+      </w:r>
+      <w:r>
+        <w:t>the world will plunge into a chaos no one is prepared for</w:t>
+      </w:r>
+      <w:r>
+        <w:t>.”</w:t>
+      </w:r>
+    </w:p>
+    <w:p>
+      <w:r>
+        <w:t>“But why,” Ralph asked, shaken.</w:t>
+      </w:r>
+    </w:p>
+    <w:p>
+      <w:r>
+        <w:t>“It’s because the people in charge only care for profit,” Avery said. “To them people are just cattle to be used. Their philosophy is, ‘Take what you can and to hell with everyone else.’”</w:t>
+      </w:r>
+    </w:p>
+    <w:p>
+      <w:r>
+        <w:t xml:space="preserve">“That’s not why,” Luke said. “It’s because people are stupid. Take how Trump bamboozled people off all their rights, and they still clung to </w:t>
+      </w:r>
       <w:r>
         <w:lastRenderedPageBreak/>
-        <w:t>“In ancient times, this world was colonised and your race was created. Later, as a result of treaties, this world was isolated and a barrier was placed, isolating this place from interference.</w:t>
-      </w:r>
-    </w:p>
-    <w:p>
-      <w:r>
-        <w:t>“Unfortunately, our enemies infiltrated this world for the purpose of conquering it.</w:t>
-      </w:r>
-    </w:p>
-    <w:p>
-      <w:r>
-        <w:t>“They are using religion as a tool of conquest. Already, almost 40% of your countries have been conquered by that religion.</w:t>
-      </w:r>
-    </w:p>
-    <w:p>
-      <w:r>
-        <w:t>“We couldn’t object since they weren’t technically breaking the law. People were doing it to themselves – although behind the scenes, they were whispering into receptive ears.</w:t>
+        <w:t>him. Only when the pain became extreme did they admit their fault. Even</w:t>
+      </w:r>
+      <w:r>
+        <w:t xml:space="preserve"> now, people think he is Jesus.”</w:t>
+      </w:r>
+    </w:p>
+    <w:p>
+      <w:r>
+        <w:t>“Have you considered running for office?” Annie asked.</w:t>
+      </w:r>
+    </w:p>
+    <w:p>
+      <w:r>
+        <w:t>“I’m only 16,” Luke said. “I can’t run for office. Thankfully I think Canada is well managed.”</w:t>
+      </w:r>
+    </w:p>
+    <w:p>
+      <w:r>
+        <w:t xml:space="preserve">“Everything is mediated by consciousness,” </w:t>
+      </w:r>
+      <w:proofErr w:type="spellStart"/>
+      <w:r>
+        <w:t>Elensar</w:t>
+      </w:r>
+      <w:proofErr w:type="spellEnd"/>
+      <w:r>
+        <w:t>, the one with airy smoke said. “Think of the unknowable reality as a bottomless ocean. This world floats at the top, where consciousness is asleep and where the W-dimension is fully rolled up.</w:t>
+      </w:r>
+    </w:p>
+    <w:p>
+      <w:r>
+        <w:t>“Occasionally the world dips below</w:t>
+      </w:r>
+      <w:r>
+        <w:t>, either through natural causes or through intentional interference</w:t>
+      </w:r>
+      <w:r>
+        <w:t>. When this happens, strange creatures appear in the world. This is the source of all your fairytales.”</w:t>
+      </w:r>
+    </w:p>
+    <w:p>
+      <w:r>
+        <w:t>“Do elves exist?” Ralph asked.</w:t>
       </w:r>
     </w:p>
     <w:p>
@@ -2614,586 +2986,285 @@
         <w:t>“</w:t>
       </w:r>
       <w:r>
-        <w:t>Now this world has access to quantum technologies. This is deforming the rigid reality you have known since ancient times.</w:t>
-      </w:r>
-    </w:p>
-    <w:p>
-      <w:r>
-        <w:t>“Luke has first-hand experience of that.</w:t>
-      </w:r>
-    </w:p>
-    <w:p>
-      <w:r>
-        <w:t>“Yes, we should have been paying attention. Unfortunately, we were too busy with our own wars to pay attention – and politics is a nightmare.</w:t>
-      </w:r>
-    </w:p>
-    <w:p>
-      <w:r>
-        <w:t>The waiter came and handed drinks to everyone. He also brought several bottles of wine.</w:t>
-      </w:r>
-    </w:p>
-    <w:p>
-      <w:r>
-        <w:t>The group placed their orders.</w:t>
-      </w:r>
-    </w:p>
-    <w:p>
-      <w:r>
-        <w:t>Annie sighed and said, “Normally I wouldn’t tell this to you, but your son is in the middle of this crap.</w:t>
-      </w:r>
-    </w:p>
-    <w:p>
-      <w:r>
-        <w:t>“My father sent me here as an ambassador to deal with the situation. I have been in secret meetings with world leaders here in Vancouver. However, wide-spread corruption is making it impossible to make any headway.”</w:t>
+        <w:t>Humanity consists of multiple species, humies being one of many</w:t>
+      </w:r>
+      <w:r>
+        <w:t xml:space="preserve">,” </w:t>
+      </w:r>
+      <w:proofErr w:type="spellStart"/>
+      <w:r>
+        <w:t>Taedhor</w:t>
+      </w:r>
+      <w:proofErr w:type="spellEnd"/>
+      <w:r>
+        <w:t xml:space="preserve"> said. “Elves, dwarves, Neanderthals</w:t>
+      </w:r>
+      <w:r>
+        <w:t>, Nordics</w:t>
+      </w:r>
+      <w:r>
+        <w:t xml:space="preserve"> and </w:t>
+      </w:r>
+      <w:proofErr w:type="spellStart"/>
+      <w:r>
+        <w:t>Grekins</w:t>
+      </w:r>
+      <w:proofErr w:type="spellEnd"/>
+      <w:r>
+        <w:t xml:space="preserve"> are just a few that were part of the great Mu empire. Now each has their own worlds they live on, with very little mixing.</w:t>
+      </w:r>
+    </w:p>
+    <w:p>
+      <w:r>
+        <w:t>“For various reasons, humies got the earth.”</w:t>
+      </w:r>
+    </w:p>
+    <w:p>
+      <w:r>
+        <w:t xml:space="preserve">“What kind of creatures exist below?” </w:t>
+      </w:r>
+      <w:proofErr w:type="spellStart"/>
+      <w:r>
+        <w:t>Elensar</w:t>
+      </w:r>
+      <w:proofErr w:type="spellEnd"/>
+      <w:r>
+        <w:t xml:space="preserve"> asked. “Think of your own jungles, filled with all sorts of plants and animals, each with their own agendas.</w:t>
+      </w:r>
+    </w:p>
+    <w:p>
+      <w:r>
+        <w:t xml:space="preserve">“While it is above the surface, it’s hard to pull down. However, should it be pulled down, resurfacing </w:t>
+      </w:r>
+      <w:r>
+        <w:t>would</w:t>
+      </w:r>
+      <w:r>
+        <w:t xml:space="preserve"> take great effort.</w:t>
+      </w:r>
+    </w:p>
+    <w:p>
+      <w:r>
+        <w:t>“Above all, the depths contain immense wealth, as well as the secret to immortality.”</w:t>
+      </w:r>
+    </w:p>
+    <w:p>
+      <w:r>
+        <w:t>“No way,” Ralph said, amazed.</w:t>
       </w:r>
     </w:p>
     <w:p>
       <w:r>
         <w:lastRenderedPageBreak/>
-        <w:t xml:space="preserve">Annie sighed and said, “I don’t think we can stop it. If nothing is done, </w:t>
-      </w:r>
-      <w:r>
-        <w:t>the veil will</w:t>
-      </w:r>
-      <w:r>
-        <w:t xml:space="preserve"> break within the year and </w:t>
-      </w:r>
-      <w:r>
-        <w:t>the world will plunge into a chaos no one is prepared for</w:t>
-      </w:r>
-      <w:r>
-        <w:t>.”</w:t>
-      </w:r>
-    </w:p>
-    <w:p>
-      <w:r>
-        <w:t>“But why,” Ralph asked, shaken.</w:t>
-      </w:r>
-    </w:p>
-    <w:p>
-      <w:r>
-        <w:t>“Because our enemies don’t care for people,” Vanima, the one with pink healing smoke said. “To them peo</w:t>
-      </w:r>
-      <w:r>
-        <w:t>ple are just cattle to be used. Their philosophy is, “Take what you can and to hell with everyone else.</w:t>
-      </w:r>
-    </w:p>
-    <w:p>
-      <w:r>
-        <w:t>“Everything is mediated by consciousness,</w:t>
-      </w:r>
-      <w:r>
-        <w:t xml:space="preserve">” Elensar, the one with airy smoke </w:t>
-      </w:r>
-      <w:r>
-        <w:t>said</w:t>
-      </w:r>
-      <w:r>
-        <w:t>.</w:t>
-      </w:r>
-      <w:r>
-        <w:t xml:space="preserve"> “Think of the unknowable reality as a bottomless ocean. This world floats at the top, where consciousness is asleep.</w:t>
-      </w:r>
-    </w:p>
-    <w:p>
-      <w:r>
-        <w:t xml:space="preserve">“Occasionally the world dips below. When this happens, strange creatures </w:t>
-      </w:r>
-      <w:r>
-        <w:t>appear in the world. This is the source of all your fairytales.</w:t>
-      </w:r>
-      <w:r>
-        <w:t>”</w:t>
-      </w:r>
-    </w:p>
-    <w:p>
-      <w:r>
-        <w:t>“Do elves exist?” Ralph asked.</w:t>
-      </w:r>
-    </w:p>
-    <w:p>
-      <w:r>
-        <w:t xml:space="preserve">“What you call humanity is just one </w:t>
-      </w:r>
-      <w:r>
-        <w:t xml:space="preserve">of </w:t>
-      </w:r>
-      <w:r>
-        <w:t xml:space="preserve">a number of sub-races,” </w:t>
+        <w:t>“When you say, strange creatures appearing, do you mean a few, or are you talking about monster surges that can destroy countries?” Luke asked.</w:t>
+      </w:r>
+    </w:p>
+    <w:p>
+      <w:r>
+        <w:t xml:space="preserve">“The initial drop will cause quite a splash,” </w:t>
       </w:r>
       <w:proofErr w:type="spellStart"/>
       <w:r>
+        <w:t>Elensar</w:t>
+      </w:r>
+      <w:proofErr w:type="spellEnd"/>
+      <w:r>
+        <w:t xml:space="preserve"> said. “This will indeed put millions or billions of lives at risk.”</w:t>
+      </w:r>
+    </w:p>
+    <w:p>
+      <w:r>
+        <w:t>“And do those idiots care?” Annie asked, angrily. “No. Instead they are trying to extract the maximum wealth before it’s too late. And yes, they all have fallout bunkers prepared.”</w:t>
+      </w:r>
+    </w:p>
+    <w:p>
+      <w:r>
+        <w:t>“How much time do we have?” Henry asked.</w:t>
+      </w:r>
+    </w:p>
+    <w:p>
+      <w:r>
+        <w:t>“Perhaps 1 year at most,</w:t>
+      </w:r>
+      <w:r>
+        <w:t xml:space="preserve"> but no less than 6 months,</w:t>
+      </w:r>
+      <w:r>
+        <w:t xml:space="preserve">” </w:t>
+      </w:r>
+      <w:proofErr w:type="spellStart"/>
+      <w:r>
         <w:t>Taedhor</w:t>
       </w:r>
       <w:proofErr w:type="spellEnd"/>
       <w:r>
-        <w:t xml:space="preserve">, the one with the feel of nature said. “Elves, dwarves, Neanderthals and </w:t>
-      </w:r>
-      <w:proofErr w:type="spellStart"/>
-      <w:r>
-        <w:t>Grekins</w:t>
-      </w:r>
-      <w:proofErr w:type="spellEnd"/>
-      <w:r>
-        <w:t xml:space="preserve"> are just a few. For various reasons, it was decided that only humans should remain.</w:t>
-      </w:r>
-      <w:r>
-        <w:t>”</w:t>
-      </w:r>
-    </w:p>
-    <w:p>
-      <w:r>
-        <w:t>“What kind of creatures exist below?</w:t>
-      </w:r>
-      <w:r>
-        <w:t>” Elensar asked.</w:t>
+        <w:t xml:space="preserve"> said. “</w:t>
+      </w:r>
+      <w:r>
+        <w:t>Since negations are futile, suggest you make your own preparations for the time all hell breaks loose.”</w:t>
+      </w:r>
+    </w:p>
+    <w:p>
+      <w:r>
+        <w:t>“It’s time for us to leave,” Annie said. “I hope you well in these turbulent times.”</w:t>
+      </w:r>
+    </w:p>
+    <w:p>
+      <w:r>
+        <w:t>The princess and her entourage left.</w:t>
+      </w:r>
+    </w:p>
+    <w:p>
+      <w:r>
+        <w:t>“What should we do?” Molly asked worriedly.</w:t>
+      </w:r>
+    </w:p>
+    <w:p>
+      <w:r>
+        <w:t>“We can sell our home and buy land in the mountains,” Henry said.</w:t>
+      </w:r>
+    </w:p>
+    <w:p>
+      <w:r>
+        <w:t>“Doomsday Robotics uses robots to build custom homes for preppers,” Ralph said. “They can build a home from scratch in less than a week.”</w:t>
+      </w:r>
+    </w:p>
+    <w:p>
+      <w:r>
+        <w:t>“Okay,” Henry said. “We buy the land, move our stuff there, sell the house, and live a KOA while the house is being built.”</w:t>
+      </w:r>
+    </w:p>
+    <w:p>
+      <w:pPr>
+        <w:pStyle w:val="H2"/>
+      </w:pPr>
+      <w:r>
+        <w:lastRenderedPageBreak/>
+        <w:t>Preparing for Armageddon</w:t>
+      </w:r>
+    </w:p>
+    <w:p>
+      <w:pPr>
+        <w:pStyle w:val="Quote1"/>
+      </w:pPr>
+    </w:p>
+    <w:p>
+      <w:r>
+        <w:t>The family arrived at home and Luke said, “Let’s unpack and then I have stuff to share with you.”</w:t>
+      </w:r>
+    </w:p>
+    <w:p>
+      <w:r>
+        <w:t>After unpacking, they went to the living room. There Luke shared his experiences. Needless to say Molly freaked out when she discovered how dangerous the fight was.</w:t>
+      </w:r>
+    </w:p>
+    <w:p>
+      <w:r>
+        <w:t>“Luke, they said your energy was undisciplined and chaotic,” Henry said. “Try meditating and see if that helps.”</w:t>
+      </w:r>
+    </w:p>
+    <w:p>
+      <w:r>
+        <w:t>“Okay dad,” Luke said.</w:t>
+      </w:r>
+    </w:p>
+    <w:p>
+      <w:r>
+        <w:t xml:space="preserve">“Can we gain those powers?” Ralph </w:t>
+      </w:r>
+      <w:r>
+        <w:t xml:space="preserve">eagerly </w:t>
+      </w:r>
+      <w:r>
+        <w:t>asked.</w:t>
+      </w:r>
+    </w:p>
+    <w:p>
+      <w:r>
+        <w:t>“It’s too dangerous,” Molly said.</w:t>
+      </w:r>
+    </w:p>
+    <w:p>
+      <w:r>
+        <w:t>“But if monster surges come, what will we do?” Luke asked. “We can’t just hole out.”</w:t>
+      </w:r>
+    </w:p>
+    <w:p>
+      <w:r>
+        <w:t>“In emergency preparedness, they say you need to last at least 3 days,” Henry said. “Being prepared is prudent.”</w:t>
+      </w:r>
+    </w:p>
+    <w:p>
+      <w:r>
+        <w:t>“But how do we gain those powers?” Brenda asked. “Do we have to go that Google place again?”</w:t>
+      </w:r>
+    </w:p>
+    <w:p>
+      <w:r>
+        <w:t xml:space="preserve">“Let’s start by researching prepper communities,” Henry said. </w:t>
+      </w:r>
+      <w:r>
+        <w:t>“Then we will look for a real estate agent to sell the house.”</w:t>
+      </w:r>
+    </w:p>
+    <w:p>
+      <w:r>
+        <w:t>“By the way, should I go to college if the world is going to hell?” Luke asked. He made a Shadow knife appear.</w:t>
+      </w:r>
+    </w:p>
+    <w:p>
+      <w:r>
+        <w:t>Of course Ralph wanted to play with it. He was able to hold the knives, but he thought the knives were creepy.</w:t>
+      </w:r>
+    </w:p>
+    <w:p>
+      <w:r>
+        <w:lastRenderedPageBreak/>
+        <w:t>“If I didn’t believe before, I do believe now,” Henry said as he held the daggers. “You don’t need a degree to work at our restaurant. As for business management, we have done well enough.”</w:t>
+      </w:r>
+    </w:p>
+    <w:p>
+      <w:r>
+        <w:t>“I suppose it’s not needed,” Molly said, not happy at the prospect of Luke dropping out of college. “Fine, I’ll call the college and tell them that Luke will no longer be studying there.”</w:t>
+      </w:r>
+    </w:p>
+    <w:p>
+      <w:r>
+        <w:t>Brenda was already working at the restaurant.</w:t>
+      </w:r>
+    </w:p>
+    <w:p>
+      <w:r>
+        <w:t>“How about us,” Ralph asked.</w:t>
+      </w:r>
+    </w:p>
+    <w:p>
+      <w:r>
+        <w:t xml:space="preserve">“We’ll worry about that later,” Henry said. “For now, let’s sign up for martial arts courses and </w:t>
+      </w:r>
+      <w:r>
+        <w:t>survival training.”</w:t>
+      </w:r>
+    </w:p>
+    <w:p>
+      <w:r>
+        <w:t>The next month was hectic as free time was spent with martial arts training, weapons training, and survival courses. Unfortunately guns were not available, since this was Canada.</w:t>
+      </w:r>
+    </w:p>
+    <w:p>
+      <w:r>
+        <w:t>Finally, they found a prepper community just north of Vancouver</w:t>
+      </w:r>
+      <w:r>
+        <w:t>. It was newly established and had plenty of properties for sale.</w:t>
       </w:r>
       <w:r>
         <w:t xml:space="preserve"> </w:t>
       </w:r>
-      <w:r>
-        <w:t>“</w:t>
-      </w:r>
-      <w:r>
-        <w:t>Think of your own jungles, filled with all sorts of plants and animals, each with their own agendas.</w:t>
-      </w:r>
-    </w:p>
-    <w:p>
-      <w:r>
-        <w:t>“While it is above the surface, it’s hard to pull down. However, should it be pulled down, resurfacing could take great effort.</w:t>
-      </w:r>
-    </w:p>
-    <w:p>
-      <w:r>
-        <w:t xml:space="preserve">“Also, despite the dangers, </w:t>
-      </w:r>
-      <w:r>
-        <w:t>the depths are the source of all wealth.</w:t>
-      </w:r>
-    </w:p>
-    <w:p>
-      <w:r>
-        <w:t>“Now then young man, can you please tell me how you contacted the denizens of the deep?”</w:t>
-      </w:r>
-    </w:p>
-    <w:p>
-      <w:r>
-        <w:lastRenderedPageBreak/>
-        <w:t>“A few days ago I was swimming on private property when gremlins appeared in the woods. Overhead, I saw copse ravens,” Luke said.</w:t>
-      </w:r>
-    </w:p>
-    <w:p>
-      <w:r>
-        <w:t>“That shouldn’t be possible,” Elensar said. “You must have done something to align with the creatures.”</w:t>
-      </w:r>
-    </w:p>
-    <w:p>
-      <w:r>
-        <w:t>“I have been playing some VR games,” Luke confessed. “One is called the Abyssal planes. It is similar to Valheim and is absolutely terrifying. The premise is that you committed an unforgiveable crime and sent there as punishment for all eternity.</w:t>
-      </w:r>
-    </w:p>
-    <w:p>
-      <w:r>
-        <w:t>“You lose all your equipment and 5% of your skills when you are killed. Then you must start over</w:t>
-      </w:r>
-      <w:r>
-        <w:t>. To progress you must fight ever greater monsters and bosses.”</w:t>
-      </w:r>
-    </w:p>
-    <w:p>
-      <w:r>
-        <w:t>“I see,” Elensar said. “Your consciousness was primed. Also, that game is a little too accurate to be coincidence. Someone must have leaked that game.”</w:t>
-      </w:r>
-    </w:p>
-    <w:p>
-      <w:r>
-        <w:t xml:space="preserve">“You fought them, didn’t you?” </w:t>
-      </w:r>
-      <w:proofErr w:type="spellStart"/>
-      <w:r>
-        <w:t>Naerion</w:t>
-      </w:r>
-      <w:proofErr w:type="spellEnd"/>
-      <w:r>
-        <w:t>, who had the feel of water asked.</w:t>
-      </w:r>
-    </w:p>
-    <w:p>
-      <w:r>
-        <w:t>Luke nodded.</w:t>
-      </w:r>
-    </w:p>
-    <w:p>
-      <w:r>
-        <w:t>“I was able to out-run them and arrived back at the camp. Unfortunately, they followed. Since it was my fault, I decided to fight them with a pair of kitchen knives,” Luke said.</w:t>
-      </w:r>
-    </w:p>
-    <w:p>
-      <w:r>
-        <w:t>Luke paused and then said, “People thought I was fighting racoons. When I killed them, they turned to shadowy smoke and some of it entered me.”</w:t>
-      </w:r>
-    </w:p>
-    <w:p>
-      <w:r>
-        <w:t xml:space="preserve">“I’m impressed,” </w:t>
-      </w:r>
-      <w:proofErr w:type="spellStart"/>
-      <w:r>
-        <w:t>Taedhor</w:t>
-      </w:r>
-      <w:proofErr w:type="spellEnd"/>
-      <w:r>
-        <w:t xml:space="preserve">, a man with nature energy said. “You defeated them without proper training. </w:t>
-      </w:r>
-      <w:r>
-        <w:t>Although I suppose your modern VR is great training</w:t>
-      </w:r>
-      <w:r>
-        <w:t>, especially with a full setup</w:t>
-      </w:r>
-      <w:r>
-        <w:t xml:space="preserve">. </w:t>
-      </w:r>
-      <w:r>
-        <w:t>Weren’t you hurt?”</w:t>
-      </w:r>
-    </w:p>
-    <w:p>
-      <w:r>
-        <w:lastRenderedPageBreak/>
-        <w:t>“Oh my God, that wasn’t ketchup,” Molly said, frightened.</w:t>
-      </w:r>
-    </w:p>
-    <w:p>
-      <w:r>
-        <w:t>“Why didn’t you say anything?” Henry asked</w:t>
-      </w:r>
-      <w:r>
-        <w:t>, frowning</w:t>
-      </w:r>
-      <w:r>
-        <w:t>.</w:t>
-      </w:r>
-    </w:p>
-    <w:p>
-      <w:r>
-        <w:t>“Would you have believed?” Luke asked. “Even I don’t believe it, especially since all my injuries healed within seconds.”</w:t>
-      </w:r>
-    </w:p>
-    <w:p>
-      <w:r>
-        <w:t>The food arrived and several waiters served.</w:t>
-      </w:r>
-    </w:p>
-    <w:p>
-      <w:r>
-        <w:t>“Eat up,” Annie said. “I ordered extra food.”</w:t>
-      </w:r>
-    </w:p>
-    <w:p/>
-    <w:p/>
-    <w:p/>
-    <w:p/>
-    <w:p>
-      <w:r>
-        <w:t xml:space="preserve">“I don’t get how you healed,” </w:t>
-      </w:r>
-      <w:r>
-        <w:t xml:space="preserve">Vanima </w:t>
-      </w:r>
-      <w:r>
-        <w:t>said.</w:t>
-      </w:r>
-      <w:r>
-        <w:t xml:space="preserve"> “Normally that’s impossible. That’s why teams always have dedicated healers such as me.</w:t>
-      </w:r>
-      <w:r>
-        <w:t>”</w:t>
-      </w:r>
-    </w:p>
-    <w:p>
-      <w:r>
-        <w:t xml:space="preserve">Vanima </w:t>
-      </w:r>
-      <w:r>
-        <w:t xml:space="preserve">hated lying to her companions. However, her vows demanded it. </w:t>
-      </w:r>
-      <w:r>
-        <w:t>If people knew the secret, healers wouldn’t be needed and their political power would be lost.</w:t>
-      </w:r>
-    </w:p>
-    <w:p>
-      <w:r>
-        <w:t>“</w:t>
-      </w:r>
-      <w:r>
-        <w:t>Keep your healing abilities secret.</w:t>
-      </w:r>
-      <w:r>
-        <w:t>”</w:t>
-      </w:r>
-    </w:p>
-    <w:p>
-      <w:r>
-        <w:t>“It could be his genetics</w:t>
-      </w:r>
-      <w:r>
-        <w:t xml:space="preserve">. Then again, our knowledge of </w:t>
-      </w:r>
-      <w:r>
-        <w:t>Shadow</w:t>
-      </w:r>
-      <w:r>
-        <w:t xml:space="preserve"> is limited</w:t>
-      </w:r>
-      <w:r>
-        <w:t>. I agree. Keep your healing ability secret</w:t>
-      </w:r>
-      <w:r>
-        <w:t xml:space="preserve">,” </w:t>
-      </w:r>
-      <w:r>
-        <w:t>Naerion</w:t>
-      </w:r>
-      <w:r>
-        <w:t xml:space="preserve">, the one with water smoke said. </w:t>
-      </w:r>
-      <w:r>
-        <w:t>“</w:t>
-      </w:r>
-      <w:r>
-        <w:t>By the way, that’s called Essence, not smoke. Can you see what’s surround me?”</w:t>
-      </w:r>
-    </w:p>
-    <w:p>
-      <w:r>
-        <w:t xml:space="preserve">“It looks like a </w:t>
-      </w:r>
-      <w:r>
-        <w:t xml:space="preserve">cocoon of shadow surrounded by a </w:t>
-      </w:r>
-      <w:r>
-        <w:t>bubble of watery smoke - Essence,” Luke said.</w:t>
-      </w:r>
-    </w:p>
-    <w:p>
-      <w:r>
-        <w:lastRenderedPageBreak/>
-        <w:t>“</w:t>
-      </w:r>
-      <w:r>
-        <w:t>The cocoon as you call it is our disguises</w:t>
-      </w:r>
-      <w:r>
-        <w:t xml:space="preserve"> produced by these rings,” </w:t>
-      </w:r>
-      <w:proofErr w:type="spellStart"/>
-      <w:r>
-        <w:t>Naerion</w:t>
-      </w:r>
-      <w:proofErr w:type="spellEnd"/>
-      <w:r>
-        <w:t xml:space="preserve"> said and touched his ring. The disguise disappeared, showing his elvish form. A moment later the disguise returned.”</w:t>
-      </w:r>
-    </w:p>
-    <w:p>
-      <w:r>
-        <w:t>“Amazing,” Amy said.</w:t>
-      </w:r>
-    </w:p>
-    <w:p>
-      <w:r>
-        <w:t>“The bubble is just my aura reflecting my Water element</w:t>
-      </w:r>
-      <w:r>
-        <w:t xml:space="preserve">,” </w:t>
-      </w:r>
-      <w:proofErr w:type="spellStart"/>
-      <w:r>
-        <w:t>Naerion</w:t>
-      </w:r>
-      <w:proofErr w:type="spellEnd"/>
-      <w:r>
-        <w:t xml:space="preserve"> said and produced a ball of water above her hand. </w:t>
-      </w:r>
-      <w:r>
-        <w:t xml:space="preserve">“After years of training, a disciple fights a monster of a specific element and gets initiated into that element,” </w:t>
-      </w:r>
-      <w:r>
-        <w:t>Naerion</w:t>
-      </w:r>
-      <w:r>
-        <w:t xml:space="preserve"> said. “They then get access to the properties of that element.</w:t>
-      </w:r>
-    </w:p>
-    <w:p>
-      <w:r>
-        <w:t xml:space="preserve">“The training is highly regulated by various schools. The darkness element is the most regulated, since </w:t>
-      </w:r>
-      <w:r>
-        <w:t>it is considered a rogue element. A properly trained rogue can infiltrate any organization</w:t>
-      </w:r>
-      <w:r>
-        <w:t xml:space="preserve"> and see through any disguise</w:t>
-      </w:r>
-      <w:r>
-        <w:t>.</w:t>
-      </w:r>
-    </w:p>
-    <w:p>
-      <w:r>
-        <w:t>“That was why the princess got upset.”</w:t>
-      </w:r>
-    </w:p>
-    <w:p>
-      <w:r>
-        <w:t>“Is Darkness evil?” Ralph asked.</w:t>
-      </w:r>
-    </w:p>
-    <w:p>
-      <w:r>
-        <w:t>“Can I change my element?” Luke asked, frightened. He didn’t want to be labeled a criminal.</w:t>
-      </w:r>
-    </w:p>
-    <w:p>
-      <w:r>
-        <w:t xml:space="preserve">“No,” </w:t>
-      </w:r>
-      <w:r>
-        <w:t>Elensar</w:t>
-      </w:r>
-      <w:r>
-        <w:t xml:space="preserve"> said. “You’re already affiliated with Shadow. Your aura will convert any element into shadow from now on.</w:t>
-      </w:r>
-      <w:r>
-        <w:t xml:space="preserve"> My element is air.</w:t>
-      </w:r>
-      <w:r>
-        <w:t>”</w:t>
-      </w:r>
-    </w:p>
-    <w:p>
-      <w:r>
-        <w:t>“</w:t>
-      </w:r>
-      <w:r>
-        <w:t>No,</w:t>
-      </w:r>
-      <w:r>
-        <w:t xml:space="preserve">” </w:t>
-      </w:r>
-      <w:proofErr w:type="spellStart"/>
-      <w:r>
-        <w:t>Taedhor</w:t>
-      </w:r>
-      <w:proofErr w:type="spellEnd"/>
-      <w:r>
-        <w:t xml:space="preserve"> </w:t>
-      </w:r>
-      <w:r>
-        <w:t>said. “</w:t>
-      </w:r>
-      <w:r>
-        <w:t xml:space="preserve">No element is good or evil. Even healing can be used to kill. It’s all about how it’s used. </w:t>
-      </w:r>
-      <w:r>
-        <w:t>My element is Nature.”</w:t>
-      </w:r>
-    </w:p>
-    <w:p>
-      <w:r>
-        <w:t xml:space="preserve">“My element is Life,” </w:t>
-      </w:r>
-      <w:r>
-        <w:t xml:space="preserve">Vanima </w:t>
-      </w:r>
-      <w:r>
-        <w:t>said.</w:t>
-      </w:r>
-    </w:p>
-    <w:p>
-      <w:r>
-        <w:t>“My element is Fire,” Annie said.</w:t>
-      </w:r>
-    </w:p>
-    <w:p>
-      <w:r>
-        <w:t>The food arrived and they enjoyed some casual conversation.</w:t>
-      </w:r>
-    </w:p>
-    <w:p>
-      <w:r>
-        <w:lastRenderedPageBreak/>
-        <w:t>“Here are some books we are sharing with your government,” Annie said. “Unfortunately I can’t give you help mastering your element, since that information is regulated by the schools. However, this information is public knowledge.</w:t>
-      </w:r>
-    </w:p>
-    <w:p>
-      <w:r>
-        <w:t>“</w:t>
-      </w:r>
-      <w:r>
-        <w:t>I suggest you all prepare. The barrier is on the verge of collapse.”</w:t>
-      </w:r>
-    </w:p>
-    <w:p>
-      <w:r>
-        <w:t>“How can we prepare?” Henry asked, frightened.</w:t>
-      </w:r>
-    </w:p>
-    <w:p>
-      <w:r>
-        <w:t xml:space="preserve">“Become fit and train in the martial arts,” </w:t>
-      </w:r>
-      <w:r>
-        <w:t xml:space="preserve">Elensar </w:t>
-      </w:r>
-      <w:r>
-        <w:t>said. “Also, if you can create a safe house, that would be great. Supply chains will get disrupted.”</w:t>
-      </w:r>
-    </w:p>
-    <w:p>
-      <w:r>
-        <w:t>“It’s time for us to leave,” Annie said. “I hope you well in these turbulent times.”</w:t>
-      </w:r>
-    </w:p>
-    <w:p>
-      <w:r>
-        <w:t>The princess and her entourage left.</w:t>
-      </w:r>
-    </w:p>
-    <w:p>
-      <w:r>
-        <w:t>“What should we do?” Molly asked worriedly.</w:t>
-      </w:r>
-    </w:p>
-    <w:p>
-      <w:r>
-        <w:t xml:space="preserve">“We can sell our home and buy </w:t>
-      </w:r>
-      <w:r>
-        <w:t>land</w:t>
-      </w:r>
-      <w:r>
-        <w:t xml:space="preserve"> in the mountains,” Henry said.</w:t>
-      </w:r>
-    </w:p>
-    <w:p>
-      <w:r>
-        <w:t>“Doomsday Robotics uses robots to build</w:t>
-      </w:r>
-      <w:r>
-        <w:t xml:space="preserve"> custom homes for preppers</w:t>
-      </w:r>
-      <w:r>
-        <w:t>,” Ralph said.</w:t>
-      </w:r>
-      <w:r>
-        <w:t xml:space="preserve"> “They can build a home from scratch in less than a week.”</w:t>
-      </w:r>
-    </w:p>
-    <w:p>
-      <w:r>
-        <w:t>“Okay,” Henry said. “We buy the land, move our stuff there, sell the house, and live a KOA while the house is being built.”</w:t>
+    </w:p>
+    <w:p>
+      <w:r>
+        <w:t>The best part was that it was less than 30 KM away from their home town of Surrey.</w:t>
       </w:r>
     </w:p>
     <w:p>
@@ -3204,6 +3275,928 @@
         <w:rPr>
           <w:noProof/>
           <w:lang w:val="en-US"/>
+        </w:rPr>
+        <w:drawing>
+          <wp:inline distT="0" distB="0" distL="0" distR="0">
+            <wp:extent cx="292972" cy="113169"/>
+            <wp:effectExtent l="19050" t="0" r="0" b="0"/>
+            <wp:docPr id="5" name="Picture 3" descr="C:\Users\Burgess\AppData\Local\Microsoft\Windows\Temporary Internet Files\Content.IE5\0LM9LILP\MC900065312[1].wmf"/>
+            <wp:cNvGraphicFramePr>
+              <a:graphicFrameLocks xmlns:a="http://schemas.openxmlformats.org/drawingml/2006/main" noChangeAspect="1"/>
+            </wp:cNvGraphicFramePr>
+            <a:graphic xmlns:a="http://schemas.openxmlformats.org/drawingml/2006/main">
+              <a:graphicData uri="http://schemas.openxmlformats.org/drawingml/2006/picture">
+                <pic:pic xmlns:pic="http://schemas.openxmlformats.org/drawingml/2006/picture">
+                  <pic:nvPicPr>
+                    <pic:cNvPr id="0" name="Picture 3" descr="C:\Users\Burgess\AppData\Local\Microsoft\Windows\Temporary Internet Files\Content.IE5\0LM9LILP\MC900065312[1].wmf"/>
+                    <pic:cNvPicPr>
+                      <a:picLocks noChangeAspect="1" noChangeArrowheads="1"/>
+                    </pic:cNvPicPr>
+                  </pic:nvPicPr>
+                  <pic:blipFill>
+                    <a:blip r:embed="rId12" cstate="print"/>
+                    <a:srcRect/>
+                    <a:stretch>
+                      <a:fillRect/>
+                    </a:stretch>
+                  </pic:blipFill>
+                  <pic:spPr bwMode="auto">
+                    <a:xfrm>
+                      <a:off x="0" y="0"/>
+                      <a:ext cx="294457" cy="113743"/>
+                    </a:xfrm>
+                    <a:prstGeom prst="rect">
+                      <a:avLst/>
+                    </a:prstGeom>
+                    <a:noFill/>
+                    <a:ln w="9525">
+                      <a:noFill/>
+                      <a:miter lim="800000"/>
+                      <a:headEnd/>
+                      <a:tailEnd/>
+                    </a:ln>
+                  </pic:spPr>
+                </pic:pic>
+              </a:graphicData>
+            </a:graphic>
+          </wp:inline>
+        </w:drawing>
+      </w:r>
+    </w:p>
+    <w:p>
+      <w:r>
+        <w:t>The family entered the m</w:t>
+      </w:r>
+      <w:r>
+        <w:t xml:space="preserve">ain office of Mountain Preppers, located </w:t>
+      </w:r>
+      <w:r>
+        <w:t>in Silver Valley</w:t>
+      </w:r>
+      <w:r>
+        <w:t>, BC</w:t>
+      </w:r>
+      <w:r>
+        <w:t>.</w:t>
+      </w:r>
+    </w:p>
+    <w:p>
+      <w:r>
+        <w:t>“Greetings, everyone, my name is Billy Mason,” Billy said</w:t>
+      </w:r>
+      <w:r>
+        <w:t>, greeting the family in a reception area filled with people coming and going.</w:t>
+      </w:r>
+    </w:p>
+    <w:p>
+      <w:r>
+        <w:t>“I’m Henry, this is my wife Molly, Brenda, Luke, Ralph and Amy,” Henry said.</w:t>
+      </w:r>
+    </w:p>
+    <w:p>
+      <w:r>
+        <w:lastRenderedPageBreak/>
+        <w:t>“Pleased to meet you,” Billy said. “You are just in time. Properties are going fast. Yes, I know that is a standard thing to say. However, in our case it is true.</w:t>
+      </w:r>
+    </w:p>
+    <w:p>
+      <w:r>
+        <w:t>“We barely opened this office 3 months ago and already 47% of the properties have been sold to preppers just like you.</w:t>
+      </w:r>
+    </w:p>
+    <w:p>
+      <w:r>
+        <w:t>“Even now millionaires are seeking to buy properties.”</w:t>
+      </w:r>
+    </w:p>
+    <w:p>
+      <w:r>
+        <w:t>“That’s disturbing,” Henry said. “Our house only costs 1.2 million and our business can’t be worth more than 2 million if we got a suitable buyer.”</w:t>
+      </w:r>
+    </w:p>
+    <w:p>
+      <w:r>
+        <w:t xml:space="preserve">“I assure you, that’s plenty,” Billy said happily. “The lots </w:t>
+      </w:r>
+      <w:r>
+        <w:t>start at</w:t>
+      </w:r>
+      <w:r>
+        <w:t xml:space="preserve"> </w:t>
+      </w:r>
+      <w:r>
+        <w:t>one</w:t>
+      </w:r>
+      <w:r>
+        <w:t xml:space="preserve"> hundred K, depending on </w:t>
+      </w:r>
+      <w:r>
+        <w:t>location</w:t>
+      </w:r>
+      <w:r>
+        <w:t>.</w:t>
+      </w:r>
+    </w:p>
+    <w:p>
+      <w:r>
+        <w:t>“</w:t>
+      </w:r>
+      <w:r>
+        <w:t>May I ask, w</w:t>
+      </w:r>
+      <w:r>
+        <w:t>hat prompted</w:t>
+      </w:r>
+      <w:r>
+        <w:t xml:space="preserve"> you to want to join our prepper community</w:t>
+      </w:r>
+      <w:r>
+        <w:t>?”</w:t>
+      </w:r>
+    </w:p>
+    <w:p>
+      <w:r>
+        <w:t>“Monsters,” Luke said, loud enough for everyone to hear. “In less than a year, the W-dimension will unravel and we will plunge into the abyss. We need to prepare.”</w:t>
+      </w:r>
+    </w:p>
+    <w:p>
+      <w:r>
+        <w:t>The lobby went quiet as everyone stared at Luke. Having gotten everyone’s attention, he began juggling his knives.</w:t>
+      </w:r>
+    </w:p>
+    <w:p>
+      <w:r>
+        <w:t>An older man in an expensive suit approached and asked, “</w:t>
+      </w:r>
+      <w:r>
+        <w:t>Young man, w</w:t>
+      </w:r>
+      <w:r>
+        <w:t>here did you get those daggers?”</w:t>
+      </w:r>
+    </w:p>
+    <w:p>
+      <w:r>
+        <w:t>“Would you believe by killing and looting Gremlins?” Luke asked. He disappeared and then reappeared behind the man.</w:t>
+      </w:r>
+    </w:p>
+    <w:p>
+      <w:r>
+        <w:t>“Also,” Luke began. He was interrupted when the man screamed in fright.</w:t>
+      </w:r>
+    </w:p>
+    <w:p>
+      <w:r>
+        <w:t>“Sorry for scaring you,” Luke said. “We met the delegation from Agatha, or should I say, they found me?</w:t>
+      </w:r>
+    </w:p>
+    <w:p>
+      <w:r>
+        <w:lastRenderedPageBreak/>
+        <w:t>“Either way, they explained about the W-dimension and how close we are to Armageddon.”</w:t>
+      </w:r>
+    </w:p>
+    <w:p>
+      <w:r>
+        <w:t>“You met the princess?</w:t>
+      </w:r>
+      <w:r>
+        <w:t>” the man said, shocked.</w:t>
+      </w:r>
+      <w:r>
+        <w:t xml:space="preserve"> </w:t>
+      </w:r>
+      <w:r>
+        <w:t>“</w:t>
+      </w:r>
+      <w:r>
+        <w:t xml:space="preserve">By the way, my name is </w:t>
+      </w:r>
+      <w:r>
+        <w:t>Graham Bell, the president of Mountain Preppers.”</w:t>
+      </w:r>
+    </w:p>
+    <w:p>
+      <w:r>
+        <w:t>“That’s right,” Luke said.</w:t>
+      </w:r>
+    </w:p>
+    <w:p>
+      <w:r>
+        <w:t>“She seemed rather impressed by my son,” Molly said, proudly.</w:t>
+      </w:r>
+    </w:p>
+    <w:p>
+      <w:r>
+        <w:t>Graham looked conflicted and then said, “I’m in some urgent meetings now, but can we have a talk later?”</w:t>
+      </w:r>
+    </w:p>
+    <w:p>
+      <w:r>
+        <w:t>“No problem,” Henry said.</w:t>
+      </w:r>
+    </w:p>
+    <w:p>
+      <w:r>
+        <w:t>“That’s great,” Graham said. “Samantha, when can you schedule time for me to meet these marvelous people?”</w:t>
+      </w:r>
+    </w:p>
+    <w:p>
+      <w:r>
+        <w:t>The woman took out a tablet and said, “For today, you are free after 5:30PM.”</w:t>
+      </w:r>
+    </w:p>
+    <w:p>
+      <w:r>
+        <w:t>“Would that be okay for you?” Graham asked. “You can enjoy the amenities here. Also, lunch is on the house. Billy, please take care of them.”</w:t>
+      </w:r>
+      <w:r>
+        <w:t xml:space="preserve"> </w:t>
+      </w:r>
+    </w:p>
+    <w:p>
+      <w:r>
+        <w:t>“Yes Graham,” Billy said and Graham walked away with his people.</w:t>
+      </w:r>
+    </w:p>
+    <w:p>
+      <w:r>
+        <w:t>“You made quite an impression, Luke,” Billy said. “Come, I’ll show you around.</w:t>
+      </w:r>
+    </w:p>
+    <w:p>
+      <w:r>
+        <w:t>“This is the main campus. Unfortunately, this area is almost completely sold out.</w:t>
+      </w:r>
+    </w:p>
+    <w:p>
+      <w:r>
+        <w:t>“However, there are plenty of lots in the surrounding mountains. Road constru</w:t>
+      </w:r>
+      <w:r>
+        <w:t>ction is currently taking place.</w:t>
+      </w:r>
+    </w:p>
+    <w:p>
+      <w:r>
+        <w:t>“Come, it’s almost lunch time.”</w:t>
+      </w:r>
+    </w:p>
+    <w:p>
+      <w:r>
+        <w:t>The restaurant was upscale, just like the rest of the campus.</w:t>
+      </w:r>
+    </w:p>
+    <w:p>
+      <w:r>
+        <w:lastRenderedPageBreak/>
+        <w:t>“I hadn’t realised this place was so fancy,” Henry said.</w:t>
+      </w:r>
+      <w:r>
+        <w:t xml:space="preserve"> “The web site said we could get a place for under one million.”</w:t>
+      </w:r>
+    </w:p>
+    <w:p>
+      <w:r>
+        <w:t>“</w:t>
+      </w:r>
+      <w:r>
+        <w:t>Indeed you can</w:t>
+      </w:r>
+      <w:r>
+        <w:t>,” Billy said. “What’s the name of your restaurant?”</w:t>
+      </w:r>
+    </w:p>
+    <w:p>
+      <w:r>
+        <w:t>“It’s the Goat House of India,” Henry said.</w:t>
+      </w:r>
+    </w:p>
+    <w:p>
+      <w:r>
+        <w:t>Billy looked up data on his pad and then said, “It’s currently worth around 2.6 million. Even your current home of 1.2 million is enough to get a nice place to weather out the apocalypse.</w:t>
+      </w:r>
+    </w:p>
+    <w:p>
+      <w:r>
+        <w:t xml:space="preserve">“Yes we have monthly dues and such. However, </w:t>
+      </w:r>
+      <w:r>
+        <w:t>that would become meaningless when the financial systems fall.”</w:t>
+      </w:r>
+    </w:p>
+    <w:p>
+      <w:r>
+        <w:t>“So what’s the point i</w:t>
+      </w:r>
+      <w:r>
+        <w:t>f</w:t>
+      </w:r>
+      <w:r>
+        <w:t xml:space="preserve"> the oligarchs lose their money?” Ralph asked.</w:t>
+      </w:r>
+    </w:p>
+    <w:p>
+      <w:r>
+        <w:t>“It’s because they are stockpiling resources for when the new world order comes into play,” Billy said.</w:t>
+      </w:r>
+    </w:p>
+    <w:p>
+      <w:r>
+        <w:t>“Then they can become kings,” Luke said.</w:t>
+      </w:r>
+    </w:p>
+    <w:p>
+      <w:r>
+        <w:t>They sat down for lunch and a waiter came with menus.</w:t>
+      </w:r>
+    </w:p>
+    <w:p>
+      <w:r>
+        <w:t xml:space="preserve">“I can’t really show you what we have since every residence is custom built,” Billy said. “However, I can </w:t>
+      </w:r>
+      <w:r>
+        <w:t>show you tours of current residences. I’ll start with the basic models, which start at around 1 million.”</w:t>
+      </w:r>
+    </w:p>
+    <w:p>
+      <w:r>
+        <w:t>Food arrived and they ate lunch.</w:t>
+      </w:r>
+    </w:p>
+    <w:p>
+      <w:r>
+        <w:t xml:space="preserve">After that, they went </w:t>
+      </w:r>
+      <w:r>
+        <w:t>to Billy’s office</w:t>
+      </w:r>
+      <w:r>
+        <w:t>. The next several hours were spent taking virtual tours of the various properties. The cheapest was under 1 million. The most expensive cost over 300 million to build.</w:t>
+      </w:r>
+    </w:p>
+    <w:p>
+      <w:r>
+        <w:t>Finally Billy’s phone rang and he said, “</w:t>
+      </w:r>
+      <w:r>
+        <w:t>They are ready to see you.”</w:t>
+      </w:r>
+    </w:p>
+    <w:p>
+      <w:r>
+        <w:t xml:space="preserve">The family followed Billy </w:t>
+      </w:r>
+      <w:r>
+        <w:t>as he led them through several corridors. Finally they arrived at a conference room where he left them.</w:t>
+      </w:r>
+    </w:p>
+    <w:p>
+      <w:r>
+        <w:lastRenderedPageBreak/>
+        <w:t>“Welcome everyone,” Graham said. “Please come in. I hope you don’t mind that I have a few people in a conference call with you.”</w:t>
+      </w:r>
+    </w:p>
+    <w:p>
+      <w:r>
+        <w:t>Luke stepped forward, knowing he had started this. “Hi everyone,” he said. “This is Molly, Henry, Brenda, Ralph, and Amy. I’m Luke.”</w:t>
+      </w:r>
+    </w:p>
+    <w:p>
+      <w:r>
+        <w:t>Luke allowed the shadows to cover him and then ran to the opposite side of the conference room, where he reabsorbed the shadows.</w:t>
+      </w:r>
+    </w:p>
+    <w:p>
+      <w:r>
+        <w:t>There were the expected exclamations of surprise.</w:t>
+      </w:r>
+    </w:p>
+    <w:p>
+      <w:r>
+        <w:t>“One month ago we were taking a vacation at a KOA to celebrate my graduation from high school.”</w:t>
+      </w:r>
+    </w:p>
+    <w:p>
+      <w:r>
+        <w:t>“How old are you?” A gray haired man asked.</w:t>
+      </w:r>
+    </w:p>
+    <w:p>
+      <w:r>
+        <w:t>“Sixteen, sir,” Luke said.</w:t>
+      </w:r>
+    </w:p>
+    <w:p>
+      <w:r>
+        <w:t>“Luke skipped 2 years and graduated with honors,” Molly said proudly.</w:t>
+      </w:r>
+    </w:p>
+    <w:p>
+      <w:r>
+        <w:t>There were nods of approval.</w:t>
+      </w:r>
+    </w:p>
+    <w:p>
+      <w:r>
+        <w:t>“I decided to go hiking and wandered into a remote station. There I found an artificial pond with hot water and decided to take a dip. It was so relaxing that I almost fell asleep.</w:t>
+      </w:r>
+    </w:p>
+    <w:p>
+      <w:r>
+        <w:t>“The next thing I knew it was evening.</w:t>
+      </w:r>
+      <w:r>
+        <w:t xml:space="preserve"> </w:t>
+      </w:r>
+      <w:r>
+        <w:t>A chill descended, like the chill of the grave. The usual sounds of insects, birds and wind disappeared.</w:t>
+      </w:r>
+    </w:p>
+    <w:p>
+      <w:r>
+        <w:t>“</w:t>
+      </w:r>
+      <w:r>
+        <w:t xml:space="preserve">In the </w:t>
+      </w:r>
+      <w:r>
+        <w:t xml:space="preserve">deepening shadows of the </w:t>
+      </w:r>
+      <w:r>
+        <w:t xml:space="preserve">bushes creatures stared at </w:t>
+      </w:r>
+      <w:r>
+        <w:t>me</w:t>
+      </w:r>
+      <w:r>
+        <w:t xml:space="preserve">. They seemed made of shadows and darkness, condensed into gremlin-like monstrosities with tar-black </w:t>
+      </w:r>
+      <w:r>
+        <w:t>mottled</w:t>
+      </w:r>
+      <w:r>
+        <w:t xml:space="preserve"> skin and blood-red eyes. Above, ravens landed on branches and screeched.</w:t>
+      </w:r>
+    </w:p>
+    <w:p>
+      <w:r>
+        <w:t xml:space="preserve">“Except, these Copse Ravens had </w:t>
+      </w:r>
+      <w:r>
+        <w:t xml:space="preserve">three </w:t>
+      </w:r>
+      <w:r>
+        <w:t>blood-red eyes with vertical blinking slits</w:t>
+      </w:r>
+      <w:r>
+        <w:t>.</w:t>
+      </w:r>
+    </w:p>
+    <w:p>
+      <w:r>
+        <w:lastRenderedPageBreak/>
+        <w:t>“Then there were the shadows, moving, slithering shadows.”</w:t>
+      </w:r>
+    </w:p>
+    <w:p>
+      <w:r>
+        <w:t>All about, people looked at Luke with a combination of fear, worry, and fascination.”</w:t>
+      </w:r>
+    </w:p>
+    <w:p>
+      <w:r>
+        <w:t>“You never mentioned this dear,” the terrified Molly said.</w:t>
+      </w:r>
+    </w:p>
+    <w:p>
+      <w:r>
+        <w:t>Luke looked at his mother and said, “That’s because I didn’t want to worry you. Now I need to tell the story, and hopefully save some lives.</w:t>
+      </w:r>
+    </w:p>
+    <w:p>
+      <w:r>
+        <w:t>“I jumped out of the pool and charged down the path. The gremlins gave chase, screeching with blood-chilling sounds. Overhead, the Copse Ravens added their screeches.</w:t>
+      </w:r>
+    </w:p>
+    <w:p>
+      <w:r>
+        <w:t>“Unfortunately I wasn’t fast enough and some of the gremlins caught up to me.”</w:t>
+      </w:r>
+    </w:p>
+    <w:p>
+      <w:r>
+        <w:t>“Oh my God,” a woman exclaimed and covered her mouth. Everyone was at the edge of their seats.</w:t>
+      </w:r>
+    </w:p>
+    <w:p>
+      <w:r>
+        <w:t>“They began scratching my legs with their sharp claws as I ran, causing their shadows to infiltrate my body.</w:t>
+      </w:r>
+    </w:p>
+    <w:p>
+      <w:r>
+        <w:t>“And yes, I was absolutely terrified.</w:t>
+      </w:r>
+    </w:p>
+    <w:p>
+      <w:r>
+        <w:t>“I ran faster than I think was possible for an overweight teenager who spent half his life either studying or cooking.”</w:t>
+      </w:r>
+    </w:p>
+    <w:p>
+      <w:r>
+        <w:t>“I have pictures,” Molly said and showed the room pictures of Luke before the change.</w:t>
+      </w:r>
+    </w:p>
+    <w:p>
+      <w:r>
+        <w:t xml:space="preserve">“No way,” Graham exclaimed. There were other </w:t>
+      </w:r>
+      <w:r>
+        <w:t>exclamations</w:t>
+      </w:r>
+      <w:r>
+        <w:t xml:space="preserve"> of surprise.</w:t>
+      </w:r>
+    </w:p>
+    <w:p>
+      <w:r>
+        <w:t>“Here is my high school ID,” Luke said and handed the card to the nearest person. The card was passed along.</w:t>
+      </w:r>
+    </w:p>
+    <w:p>
+      <w:r>
+        <w:lastRenderedPageBreak/>
+        <w:t>“I finally reached the gates of the property and entered public land. I kept running but found I was alone.</w:t>
+      </w:r>
+    </w:p>
+    <w:p>
+      <w:r>
+        <w:t>“Now I discovered I had a problem. I left my clothes behind and needed to enter the camp ground full of people.</w:t>
+      </w:r>
+    </w:p>
+    <w:p>
+      <w:r>
+        <w:t>“I sneaked in but then was spotted by an old woman. But then she ignored me, which I found strange.</w:t>
+      </w:r>
+    </w:p>
+    <w:p>
+      <w:r>
+        <w:t>“The hardest part came when I had to cross a well-lit space filled with people.</w:t>
+      </w:r>
+    </w:p>
+    <w:p>
+      <w:r>
+        <w:t>“Remember the psych test where a gorilla crossed a screen and no one noticed?</w:t>
+      </w:r>
+    </w:p>
+    <w:p>
+      <w:r>
+        <w:t>“I stood and walked boldly into our campground and no one noticed. I put on my spare shots and finally relaxed. That’s when my mother saw me, even though I was there the whole time.”</w:t>
+      </w:r>
+    </w:p>
+    <w:p>
+      <w:r>
+        <w:t>“Amazing,” a woman said.</w:t>
+      </w:r>
+    </w:p>
+    <w:p>
+      <w:r>
+        <w:t>“That’s when I noticed that all my fat was gone, and now I look like this. Even now it still feels unreal.</w:t>
+      </w:r>
+      <w:r>
+        <w:t>”</w:t>
+      </w:r>
+    </w:p>
+    <w:p>
+      <w:r>
+        <w:t>“</w:t>
+      </w:r>
+      <w:r>
+        <w:t>What an amazing story, Luke,” Graham said.</w:t>
+      </w:r>
+    </w:p>
+    <w:p>
+      <w:r>
+        <w:t>“The story isn’t complete,” Luke said.</w:t>
+      </w:r>
+    </w:p>
+    <w:p>
+      <w:r>
+        <w:t>“Then I heard screaming and I realised the gremlins had followed me. If I didn’t do anything, people would die.</w:t>
+      </w:r>
+    </w:p>
+    <w:p>
+      <w:r>
+        <w:t>“So I grabbed two kitchen knives, hid them against my arms, and dashed to the commotion.</w:t>
+      </w:r>
+    </w:p>
+    <w:p>
+      <w:r>
+        <w:t>“Thankfully the gremlins were just playing with the people so no one got hurt.</w:t>
+      </w:r>
+    </w:p>
+    <w:p>
+      <w:r>
+        <w:lastRenderedPageBreak/>
+        <w:t>“I charged them with both knives swinging. Needless to say that was a nasty fight, since I didn’t know how to fight.</w:t>
+      </w:r>
+    </w:p>
+    <w:p>
+      <w:r>
+        <w:t>“Again I was shredded as the gremlins attacked me.</w:t>
+      </w:r>
+    </w:p>
+    <w:p>
+      <w:r>
+        <w:t>“After the fight, something strange happened. My injuries just healed on their own.</w:t>
+      </w:r>
+    </w:p>
+    <w:p>
+      <w:r>
+        <w:t>“Here’s the strange part. The people got the impression I was fighting racoons.”</w:t>
+      </w:r>
+    </w:p>
+    <w:p>
+      <w:r>
+        <w:t>Luke went and hugged his mother. She needed the hug.</w:t>
+      </w:r>
+    </w:p>
+    <w:p>
+      <w:r>
+        <w:t>“My mum freaked out because I was covered in blood, but then Ralph rubbed my arm and discovered I was okay. I said that was ketchup, and Amy agreed.</w:t>
+      </w:r>
+    </w:p>
+    <w:p>
+      <w:r>
+        <w:t>“That night I found I had some weird claws in my body. I pulled them out and was able to make daggers out of them. Here they are.”</w:t>
+      </w:r>
+    </w:p>
+    <w:p>
+      <w:r>
+        <w:t>Luke passed the daggers to the people.</w:t>
+      </w:r>
+    </w:p>
+    <w:p>
+      <w:r>
+        <w:t>“I tested my stealth later with a deer. I even walked up to it and took a picture, but it ignored me.</w:t>
+      </w:r>
+    </w:p>
+    <w:p>
+      <w:r>
+        <w:t>“When coming home, we stopped at a restaurant. While there, the Agatha delegation came, because they spotted an anomaly, which was me.</w:t>
+      </w:r>
+    </w:p>
+    <w:p>
+      <w:r>
+        <w:t xml:space="preserve">“At first they thought I was a spy sent by the Archons, but then </w:t>
+      </w:r>
+      <w:r>
+        <w:t xml:space="preserve">they </w:t>
+      </w:r>
+      <w:r>
+        <w:t>changed their minds. For some reason the head of their delegation, Princess Annie von Aranor has taken a liking to me.</w:t>
+      </w:r>
+    </w:p>
+    <w:p>
+      <w:r>
+        <w:t>“And yes, they pretty much admitted they were in disguise.</w:t>
+      </w:r>
+    </w:p>
+    <w:p>
+      <w:r>
+        <w:t>“They told me about how the new quantum telecommunication and computing networks were unraveling the W-dimension.</w:t>
+      </w:r>
+    </w:p>
+    <w:p>
+      <w:r>
+        <w:lastRenderedPageBreak/>
+        <w:t>“</w:t>
+      </w:r>
+      <w:r>
+        <w:t>The nightmare will probably begin when Elon turns on his constellation of satellites, or shortly after.”</w:t>
+      </w:r>
+    </w:p>
+    <w:p>
+      <w:r>
+        <w:t>“Why would Elon do that?” Ralph asked.</w:t>
+      </w:r>
+    </w:p>
+    <w:p>
+      <w:r>
+        <w:t>“Because Elon wants to make humanity a multi-planetary species,” Luke said. “And if people have to die to achieve that goal, then he’s willing to make that sacrifice. Remember, he rigged the Trump elections just to further his goals.”</w:t>
+      </w:r>
+    </w:p>
+    <w:p>
+      <w:r>
+        <w:t>“We need to warn people,” Walter Scot, development manager, said.</w:t>
+      </w:r>
+    </w:p>
+    <w:p>
+      <w:r>
+        <w:t>“They won’t stop,” Luke said. “Greed is king.”</w:t>
+      </w:r>
+    </w:p>
+    <w:p>
+      <w:r>
+        <w:t>“You’re a very syndical young man,” Wendy Miller, CEO, said.</w:t>
+      </w:r>
+    </w:p>
+    <w:p>
+      <w:r>
+        <w:t>“The princess told us how much effort they spent warning the heads of state, but to no avail,” Luke said.</w:t>
+      </w:r>
+    </w:p>
+    <w:p>
+      <w:r>
+        <w:t>“Now the real reason I’m here. If I can gain these powers, then surely others can too. If we are going to be hit by a global monster surge, then we need to prepare.</w:t>
+      </w:r>
+    </w:p>
+    <w:p>
+      <w:r>
+        <w:t>“By the way, the Agatha people think you need special rituals</w:t>
+      </w:r>
+      <w:r>
+        <w:t xml:space="preserve"> for the awakening. The one with the Light-smoke or energy or whatever was especially upset that I was awakened without permission, so this should be kept classified, I think, until we are strong enough.</w:t>
+      </w:r>
+    </w:p>
+    <w:p>
+      <w:r>
+        <w:t>“Thankfully the princess protected me.</w:t>
+      </w:r>
+    </w:p>
+    <w:p>
+      <w:r>
+        <w:t>“That’s my report.”</w:t>
+      </w:r>
+    </w:p>
+    <w:p>
+      <w:r>
+        <w:t>“Thank you all for coming,” Graham said. “You gave us a lot of information we need to digest. Please stay for dinner.</w:t>
+      </w:r>
+    </w:p>
+    <w:p>
+      <w:r>
+        <w:t>“Over the next few days we will contact you and help you get set up with your new property. Good night.”</w:t>
+      </w:r>
+    </w:p>
+    <w:p>
+      <w:r>
+        <w:lastRenderedPageBreak/>
+        <w:t>“Good night,” Luke said and the family headed out.</w:t>
+      </w:r>
+    </w:p>
+    <w:p>
+      <w:r>
+        <w:t>Outside, they met Billy</w:t>
+      </w:r>
+      <w:r>
+        <w:t>, who led them to the restaurant. “I was instructed to give you VIP treatment.”</w:t>
+      </w:r>
+    </w:p>
+    <w:p>
+      <w:r>
+        <w:t>“I think I’m getting a big head,” Luke said.</w:t>
+      </w:r>
+    </w:p>
+    <w:p>
+      <w:r>
+        <w:t>“Why do you say that?” Henry asked.</w:t>
+      </w:r>
+    </w:p>
+    <w:p>
+      <w:r>
+        <w:t>“Would you see me doing what I just did 2 months ago?” Luke asked.</w:t>
+      </w:r>
+    </w:p>
+    <w:p>
+      <w:r>
+        <w:t>“That’s true,” Molly said. “Your confidence has increased.”</w:t>
+      </w:r>
+    </w:p>
+    <w:p>
+      <w:r>
+        <w:t>“Don’t worry Luke,” Brenda said. “To me you will always be a doofus.”</w:t>
+      </w:r>
+    </w:p>
+    <w:p>
+      <w:r>
+        <w:t>“Thanks a lot,” Luke said with a smile.</w:t>
+      </w:r>
+    </w:p>
+    <w:p>
+      <w:r>
+        <w:t>“This menu doesn’t have prices,” Molly said.</w:t>
+      </w:r>
+    </w:p>
+    <w:p>
+      <w:r>
+        <w:t>“Billionaires don’t pay attention to chump change,” Billy said. “Don’t worry about the cost. The more you spend, the happier they will be.”</w:t>
+      </w:r>
+    </w:p>
+    <w:p>
+      <w:r>
+        <w:t xml:space="preserve">“Then I’m getting the steak,” </w:t>
+      </w:r>
+      <w:r>
+        <w:t>Henry said.</w:t>
+      </w:r>
+    </w:p>
+    <w:p>
+      <w:r>
+        <w:t>“So what do you think will happen?” Molly asked.</w:t>
+      </w:r>
+    </w:p>
+    <w:p>
+      <w:r>
+        <w:t>“I think they will want me to train people, since I have something they need,” Luke said.</w:t>
+      </w:r>
+      <w:r>
+        <w:t xml:space="preserve"> “Let’s discuss this at home. There are too many people here.”</w:t>
+      </w:r>
+    </w:p>
+    <w:p>
+      <w:r>
+        <w:t>“This Wagyu steak is amazing,” Henry said.</w:t>
+      </w:r>
+    </w:p>
+    <w:p>
+      <w:r>
+        <w:t xml:space="preserve">“And fattening,” Molly said. “I only ate a </w:t>
+      </w:r>
+      <w:r>
+        <w:t>few</w:t>
+      </w:r>
+      <w:r>
+        <w:t xml:space="preserve"> bites and already I’m full.”</w:t>
+      </w:r>
+    </w:p>
+    <w:p>
+      <w:r>
+        <w:t>“Don’t worry,” Luke said. “We’ll box it. Tomorrow starts more training.”</w:t>
+      </w:r>
+    </w:p>
+    <w:p>
+      <w:r>
+        <w:lastRenderedPageBreak/>
+        <w:t>As they were driving home, Luke said, “I really want all of you to get these powers. However, I’m worried about the initiation thing, especially for Amy.”</w:t>
+      </w:r>
+    </w:p>
+    <w:p>
+      <w:r>
+        <w:t>“I can handle it,” Amy said.</w:t>
+      </w:r>
+    </w:p>
+    <w:p>
+      <w:r>
+        <w:t>“You don’t know how scary those things are until you face them,” Luke said. “The only good news is that an untrained person could do it. Once we set up a training place, I want you all to be part of the first batch.</w:t>
+      </w:r>
+    </w:p>
+    <w:p>
+      <w:r>
+        <w:t xml:space="preserve">“The other people in that delegation all had different energies. That princess felt like Fire. Then there was </w:t>
+      </w:r>
+      <w:r>
+        <w:t>Lightning</w:t>
+      </w:r>
+      <w:r>
+        <w:t>, Air, Light, Water, and Plant Life. I have no idea what else is possible.</w:t>
+      </w:r>
+    </w:p>
+    <w:p>
+      <w:r>
+        <w:t>“I also assume you can only have one, so you need to decide what you all want.”</w:t>
+      </w:r>
+    </w:p>
+    <w:p>
+      <w:proofErr w:type="gramStart"/>
+      <w:r>
+        <w:t>“How about Earth?”</w:t>
+      </w:r>
+      <w:proofErr w:type="gramEnd"/>
+      <w:r>
+        <w:t xml:space="preserve"> Henry asked.</w:t>
+      </w:r>
+    </w:p>
+    <w:p>
+      <w:r>
+        <w:t xml:space="preserve">“I don’t know,” Luke said. “I haven’t seen any monsters where we live. The flying ones </w:t>
+      </w:r>
+      <w:r>
+        <w:t xml:space="preserve">above the Google place </w:t>
+      </w:r>
+      <w:r>
+        <w:t>all looked like Lightning, Wind, Fire, and Light, oh and Water.”</w:t>
+      </w:r>
+    </w:p>
+    <w:p>
+      <w:pPr>
+        <w:jc w:val="center"/>
+      </w:pPr>
+      <w:r>
+        <w:rPr>
+          <w:noProof/>
         </w:rPr>
         <w:drawing>
           <wp:inline distT="0" distB="0" distL="0" distR="0">
@@ -3252,690 +4245,6 @@
         </w:drawing>
       </w:r>
     </w:p>
-    <w:p>
-      <w:pPr>
-        <w:pStyle w:val="Quote2"/>
-      </w:pPr>
-      <w:r>
-        <w:t>Somewhere in a cathedral built to the god of healing</w:t>
-      </w:r>
-      <w:r>
-        <w:t>,</w:t>
-      </w:r>
-      <w:r>
-        <w:t xml:space="preserve"> an assembly of elders sat at a table.</w:t>
-      </w:r>
-    </w:p>
-    <w:p>
-      <w:pPr>
-        <w:pStyle w:val="Quote2"/>
-      </w:pPr>
-    </w:p>
-    <w:p>
-      <w:pPr>
-        <w:pStyle w:val="Quote2"/>
-      </w:pPr>
-      <w:r>
-        <w:t>“I requested this meeting because one of my clerics reported some terrifying news,” a hooded figure said.</w:t>
-      </w:r>
-    </w:p>
-    <w:p>
-      <w:pPr>
-        <w:pStyle w:val="Quote2"/>
-      </w:pPr>
-    </w:p>
-    <w:p>
-      <w:pPr>
-        <w:pStyle w:val="Quote2"/>
-      </w:pPr>
-      <w:r>
-        <w:t xml:space="preserve">“She </w:t>
-      </w:r>
-      <w:r>
-        <w:t>discovered an anomaly that can self-heal.”</w:t>
-      </w:r>
-    </w:p>
-    <w:p>
-      <w:pPr>
-        <w:pStyle w:val="Quote2"/>
-      </w:pPr>
-    </w:p>
-    <w:p>
-      <w:pPr>
-        <w:pStyle w:val="Quote2"/>
-      </w:pPr>
-      <w:r>
-        <w:t>“That is a great threat,” hodded-figure-2 said worriedly.</w:t>
-      </w:r>
-    </w:p>
-    <w:p>
-      <w:pPr>
-        <w:pStyle w:val="Quote2"/>
-      </w:pPr>
-    </w:p>
-    <w:p>
-      <w:pPr>
-        <w:pStyle w:val="Quote2"/>
-      </w:pPr>
-      <w:r>
-        <w:t>“Can we just erase that anomaly?” hodded-figure-3 asked.</w:t>
-      </w:r>
-    </w:p>
-    <w:p>
-      <w:pPr>
-        <w:pStyle w:val="Quote2"/>
-      </w:pPr>
-    </w:p>
-    <w:p>
-      <w:pPr>
-        <w:pStyle w:val="Quote2"/>
-      </w:pPr>
-      <w:r>
-        <w:t xml:space="preserve">“No, since the princess is keeping an eye on him,” hodded-figure-1 said. </w:t>
-      </w:r>
-    </w:p>
-    <w:p>
-      <w:pPr>
-        <w:pStyle w:val="Quote2"/>
-      </w:pPr>
-      <w:r>
-        <w:t>“</w:t>
-      </w:r>
-      <w:r>
-        <w:t>More importantly, t</w:t>
-      </w:r>
-      <w:r>
-        <w:t>his is a symptom of a greater danger. If one can appear, than more will follow.”</w:t>
-      </w:r>
-    </w:p>
-    <w:p>
-      <w:pPr>
-        <w:pStyle w:val="Quote2"/>
-      </w:pPr>
-    </w:p>
-    <w:p>
-      <w:pPr>
-        <w:pStyle w:val="Quote2"/>
-      </w:pPr>
-      <w:r>
-        <w:t>“Perhaps we should do a mass baptism,” hodded-figure-4 said.</w:t>
-      </w:r>
-    </w:p>
-    <w:p>
-      <w:pPr>
-        <w:pStyle w:val="Quote2"/>
-      </w:pPr>
-    </w:p>
-    <w:p>
-      <w:pPr>
-        <w:pStyle w:val="Quote2"/>
-      </w:pPr>
-      <w:r>
-        <w:t>“No way,” hodded-figure-2 said. “That would cause mass panic. Not to mention, baptising a planet, especially this one</w:t>
-      </w:r>
-      <w:r>
-        <w:t>,</w:t>
-      </w:r>
-      <w:r>
-        <w:t xml:space="preserve"> will be prohibitory expensive.”</w:t>
-      </w:r>
-    </w:p>
-    <w:p>
-      <w:pPr>
-        <w:pStyle w:val="Quote2"/>
-      </w:pPr>
-    </w:p>
-    <w:p>
-      <w:pPr>
-        <w:pStyle w:val="Quote2"/>
-      </w:pPr>
-      <w:r>
-        <w:t>“We have no choice,” a figure who hadn’t spoken previously said. “If people discovered the true nature of the baptism, our power would be gone and our lives would be forfeit.”</w:t>
-      </w:r>
-    </w:p>
-    <w:p>
-      <w:pPr>
-        <w:pStyle w:val="Quote2"/>
-      </w:pPr>
-    </w:p>
-    <w:p>
-      <w:pPr>
-        <w:pStyle w:val="Quote2"/>
-      </w:pPr>
-      <w:r>
-        <w:t>“How long,” hodded-figure-1 asked.</w:t>
-      </w:r>
-    </w:p>
-    <w:p>
-      <w:pPr>
-        <w:pStyle w:val="Quote2"/>
-      </w:pPr>
-    </w:p>
-    <w:p>
-      <w:pPr>
-        <w:pStyle w:val="Quote2"/>
-      </w:pPr>
-      <w:r>
-        <w:t>“We need at least...”</w:t>
-      </w:r>
-    </w:p>
-    <w:p>
-      <w:pPr>
-        <w:pStyle w:val="H2"/>
-      </w:pPr>
-      <w:r>
-        <w:lastRenderedPageBreak/>
-        <w:t xml:space="preserve">It’s the End of the World as we </w:t>
-      </w:r>
-      <w:proofErr w:type="gramStart"/>
-      <w:r>
-        <w:t>Know</w:t>
-      </w:r>
-      <w:proofErr w:type="gramEnd"/>
-      <w:r>
-        <w:t xml:space="preserve"> it</w:t>
-      </w:r>
-    </w:p>
-    <w:p>
-      <w:pPr>
-        <w:pStyle w:val="Quote1"/>
-      </w:pPr>
-    </w:p>
-    <w:p>
-      <w:r>
-        <w:t>It took almost 6 months to sell the house, buy a plot and build.</w:t>
-      </w:r>
-    </w:p>
-    <w:p>
-      <w:r>
-        <w:t>Fortunately there was a thriving community of like-minded preppers they could rely on</w:t>
-      </w:r>
-      <w:r>
-        <w:t>, one who had 1-acre plots of land for sale in the mountains.</w:t>
-      </w:r>
-    </w:p>
-    <w:p>
-      <w:r>
-        <w:t>Luke’s family shared what they found and in return the Mountain Preppers trained with them.</w:t>
-      </w:r>
-    </w:p>
-    <w:p>
-      <w:r>
-        <w:t xml:space="preserve">Then the </w:t>
-      </w:r>
-      <w:r>
-        <w:t>time came when they headed for the Google experimental lab site.</w:t>
-      </w:r>
-    </w:p>
-    <w:p>
-      <w:r>
-        <w:t>Armed to the teeth with weapons, they crossed into private property. Unfortunately, they had no guns – stupid Canadian gun laws.</w:t>
-      </w:r>
-    </w:p>
-    <w:p>
-      <w:r>
-        <w:t>“Dad, you see that thing?” Luke said.</w:t>
-      </w:r>
-    </w:p>
-    <w:p>
-      <w:r>
-        <w:t>“You mean that squirrel?” Henry asked.</w:t>
-      </w:r>
-    </w:p>
-    <w:p>
-      <w:r>
-        <w:t xml:space="preserve">“It’s no squirrel,” Luke said. “It has the Earth element and looks to me like an </w:t>
-      </w:r>
-      <w:proofErr w:type="spellStart"/>
-      <w:r>
-        <w:t>Aardvole</w:t>
-      </w:r>
-      <w:proofErr w:type="spellEnd"/>
-      <w:r>
-        <w:t>. Go for its eyes.”</w:t>
-      </w:r>
-    </w:p>
-    <w:p>
-      <w:r>
-        <w:t xml:space="preserve">The </w:t>
-      </w:r>
-      <w:proofErr w:type="spellStart"/>
-      <w:r>
-        <w:t>Aardvole</w:t>
-      </w:r>
-      <w:proofErr w:type="spellEnd"/>
-      <w:r>
-        <w:t xml:space="preserve"> looked like an aardvark combined with a vole.</w:t>
-      </w:r>
-    </w:p>
-    <w:p>
-      <w:r>
-        <w:t xml:space="preserve">“Okay Luke,” Henry said and gripped his </w:t>
-      </w:r>
-      <w:r>
-        <w:t>multi-function hiking stick</w:t>
-      </w:r>
-      <w:r>
-        <w:rPr>
-          <w:rStyle w:val="FootnoteReference"/>
-        </w:rPr>
-        <w:footnoteReference w:id="1"/>
-      </w:r>
-      <w:r>
-        <w:t xml:space="preserve"> tight. He aimed the knife end at the creature</w:t>
-      </w:r>
-      <w:r>
-        <w:t>. The creature noticed him and snarled. It leapt at Henry and Hendy swiped at it – and missed.</w:t>
-      </w:r>
-    </w:p>
-    <w:p>
-      <w:r>
-        <w:t>Henry screamed as the creature bit his arm. Molly and the others screamed in panic.</w:t>
-      </w:r>
-    </w:p>
-    <w:p>
-      <w:r>
-        <w:lastRenderedPageBreak/>
-        <w:t xml:space="preserve">Fortunately Henry had a knife at his belt. He drew the knife and stabbed repeatedly the </w:t>
-      </w:r>
-      <w:proofErr w:type="spellStart"/>
-      <w:r>
-        <w:t>Aardvole</w:t>
-      </w:r>
-      <w:proofErr w:type="spellEnd"/>
-      <w:r>
-        <w:t xml:space="preserve"> in the stomach.</w:t>
-      </w:r>
-    </w:p>
-    <w:p>
-      <w:r>
-        <w:t xml:space="preserve">The </w:t>
-      </w:r>
-      <w:proofErr w:type="spellStart"/>
-      <w:r>
-        <w:t>Aardvole</w:t>
-      </w:r>
-      <w:proofErr w:type="spellEnd"/>
-      <w:r>
-        <w:t xml:space="preserve"> disintegrated and a portion of the energy entered Henry. “Holy cow,” Henry said as his injury healed.</w:t>
-      </w:r>
-    </w:p>
-    <w:p>
-      <w:r>
-        <w:t>“Let’s hope the next one is fire,” Ralph said</w:t>
-      </w:r>
-      <w:r>
-        <w:t xml:space="preserve"> excitedly</w:t>
-      </w:r>
-      <w:r>
-        <w:t>.</w:t>
-      </w:r>
-    </w:p>
-    <w:p>
-      <w:r>
-        <w:t>They began climbing a steep ridge.</w:t>
-      </w:r>
-      <w:r>
-        <w:t xml:space="preserve"> Overhead, lightning flashed. The expected storm was approaching.</w:t>
-      </w:r>
-    </w:p>
-    <w:p>
-      <w:r>
-        <w:t>Ahead, a bolt of lightning struck a tree, causing it to catch fire.</w:t>
-      </w:r>
-    </w:p>
-    <w:p>
-      <w:r>
-        <w:t>“What a pretty bird,” Amy said, pointing at one of the flaming branches.</w:t>
-      </w:r>
-    </w:p>
-    <w:p>
-      <w:r>
-        <w:t xml:space="preserve">“That’s no bird,” </w:t>
-      </w:r>
-      <w:r>
-        <w:t>Henry said</w:t>
-      </w:r>
-      <w:r>
-        <w:t xml:space="preserve">. </w:t>
-      </w:r>
-      <w:r>
-        <w:t xml:space="preserve">“That’s a </w:t>
-      </w:r>
-      <w:r>
-        <w:t>flame swift</w:t>
-      </w:r>
-      <w:r>
-        <w:t>. Be careful Ralph. It’s juvenile, but still dangerous.”</w:t>
-      </w:r>
-    </w:p>
-    <w:p>
-      <w:r>
-        <w:t>“Don’t worry, I’m padded,” Ralph said.</w:t>
-      </w:r>
-    </w:p>
-    <w:p>
-      <w:r>
-        <w:t>“But not fireproof,” Henry said. “Be careful.”</w:t>
-      </w:r>
-    </w:p>
-    <w:p>
-      <w:r>
-        <w:t xml:space="preserve">Ralph threw a stone at the flame </w:t>
-      </w:r>
-      <w:r>
-        <w:t>swift</w:t>
-      </w:r>
-      <w:r>
-        <w:t>. I</w:t>
-      </w:r>
-      <w:r>
-        <w:t>t</w:t>
-      </w:r>
-      <w:r>
-        <w:t xml:space="preserve"> screeched</w:t>
-      </w:r>
-      <w:r>
-        <w:t xml:space="preserve"> and dove at him.</w:t>
-      </w:r>
-    </w:p>
-    <w:p>
-      <w:r>
-        <w:t>“Crap,” Ralph swore as he was barely able to cover his face. The monster was that fast.</w:t>
-      </w:r>
-    </w:p>
-    <w:p>
-      <w:r>
-        <w:t>The flame swift made one fatal mistake. It kept attacking Ralph’s hockey glove and didn’t notice the other hand slam at it.</w:t>
-      </w:r>
-    </w:p>
-    <w:p>
-      <w:r>
-        <w:t>Flames engulfed Ralph as he fought and screamed in pain.</w:t>
-      </w:r>
-    </w:p>
-    <w:p>
-      <w:r>
-        <w:t>Molly stepped forward but Henry stopped him. “You can’t help him dear. This monster is weak. He will win.”</w:t>
-      </w:r>
-    </w:p>
-    <w:p>
-      <w:r>
-        <w:t>After what seemed like eternity the flame swift disintegrated. Ralph’s injuries healed, but unfortunately he remained bald.</w:t>
-      </w:r>
-    </w:p>
-    <w:p>
-      <w:r>
-        <w:lastRenderedPageBreak/>
-        <w:t>“Damn it, I really like</w:t>
-      </w:r>
-      <w:r>
-        <w:t>d</w:t>
-      </w:r>
-      <w:r>
-        <w:t xml:space="preserve"> my hair,” Henry complained as Molly hugged her son.</w:t>
-      </w:r>
-    </w:p>
-    <w:p>
-      <w:r>
-        <w:t>“Do we really have to do this dear?” Molly asked.</w:t>
-      </w:r>
-    </w:p>
-    <w:p>
-      <w:r>
-        <w:t>“No,” Henry said. “We could lock them up for the rest of their lives, or until a monster sneaks in.”</w:t>
-      </w:r>
-    </w:p>
-    <w:p>
-      <w:r>
-        <w:t>“Do you have to be so annoying?” Molly asked.</w:t>
-      </w:r>
-    </w:p>
-    <w:p>
-      <w:r>
-        <w:t>“Sorry dear,” Henry said.</w:t>
-      </w:r>
-    </w:p>
-    <w:p>
-      <w:r>
-        <w:t>“Three down, three to go,” Luke said.</w:t>
-      </w:r>
-    </w:p>
-    <w:p>
-      <w:r>
-        <w:t>They climbed up a steep hill. As they approached the peak</w:t>
-      </w:r>
-      <w:r>
-        <w:t>, more flashes of lightning boomed through the air.</w:t>
-      </w:r>
-    </w:p>
-    <w:p>
-      <w:r>
-        <w:t>“My turn I think,” Amy said nervously.</w:t>
-      </w:r>
-      <w:r>
-        <w:t xml:space="preserve"> She flinched as deafening thunder shook the air.</w:t>
-      </w:r>
-    </w:p>
-    <w:p>
-      <w:r>
-        <w:t>“There,” Molly said as she held her electric chain saw, ready to fight. “I see a lightning falcon. That looks dangerous.”</w:t>
-      </w:r>
-    </w:p>
-    <w:p>
-      <w:r>
-        <w:t>“It’s okay mum,” Amy said. “I have plenty of insulation. We prepared for this.”</w:t>
-      </w:r>
-    </w:p>
-    <w:p>
-      <w:r>
-        <w:t>“Amy is right,” Ralph said. “Amy has both padding and insulation. According to that princess, only weak monsters should appear.”</w:t>
-      </w:r>
-    </w:p>
-    <w:p>
-      <w:r>
-        <w:t>Amy took a deep breath and raised her hand. She pressed the button on the t</w:t>
-      </w:r>
-      <w:r>
-        <w:t>aser</w:t>
-      </w:r>
-      <w:r>
-        <w:t xml:space="preserve"> and waited.</w:t>
-      </w:r>
-    </w:p>
-    <w:p>
-      <w:r>
-        <w:t>The lightning falcon spotted Amy and dive-bombed her. Both Molly and Amy screamed.</w:t>
-      </w:r>
-    </w:p>
-    <w:p>
-      <w:r>
-        <w:t>Amy raised a shield made of rubber and the bird crashed into it. Bolts of lightning flashed everywhere as the creature tried to electrocute</w:t>
-      </w:r>
-      <w:r>
-        <w:t xml:space="preserve"> </w:t>
-      </w:r>
-      <w:r>
-        <w:t>Amy.</w:t>
-      </w:r>
-    </w:p>
-    <w:p>
-      <w:r>
-        <w:lastRenderedPageBreak/>
-        <w:t>Amy raised a wooden baseball bat with one hand and began swinging with all her might. Unfortunately, the creature was agile and hard to pin down.</w:t>
-      </w:r>
-    </w:p>
-    <w:p>
-      <w:r>
-        <w:t>The only good news was that the monster couldn’t get to Amy.</w:t>
-      </w:r>
-    </w:p>
-    <w:p>
-      <w:r>
-        <w:t>Whack – the bat hit the bird. Unfortunately, that wasn’t enough to end it.</w:t>
-      </w:r>
-    </w:p>
-    <w:p>
-      <w:r>
-        <w:t>In the meantime, Molly was in full panic as she saw the fight but couldn’t do anything about it.</w:t>
-      </w:r>
-    </w:p>
-    <w:p>
-      <w:r>
-        <w:t>Again, Amy got in another whack. This time the bird got staggered. It fell to the ground.</w:t>
-      </w:r>
-    </w:p>
-    <w:p>
-      <w:r>
-        <w:t>Taking the bat by both hands, Amy slammed the bat down at the monster multiple times until it disintegrated. A moment later the bat broke.</w:t>
-      </w:r>
-    </w:p>
-    <w:p>
-      <w:r>
-        <w:t xml:space="preserve">Molly ran to her youngest daughter and hugged her. “Are hurt?” </w:t>
-      </w:r>
-      <w:r>
-        <w:t>she asked.</w:t>
-      </w:r>
-    </w:p>
-    <w:p>
-      <w:r>
-        <w:t xml:space="preserve">“No mum,” Amy said. “I barely felt the lightning,” she said, lying. It did hurt, but the adrenalin helped dull the pain of </w:t>
-      </w:r>
-      <w:r>
-        <w:t xml:space="preserve">spasming </w:t>
-      </w:r>
-      <w:r>
-        <w:t>muscles.</w:t>
-      </w:r>
-    </w:p>
-    <w:p>
-      <w:r>
-        <w:t>“Should we go to the water first, or the electric sub-station,” Luke asked.</w:t>
-      </w:r>
-    </w:p>
-    <w:p>
-      <w:r>
-        <w:t>“I need a break,” Molly said. “Amy was fighting but I’m tired.</w:t>
-      </w:r>
-      <w:r>
-        <w:t xml:space="preserve"> You would expect this place to be locked up.”</w:t>
-      </w:r>
-    </w:p>
-    <w:p>
-      <w:r>
-        <w:t>“Perhaps they want people to do what we are doing,” Henry said.</w:t>
-      </w:r>
-    </w:p>
-    <w:p>
-      <w:r>
-        <w:t>“Or perhaps they don’t care,” Luke said.</w:t>
-      </w:r>
-    </w:p>
-    <w:p>
-      <w:r>
-        <w:t>It started raining, soaking everyone. The family headed down towards the valley. No one wanted to be electrocuted or soaking wet.</w:t>
-      </w:r>
-    </w:p>
-    <w:p>
-      <w:r>
-        <w:lastRenderedPageBreak/>
-        <w:t xml:space="preserve">The choice of monster resolved itself when a </w:t>
-      </w:r>
-      <w:r>
-        <w:t>water skipper appeared in a large puddle.</w:t>
-      </w:r>
-    </w:p>
-    <w:p>
-      <w:r>
-        <w:t>Jane adjusted her mask of her hockey helmet and nervously stepped forward. The fish-like monstrosity was terrifying with its fanged mouth, and the fact that it stood 3 feet tall.</w:t>
-      </w:r>
-    </w:p>
-    <w:p>
-      <w:r>
-        <w:t xml:space="preserve">“No Molly,” Henry said. “You wanted </w:t>
-      </w:r>
-      <w:r>
-        <w:t>nature</w:t>
-      </w:r>
-      <w:r>
-        <w:t xml:space="preserve"> or technology</w:t>
-      </w:r>
-      <w:r>
-        <w:t>, didn’t you?”</w:t>
-      </w:r>
-    </w:p>
-    <w:p>
-      <w:r>
-        <w:t>Reluctantly Molly backed off.</w:t>
-      </w:r>
-    </w:p>
-    <w:p>
-      <w:r>
-        <w:t xml:space="preserve">The monster leaped and Jane intercepted it with </w:t>
-      </w:r>
-      <w:r>
-        <w:t>Henry’s hiking stick</w:t>
-      </w:r>
-      <w:r>
-        <w:t xml:space="preserve"> to the head.</w:t>
-      </w:r>
-      <w:r>
-        <w:t xml:space="preserve"> The creature went flying. However, it came back a fraction of a second later, screeching like a banshee.</w:t>
-      </w:r>
-    </w:p>
-    <w:p>
-      <w:r>
-        <w:t xml:space="preserve">Jane froze for a second and swung her stick again. The blade of the stick hit the monster in the </w:t>
-      </w:r>
-      <w:r>
-        <w:t>neck and slid off the rubbery neck. Again and again she stabbed. However, hitting it on the head was working better.</w:t>
-      </w:r>
-    </w:p>
-    <w:p>
-      <w:r>
-        <w:t xml:space="preserve">The water skipper wasn’t just sitting and taking it. It was actively attacking with jets of water, slamming on Jane’s </w:t>
-      </w:r>
-      <w:r>
-        <w:t>jockey equipment. The equipment was taking a beating but it was doing its job.</w:t>
-      </w:r>
-    </w:p>
-    <w:p>
-      <w:r>
-        <w:t>“Damn that hurts,” Jane cursed and slammed down with her metal stick. After what felt like forever, the skipper disintegrated. Its energy entered Jane, completing her initiation.</w:t>
-      </w:r>
-    </w:p>
-    <w:p>
-      <w:r>
-        <w:t>“Damn, that was tiring,” Jane said as Molly hugged her.</w:t>
-      </w:r>
-    </w:p>
-    <w:p/>
-    <w:p/>
-    <w:p/>
-    <w:p/>
-    <w:p/>
-    <w:p/>
-    <w:p/>
-    <w:p/>
-    <w:p/>
-    <w:p/>
-    <w:p/>
-    <w:p/>
-    <w:p/>
-    <w:p/>
-    <w:p/>
-    <w:p/>
-    <w:p/>
-    <w:p/>
-    <w:p/>
-    <w:p/>
-    <w:p/>
-    <w:p/>
-    <w:p/>
-    <w:p/>
-    <w:p/>
-    <w:p/>
     <w:p/>
     <w:p/>
     <w:p/>
@@ -4030,7 +4339,7 @@
             <w:rPr>
               <w:noProof/>
             </w:rPr>
-            <w:t>20</w:t>
+            <w:t>32</w:t>
           </w:r>
         </w:fldSimple>
       </w:p>
@@ -4060,7 +4369,7 @@
             <w:rPr>
               <w:noProof/>
             </w:rPr>
-            <w:t>17</w:t>
+            <w:t>31</w:t>
           </w:r>
         </w:fldSimple>
       </w:p>
@@ -4098,36 +4407,6 @@
       </w:pPr>
       <w:r>
         <w:continuationSeparator/>
-      </w:r>
-    </w:p>
-  </w:footnote>
-  <w:footnote w:id="1">
-    <w:p>
-      <w:pPr>
-        <w:pStyle w:val="FootnoteText"/>
-        <w:jc w:val="left"/>
-      </w:pPr>
-      <w:r>
-        <w:rPr>
-          <w:rStyle w:val="FootnoteReference"/>
-        </w:rPr>
-        <w:footnoteRef/>
-      </w:r>
-      <w:r>
-        <w:t xml:space="preserve"> </w:t>
-      </w:r>
-      <w:r>
-        <w:t>https://kicklo.com/products/multifunctional-aluminium-alloy-hiking-stick</w:t>
-      </w:r>
-      <w:r>
-        <w:br/>
-        <w:t xml:space="preserve">(I like gadgets </w:t>
-      </w:r>
-      <w:r>
-        <w:sym w:font="Wingdings" w:char="F04A"/>
-      </w:r>
-      <w:r>
-        <w:t>)</w:t>
       </w:r>
     </w:p>
   </w:footnote>
@@ -6551,7 +6830,7 @@
 </file>
 
 <file path=customXml/itemProps1.xml><?xml version="1.0" encoding="utf-8"?>
-<ds:datastoreItem xmlns:ds="http://schemas.openxmlformats.org/officeDocument/2006/customXml" ds:itemID="{1BEFF644-3DA3-4453-A638-34179B216B1E}">
+<ds:datastoreItem xmlns:ds="http://schemas.openxmlformats.org/officeDocument/2006/customXml" ds:itemID="{2920FA17-F15B-4A84-9905-3EB7025F9289}">
   <ds:schemaRefs>
     <ds:schemaRef ds:uri="http://schemas.openxmlformats.org/officeDocument/2006/bibliography"/>
   </ds:schemaRefs>
